--- a/docs/v2/output/Celestial_Navigation_Manual_v2.docx
+++ b/docs/v2/output/Celestial_Navigation_Manual_v2.docx
@@ -54,9 +54,9 @@
       </w:pPr>
       <w:r>
         <w:rPr/>
-        <w:t>Celestial Navigation plugin 2.6 development fork</w:t>
+        <w:t>Celestial Navigation plugin 2.7.9 development fork</w:t>
         <w:br/>
-        <w:t>Documentation revision 15 August 2026</w:t>
+        <w:t>Documentation revision 2 September 2026</w:t>
       </w:r>
     </w:p>
     <w:p>
@@ -78,7 +78,6 @@
         <w:pStyle w:val="Heading1first"/>
         <w:bidi w:val="0"/>
         <w:ind w:hanging="0" w:start="0" w:end="0"/>
-        <w:jc w:val="start"/>
         <w:rPr/>
       </w:pPr>
       <w:bookmarkStart w:id="0" w:name="about"/>
@@ -92,7 +91,6 @@
       <w:pPr>
         <w:pStyle w:val="BodyText"/>
         <w:bidi w:val="0"/>
-        <w:jc w:val="start"/>
         <w:rPr/>
       </w:pPr>
       <w:r>
@@ -106,7 +104,6 @@
         <w:bidi w:val="0"/>
         <w:spacing w:before="0" w:after="0"/>
         <w:ind w:hanging="0" w:start="0" w:end="0"/>
-        <w:jc w:val="start"/>
         <w:rPr>
           <w:shd w:fill="EDF8F5" w:val="clear"/>
         </w:rPr>
@@ -131,7 +128,6 @@
         <w:pStyle w:val="BodyText"/>
         <w:bidi w:val="0"/>
         <w:ind w:hanging="0" w:start="0" w:end="0"/>
-        <w:jc w:val="start"/>
         <w:rPr>
           <w:shd w:fill="FFF0F0" w:val="clear"/>
         </w:rPr>
@@ -155,7 +151,6 @@
       <w:pPr>
         <w:pStyle w:val="BodyText"/>
         <w:bidi w:val="0"/>
-        <w:jc w:val="start"/>
         <w:rPr/>
       </w:pPr>
       <w:r>
@@ -168,7 +163,6 @@
         <w:pStyle w:val="Heading2"/>
         <w:bidi w:val="0"/>
         <w:ind w:hanging="0" w:start="0" w:end="0"/>
-        <w:jc w:val="start"/>
         <w:rPr/>
       </w:pPr>
       <w:bookmarkStart w:id="1" w:name="how-to-use"/>
@@ -192,7 +186,6 @@
         <w:bidi w:val="0"/>
         <w:spacing w:before="0" w:after="0"/>
         <w:ind w:hanging="283" w:start="709"/>
-        <w:jc w:val="start"/>
         <w:rPr/>
       </w:pPr>
       <w:r>
@@ -214,7 +207,6 @@
         <w:bidi w:val="0"/>
         <w:spacing w:before="0" w:after="0"/>
         <w:ind w:hanging="283" w:start="709"/>
-        <w:jc w:val="start"/>
         <w:rPr/>
       </w:pPr>
       <w:r>
@@ -236,7 +228,6 @@
         <w:bidi w:val="0"/>
         <w:spacing w:before="0" w:after="0"/>
         <w:ind w:hanging="283" w:start="709"/>
-        <w:jc w:val="start"/>
         <w:rPr/>
       </w:pPr>
       <w:r>
@@ -258,7 +249,6 @@
         <w:bidi w:val="0"/>
         <w:spacing w:before="0" w:after="0"/>
         <w:ind w:hanging="283" w:start="709"/>
-        <w:jc w:val="start"/>
         <w:rPr/>
       </w:pPr>
       <w:r>
@@ -279,7 +269,6 @@
         </w:tabs>
         <w:bidi w:val="0"/>
         <w:ind w:hanging="283" w:start="709"/>
-        <w:jc w:val="start"/>
         <w:rPr/>
       </w:pPr>
       <w:r>
@@ -292,7 +281,6 @@
         <w:pStyle w:val="Heading2"/>
         <w:bidi w:val="0"/>
         <w:ind w:hanging="0" w:start="0" w:end="0"/>
-        <w:jc w:val="start"/>
         <w:rPr/>
       </w:pPr>
       <w:bookmarkStart w:id="2" w:name="notation-quick"/>
@@ -379,7 +367,6 @@
               <w:pStyle w:val="TableContents"/>
               <w:bidi w:val="0"/>
               <w:spacing w:before="0" w:after="283"/>
-              <w:jc w:val="start"/>
               <w:rPr/>
             </w:pPr>
             <w:r>
@@ -399,7 +386,6 @@
               <w:pStyle w:val="TableContents"/>
               <w:bidi w:val="0"/>
               <w:spacing w:before="0" w:after="283"/>
-              <w:jc w:val="start"/>
               <w:rPr/>
             </w:pPr>
             <w:r>
@@ -422,7 +408,6 @@
               <w:pStyle w:val="TableContents"/>
               <w:bidi w:val="0"/>
               <w:spacing w:before="0" w:after="283"/>
-              <w:jc w:val="start"/>
               <w:rPr/>
             </w:pPr>
             <w:r>
@@ -442,7 +427,6 @@
               <w:pStyle w:val="TableContents"/>
               <w:bidi w:val="0"/>
               <w:spacing w:before="0" w:after="283"/>
-              <w:jc w:val="start"/>
               <w:rPr/>
             </w:pPr>
             <w:r>
@@ -465,7 +449,6 @@
               <w:pStyle w:val="TableContents"/>
               <w:bidi w:val="0"/>
               <w:spacing w:before="0" w:after="283"/>
-              <w:jc w:val="start"/>
               <w:rPr/>
             </w:pPr>
             <w:r>
@@ -485,7 +468,6 @@
               <w:pStyle w:val="TableContents"/>
               <w:bidi w:val="0"/>
               <w:spacing w:before="0" w:after="283"/>
-              <w:jc w:val="start"/>
               <w:rPr/>
             </w:pPr>
             <w:r>
@@ -508,7 +490,6 @@
               <w:pStyle w:val="TableContents"/>
               <w:bidi w:val="0"/>
               <w:spacing w:before="0" w:after="283"/>
-              <w:jc w:val="start"/>
               <w:rPr/>
             </w:pPr>
             <w:r>
@@ -528,7 +509,6 @@
               <w:pStyle w:val="TableContents"/>
               <w:bidi w:val="0"/>
               <w:spacing w:before="0" w:after="283"/>
-              <w:jc w:val="start"/>
               <w:rPr/>
             </w:pPr>
             <w:r>
@@ -551,7 +531,6 @@
               <w:pStyle w:val="TableContents"/>
               <w:bidi w:val="0"/>
               <w:spacing w:before="0" w:after="283"/>
-              <w:jc w:val="start"/>
               <w:rPr/>
             </w:pPr>
             <w:r>
@@ -571,7 +550,6 @@
               <w:pStyle w:val="TableContents"/>
               <w:bidi w:val="0"/>
               <w:spacing w:before="0" w:after="283"/>
-              <w:jc w:val="start"/>
               <w:rPr/>
             </w:pPr>
             <w:r>
@@ -594,7 +572,6 @@
               <w:pStyle w:val="TableContents"/>
               <w:bidi w:val="0"/>
               <w:spacing w:before="0" w:after="283"/>
-              <w:jc w:val="start"/>
               <w:rPr/>
             </w:pPr>
             <w:r>
@@ -614,7 +591,6 @@
               <w:pStyle w:val="TableContents"/>
               <w:bidi w:val="0"/>
               <w:spacing w:before="0" w:after="283"/>
-              <w:jc w:val="start"/>
               <w:rPr/>
             </w:pPr>
             <w:r>
@@ -637,7 +613,6 @@
               <w:pStyle w:val="TableContents"/>
               <w:bidi w:val="0"/>
               <w:spacing w:before="0" w:after="283"/>
-              <w:jc w:val="start"/>
               <w:rPr/>
             </w:pPr>
             <w:r>
@@ -657,7 +632,6 @@
               <w:pStyle w:val="TableContents"/>
               <w:bidi w:val="0"/>
               <w:spacing w:before="0" w:after="283"/>
-              <w:jc w:val="start"/>
               <w:rPr/>
             </w:pPr>
             <w:r>
@@ -680,7 +654,6 @@
               <w:pStyle w:val="TableContents"/>
               <w:bidi w:val="0"/>
               <w:spacing w:before="0" w:after="283"/>
-              <w:jc w:val="start"/>
               <w:rPr/>
             </w:pPr>
             <w:r>
@@ -700,7 +673,6 @@
               <w:pStyle w:val="TableContents"/>
               <w:bidi w:val="0"/>
               <w:spacing w:before="0" w:after="283"/>
-              <w:jc w:val="start"/>
               <w:rPr/>
             </w:pPr>
             <w:r>
@@ -723,7 +695,6 @@
               <w:pStyle w:val="TableContents"/>
               <w:bidi w:val="0"/>
               <w:spacing w:before="0" w:after="283"/>
-              <w:jc w:val="start"/>
               <w:rPr/>
             </w:pPr>
             <w:r>
@@ -743,7 +714,6 @@
               <w:pStyle w:val="TableContents"/>
               <w:bidi w:val="0"/>
               <w:spacing w:before="0" w:after="283"/>
-              <w:jc w:val="start"/>
               <w:rPr/>
             </w:pPr>
             <w:r>
@@ -766,7 +736,6 @@
               <w:pStyle w:val="TableContents"/>
               <w:bidi w:val="0"/>
               <w:spacing w:before="0" w:after="283"/>
-              <w:jc w:val="start"/>
               <w:rPr/>
             </w:pPr>
             <w:r>
@@ -786,7 +755,6 @@
               <w:pStyle w:val="TableContents"/>
               <w:bidi w:val="0"/>
               <w:spacing w:before="0" w:after="283"/>
-              <w:jc w:val="start"/>
               <w:rPr/>
             </w:pPr>
             <w:r>
@@ -809,7 +777,6 @@
               <w:pStyle w:val="TableContents"/>
               <w:bidi w:val="0"/>
               <w:spacing w:before="0" w:after="283"/>
-              <w:jc w:val="start"/>
               <w:rPr/>
             </w:pPr>
             <w:r>
@@ -829,7 +796,6 @@
               <w:pStyle w:val="TableContents"/>
               <w:bidi w:val="0"/>
               <w:spacing w:before="0" w:after="283"/>
-              <w:jc w:val="start"/>
               <w:rPr/>
             </w:pPr>
             <w:r>
@@ -852,7 +818,6 @@
               <w:pStyle w:val="TableContents"/>
               <w:bidi w:val="0"/>
               <w:spacing w:before="0" w:after="283"/>
-              <w:jc w:val="start"/>
               <w:rPr/>
             </w:pPr>
             <w:r>
@@ -872,7 +837,6 @@
               <w:pStyle w:val="TableContents"/>
               <w:bidi w:val="0"/>
               <w:spacing w:before="0" w:after="283"/>
-              <w:jc w:val="start"/>
               <w:rPr/>
             </w:pPr>
             <w:r>
@@ -895,7 +859,6 @@
               <w:pStyle w:val="TableContents"/>
               <w:bidi w:val="0"/>
               <w:spacing w:before="0" w:after="283"/>
-              <w:jc w:val="start"/>
               <w:rPr/>
             </w:pPr>
             <w:r>
@@ -915,7 +878,6 @@
               <w:pStyle w:val="TableContents"/>
               <w:bidi w:val="0"/>
               <w:spacing w:before="0" w:after="283"/>
-              <w:jc w:val="start"/>
               <w:rPr/>
             </w:pPr>
             <w:r>
@@ -931,7 +893,6 @@
         <w:pStyle w:val="Heading2"/>
         <w:bidi w:val="0"/>
         <w:ind w:hanging="0" w:start="0" w:end="0"/>
-        <w:jc w:val="start"/>
         <w:rPr/>
       </w:pPr>
       <w:bookmarkStart w:id="3" w:name="contents"/>
@@ -955,7 +916,6 @@
         <w:bidi w:val="0"/>
         <w:spacing w:before="0" w:after="0"/>
         <w:ind w:hanging="283" w:start="709"/>
-        <w:jc w:val="start"/>
         <w:rPr/>
       </w:pPr>
       <w:hyperlink w:anchor="principle">
@@ -985,7 +945,6 @@
         <w:bidi w:val="0"/>
         <w:spacing w:before="0" w:after="0"/>
         <w:ind w:hanging="283" w:start="709"/>
-        <w:jc w:val="start"/>
         <w:rPr/>
       </w:pPr>
       <w:hyperlink w:anchor="circle">
@@ -1015,7 +974,6 @@
         <w:bidi w:val="0"/>
         <w:spacing w:before="0" w:after="0"/>
         <w:ind w:hanging="283" w:start="709"/>
-        <w:jc w:val="start"/>
         <w:rPr/>
       </w:pPr>
       <w:hyperlink w:anchor="lop">
@@ -1045,7 +1003,6 @@
         <w:bidi w:val="0"/>
         <w:spacing w:before="0" w:after="0"/>
         <w:ind w:hanging="283" w:start="709"/>
-        <w:jc w:val="start"/>
         <w:rPr/>
       </w:pPr>
       <w:hyperlink w:anchor="corrections">
@@ -1075,7 +1032,6 @@
         <w:bidi w:val="0"/>
         <w:spacing w:before="0" w:after="0"/>
         <w:ind w:hanging="283" w:start="709"/>
-        <w:jc w:val="start"/>
         <w:rPr/>
       </w:pPr>
       <w:hyperlink w:anchor="fixes">
@@ -1105,7 +1061,6 @@
         <w:bidi w:val="0"/>
         <w:spacing w:before="0" w:after="0"/>
         <w:ind w:hanging="283" w:start="709"/>
-        <w:jc w:val="start"/>
         <w:rPr/>
       </w:pPr>
       <w:hyperlink w:anchor="time">
@@ -1135,7 +1090,6 @@
         <w:bidi w:val="0"/>
         <w:spacing w:before="0" w:after="0"/>
         <w:ind w:hanging="283" w:start="709"/>
-        <w:jc w:val="start"/>
         <w:rPr/>
       </w:pPr>
       <w:hyperlink w:anchor="interface">
@@ -1165,7 +1119,6 @@
         <w:bidi w:val="0"/>
         <w:spacing w:before="0" w:after="0"/>
         <w:ind w:hanging="283" w:start="709"/>
-        <w:jc w:val="start"/>
         <w:rPr/>
       </w:pPr>
       <w:hyperlink w:anchor="altitude-workflow">
@@ -1195,7 +1148,6 @@
         <w:bidi w:val="0"/>
         <w:spacing w:before="0" w:after="0"/>
         <w:ind w:hanging="283" w:start="709"/>
-        <w:jc w:val="start"/>
         <w:rPr/>
       </w:pPr>
       <w:hyperlink w:anchor="planner">
@@ -1225,7 +1177,6 @@
         <w:bidi w:val="0"/>
         <w:spacing w:before="0" w:after="0"/>
         <w:ind w:hanging="283" w:start="709"/>
-        <w:jc w:val="start"/>
         <w:rPr/>
       </w:pPr>
       <w:hyperlink w:anchor="running">
@@ -1255,7 +1206,6 @@
         <w:bidi w:val="0"/>
         <w:spacing w:before="0" w:after="0"/>
         <w:ind w:hanging="283" w:start="709"/>
-        <w:jc w:val="start"/>
         <w:rPr/>
       </w:pPr>
       <w:hyperlink w:anchor="analysis">
@@ -1285,7 +1235,6 @@
         <w:bidi w:val="0"/>
         <w:spacing w:before="0" w:after="0"/>
         <w:ind w:hanging="283" w:start="709"/>
-        <w:jc w:val="start"/>
         <w:rPr/>
       </w:pPr>
       <w:hyperlink w:anchor="lunar">
@@ -1315,7 +1264,6 @@
         <w:bidi w:val="0"/>
         <w:spacing w:before="0" w:after="0"/>
         <w:ind w:hanging="283" w:start="709"/>
-        <w:jc w:val="start"/>
         <w:rPr/>
       </w:pPr>
       <w:hyperlink w:anchor="horizon">
@@ -1345,7 +1293,6 @@
         <w:bidi w:val="0"/>
         <w:spacing w:before="0" w:after="0"/>
         <w:ind w:hanging="283" w:start="709"/>
-        <w:jc w:val="start"/>
         <w:rPr/>
       </w:pPr>
       <w:hyperlink w:anchor="coastal">
@@ -1375,7 +1322,6 @@
         <w:bidi w:val="0"/>
         <w:spacing w:before="0" w:after="0"/>
         <w:ind w:hanging="283" w:start="709"/>
-        <w:jc w:val="start"/>
         <w:rPr/>
       </w:pPr>
       <w:hyperlink w:anchor="eclipses">
@@ -1405,7 +1351,6 @@
         <w:bidi w:val="0"/>
         <w:spacing w:before="0" w:after="0"/>
         <w:ind w:hanging="283" w:start="709"/>
-        <w:jc w:val="start"/>
         <w:rPr/>
       </w:pPr>
       <w:hyperlink w:anchor="troubleshooting">
@@ -1435,7 +1380,6 @@
         <w:bidi w:val="0"/>
         <w:spacing w:before="0" w:after="0"/>
         <w:ind w:hanging="283" w:start="709"/>
-        <w:jc w:val="start"/>
         <w:rPr/>
       </w:pPr>
       <w:hyperlink w:anchor="abbreviations">
@@ -1465,7 +1409,6 @@
         <w:bidi w:val="0"/>
         <w:spacing w:before="0" w:after="0"/>
         <w:ind w:hanging="283" w:start="709"/>
-        <w:jc w:val="start"/>
         <w:rPr/>
       </w:pPr>
       <w:hyperlink w:anchor="glossary">
@@ -1495,7 +1438,6 @@
         <w:bidi w:val="0"/>
         <w:spacing w:before="0" w:after="0"/>
         <w:ind w:hanging="283" w:start="709"/>
-        <w:jc w:val="start"/>
         <w:rPr/>
       </w:pPr>
       <w:hyperlink w:anchor="formulae">
@@ -1524,7 +1466,6 @@
         </w:tabs>
         <w:bidi w:val="0"/>
         <w:ind w:hanging="283" w:start="709"/>
-        <w:jc w:val="start"/>
         <w:rPr/>
       </w:pPr>
       <w:hyperlink w:anchor="references">
@@ -1545,7 +1486,6 @@
         <w:pStyle w:val="Heading1"/>
         <w:bidi w:val="0"/>
         <w:ind w:hanging="0" w:start="0" w:end="0"/>
-        <w:jc w:val="start"/>
         <w:rPr/>
       </w:pPr>
       <w:bookmarkStart w:id="4" w:name="principle"/>
@@ -1559,7 +1499,6 @@
       <w:pPr>
         <w:pStyle w:val="BodyText"/>
         <w:bidi w:val="0"/>
-        <w:jc w:val="start"/>
         <w:rPr/>
       </w:pPr>
       <w:r>
@@ -1572,7 +1511,6 @@
         <w:pStyle w:val="Heading2"/>
         <w:bidi w:val="0"/>
         <w:ind w:hanging="0" w:start="0" w:end="0"/>
-        <w:jc w:val="start"/>
         <w:rPr/>
       </w:pPr>
       <w:bookmarkStart w:id="5" w:name="gp"/>
@@ -1586,7 +1524,6 @@
       <w:pPr>
         <w:pStyle w:val="BodyText"/>
         <w:bidi w:val="0"/>
-        <w:jc w:val="start"/>
         <w:rPr/>
       </w:pPr>
       <w:r>
@@ -1609,7 +1546,6 @@
         <w:pStyle w:val="Heading2"/>
         <w:bidi w:val="0"/>
         <w:ind w:hanging="0" w:start="0" w:end="0"/>
-        <w:jc w:val="start"/>
         <w:rPr/>
       </w:pPr>
       <w:bookmarkStart w:id="6" w:name="altitude"/>
@@ -1623,7 +1559,6 @@
       <w:pPr>
         <w:pStyle w:val="BodyText"/>
         <w:bidi w:val="0"/>
-        <w:jc w:val="start"/>
         <w:rPr/>
       </w:pPr>
       <w:r>
@@ -1673,7 +1608,6 @@
       <w:pPr>
         <w:pStyle w:val="BodyText"/>
         <w:bidi w:val="0"/>
-        <w:jc w:val="start"/>
         <w:rPr/>
       </w:pPr>
       <w:r>
@@ -1730,7 +1664,6 @@
       <w:pPr>
         <w:pStyle w:val="BodyText"/>
         <w:bidi w:val="0"/>
-        <w:jc w:val="start"/>
         <w:rPr/>
       </w:pPr>
       <w:r>
@@ -1743,7 +1676,6 @@
         <w:pStyle w:val="BodyText"/>
         <w:bidi w:val="0"/>
         <w:ind w:hanging="0" w:start="0" w:end="0"/>
-        <w:jc w:val="start"/>
         <w:rPr>
           <w:shd w:fill="FFF8E6" w:val="clear"/>
         </w:rPr>
@@ -1768,7 +1700,6 @@
         <w:pStyle w:val="Heading1"/>
         <w:bidi w:val="0"/>
         <w:ind w:hanging="0" w:start="0" w:end="0"/>
-        <w:jc w:val="start"/>
         <w:rPr/>
       </w:pPr>
       <w:bookmarkStart w:id="7" w:name="circle"/>
@@ -1782,7 +1713,6 @@
       <w:pPr>
         <w:pStyle w:val="BodyText"/>
         <w:bidi w:val="0"/>
-        <w:jc w:val="start"/>
         <w:rPr/>
       </w:pPr>
       <w:r>
@@ -1805,7 +1735,6 @@
         <w:pStyle w:val="BodyText"/>
         <w:bidi w:val="0"/>
         <w:spacing w:before="0" w:after="0"/>
-        <w:jc w:val="start"/>
         <w:rPr/>
       </w:pPr>
       <w:r>
@@ -1863,7 +1792,6 @@
         <w:pStyle w:val="BodyText"/>
         <w:bidi w:val="0"/>
         <w:ind w:hanging="0" w:start="0" w:end="0"/>
-        <w:jc w:val="start"/>
         <w:rPr/>
       </w:pPr>
       <w:r>
@@ -1884,7 +1812,6 @@
       <w:pPr>
         <w:pStyle w:val="Heading2"/>
         <w:bidi w:val="0"/>
-        <w:jc w:val="start"/>
         <w:rPr/>
       </w:pPr>
       <w:r>
@@ -1896,7 +1823,6 @@
       <w:pPr>
         <w:pStyle w:val="BodyText"/>
         <w:bidi w:val="0"/>
-        <w:jc w:val="start"/>
         <w:rPr/>
       </w:pPr>
       <w:r>
@@ -1908,7 +1834,6 @@
       <w:pPr>
         <w:pStyle w:val="Heading2"/>
         <w:bidi w:val="0"/>
-        <w:jc w:val="start"/>
         <w:rPr/>
       </w:pPr>
       <w:r>
@@ -1920,7 +1845,6 @@
       <w:pPr>
         <w:pStyle w:val="BodyText"/>
         <w:bidi w:val="0"/>
-        <w:jc w:val="start"/>
         <w:rPr/>
       </w:pPr>
       <w:r>
@@ -1932,7 +1856,6 @@
       <w:pPr>
         <w:pStyle w:val="BodyText"/>
         <w:bidi w:val="0"/>
-        <w:jc w:val="start"/>
         <w:rPr/>
       </w:pPr>
       <w:r>
@@ -1989,7 +1912,6 @@
       <w:pPr>
         <w:pStyle w:val="BodyText"/>
         <w:bidi w:val="0"/>
-        <w:jc w:val="start"/>
         <w:rPr/>
       </w:pPr>
       <w:r>
@@ -2002,7 +1924,6 @@
         <w:pStyle w:val="Heading1"/>
         <w:bidi w:val="0"/>
         <w:ind w:hanging="0" w:start="0" w:end="0"/>
-        <w:jc w:val="start"/>
         <w:rPr/>
       </w:pPr>
       <w:bookmarkStart w:id="8" w:name="lop"/>
@@ -2016,7 +1937,6 @@
       <w:pPr>
         <w:pStyle w:val="BodyText"/>
         <w:bidi w:val="0"/>
-        <w:jc w:val="start"/>
         <w:rPr/>
       </w:pPr>
       <w:r>
@@ -2038,7 +1958,6 @@
       <w:pPr>
         <w:pStyle w:val="Heading2"/>
         <w:bidi w:val="0"/>
-        <w:jc w:val="start"/>
         <w:rPr/>
       </w:pPr>
       <w:r>
@@ -2050,7 +1969,6 @@
       <w:pPr>
         <w:pStyle w:val="BodyText"/>
         <w:bidi w:val="0"/>
-        <w:jc w:val="start"/>
         <w:rPr/>
       </w:pPr>
       <w:r>
@@ -2072,7 +1990,6 @@
         <w:bidi w:val="0"/>
         <w:spacing w:before="0" w:after="0"/>
         <w:ind w:hanging="283" w:start="709"/>
-        <w:jc w:val="start"/>
         <w:rPr/>
       </w:pPr>
       <w:r>
@@ -2099,7 +2016,6 @@
         </w:tabs>
         <w:bidi w:val="0"/>
         <w:ind w:hanging="283" w:start="709"/>
-        <w:jc w:val="start"/>
         <w:rPr/>
       </w:pPr>
       <w:r>
@@ -2117,7 +2033,6 @@
       <w:pPr>
         <w:pStyle w:val="BodyText"/>
         <w:bidi w:val="0"/>
-        <w:jc w:val="start"/>
         <w:rPr/>
       </w:pPr>
       <w:r>
@@ -2156,7 +2071,6 @@
         <w:bidi w:val="0"/>
         <w:spacing w:before="0" w:after="0"/>
         <w:ind w:hanging="283" w:start="709"/>
-        <w:jc w:val="start"/>
         <w:rPr/>
       </w:pPr>
       <w:r>
@@ -2188,7 +2102,6 @@
         <w:bidi w:val="0"/>
         <w:spacing w:before="0" w:after="0"/>
         <w:ind w:hanging="283" w:start="709"/>
-        <w:jc w:val="start"/>
         <w:rPr/>
       </w:pPr>
       <w:r>
@@ -2219,7 +2132,6 @@
         </w:tabs>
         <w:bidi w:val="0"/>
         <w:ind w:hanging="283" w:start="709"/>
-        <w:jc w:val="start"/>
         <w:rPr/>
       </w:pPr>
       <w:r>
@@ -2232,7 +2144,6 @@
         <w:pStyle w:val="BodyText"/>
         <w:bidi w:val="0"/>
         <w:spacing w:before="0" w:after="0"/>
-        <w:jc w:val="start"/>
         <w:rPr/>
       </w:pPr>
       <w:r>
@@ -2290,7 +2201,6 @@
         <w:pStyle w:val="BodyText"/>
         <w:bidi w:val="0"/>
         <w:ind w:hanging="0" w:start="0" w:end="0"/>
-        <w:jc w:val="start"/>
         <w:rPr/>
       </w:pPr>
       <w:r>
@@ -2312,7 +2222,6 @@
         <w:pStyle w:val="Heading1"/>
         <w:bidi w:val="0"/>
         <w:ind w:hanging="0" w:start="0" w:end="0"/>
-        <w:jc w:val="start"/>
         <w:rPr/>
       </w:pPr>
       <w:bookmarkStart w:id="9" w:name="corrections"/>
@@ -2326,7 +2235,6 @@
       <w:pPr>
         <w:pStyle w:val="BodyText"/>
         <w:bidi w:val="0"/>
-        <w:jc w:val="start"/>
         <w:rPr/>
       </w:pPr>
       <w:r>
@@ -2338,7 +2246,6 @@
       <w:pPr>
         <w:pStyle w:val="BodyText"/>
         <w:bidi w:val="0"/>
-        <w:jc w:val="start"/>
         <w:rPr/>
       </w:pPr>
       <w:r>
@@ -2395,7 +2302,6 @@
       <w:pPr>
         <w:pStyle w:val="Heading2"/>
         <w:bidi w:val="0"/>
-        <w:jc w:val="start"/>
         <w:rPr/>
       </w:pPr>
       <w:r>
@@ -2480,7 +2386,6 @@
               <w:pStyle w:val="TableContents"/>
               <w:bidi w:val="0"/>
               <w:spacing w:before="0" w:after="283"/>
-              <w:jc w:val="start"/>
               <w:rPr/>
             </w:pPr>
             <w:r>
@@ -2500,7 +2405,6 @@
               <w:pStyle w:val="TableContents"/>
               <w:bidi w:val="0"/>
               <w:spacing w:before="0" w:after="283"/>
-              <w:jc w:val="start"/>
               <w:rPr/>
             </w:pPr>
             <w:r>
@@ -2523,7 +2427,6 @@
               <w:pStyle w:val="TableContents"/>
               <w:bidi w:val="0"/>
               <w:spacing w:before="0" w:after="283"/>
-              <w:jc w:val="start"/>
               <w:rPr/>
             </w:pPr>
             <w:r>
@@ -2543,7 +2446,6 @@
               <w:pStyle w:val="TableContents"/>
               <w:bidi w:val="0"/>
               <w:spacing w:before="0" w:after="283"/>
-              <w:jc w:val="start"/>
               <w:rPr/>
             </w:pPr>
             <w:r>
@@ -2566,7 +2468,6 @@
               <w:pStyle w:val="TableContents"/>
               <w:bidi w:val="0"/>
               <w:spacing w:before="0" w:after="283"/>
-              <w:jc w:val="start"/>
               <w:rPr/>
             </w:pPr>
             <w:r>
@@ -2586,7 +2487,6 @@
               <w:pStyle w:val="TableContents"/>
               <w:bidi w:val="0"/>
               <w:spacing w:before="0" w:after="283"/>
-              <w:jc w:val="start"/>
               <w:rPr/>
             </w:pPr>
             <w:r>
@@ -2609,7 +2509,6 @@
               <w:pStyle w:val="TableContents"/>
               <w:bidi w:val="0"/>
               <w:spacing w:before="0" w:after="283"/>
-              <w:jc w:val="start"/>
               <w:rPr/>
             </w:pPr>
             <w:r>
@@ -2629,7 +2528,6 @@
               <w:pStyle w:val="TableContents"/>
               <w:bidi w:val="0"/>
               <w:spacing w:before="0" w:after="283"/>
-              <w:jc w:val="start"/>
               <w:rPr/>
             </w:pPr>
             <w:r>
@@ -2652,7 +2550,6 @@
               <w:pStyle w:val="TableContents"/>
               <w:bidi w:val="0"/>
               <w:spacing w:before="0" w:after="283"/>
-              <w:jc w:val="start"/>
               <w:rPr/>
             </w:pPr>
             <w:r>
@@ -2672,7 +2569,6 @@
               <w:pStyle w:val="TableContents"/>
               <w:bidi w:val="0"/>
               <w:spacing w:before="0" w:after="283"/>
-              <w:jc w:val="start"/>
               <w:rPr/>
             </w:pPr>
             <w:r>
@@ -2687,7 +2583,6 @@
       <w:pPr>
         <w:pStyle w:val="Heading2"/>
         <w:bidi w:val="0"/>
-        <w:jc w:val="start"/>
         <w:rPr/>
       </w:pPr>
       <w:r>
@@ -2699,7 +2594,6 @@
       <w:pPr>
         <w:pStyle w:val="BodyText"/>
         <w:bidi w:val="0"/>
-        <w:jc w:val="start"/>
         <w:rPr/>
       </w:pPr>
       <w:r>
@@ -2747,7 +2641,6 @@
       <w:pPr>
         <w:pStyle w:val="Heading2"/>
         <w:bidi w:val="0"/>
-        <w:jc w:val="start"/>
         <w:rPr/>
       </w:pPr>
       <w:r>
@@ -2759,7 +2652,6 @@
       <w:pPr>
         <w:pStyle w:val="BodyText"/>
         <w:bidi w:val="0"/>
-        <w:jc w:val="start"/>
         <w:rPr/>
       </w:pPr>
       <w:r>
@@ -2772,7 +2664,6 @@
         <w:pStyle w:val="Heading1"/>
         <w:bidi w:val="0"/>
         <w:ind w:hanging="0" w:start="0" w:end="0"/>
-        <w:jc w:val="start"/>
         <w:rPr/>
       </w:pPr>
       <w:bookmarkStart w:id="10" w:name="fixes"/>
@@ -2786,7 +2677,6 @@
       <w:pPr>
         <w:pStyle w:val="Heading2"/>
         <w:bidi w:val="0"/>
-        <w:jc w:val="start"/>
         <w:rPr/>
       </w:pPr>
       <w:r>
@@ -2798,7 +2688,6 @@
       <w:pPr>
         <w:pStyle w:val="BodyText"/>
         <w:bidi w:val="0"/>
-        <w:jc w:val="start"/>
         <w:rPr/>
       </w:pPr>
       <w:r>
@@ -2810,7 +2699,6 @@
       <w:pPr>
         <w:pStyle w:val="Heading2"/>
         <w:bidi w:val="0"/>
-        <w:jc w:val="start"/>
         <w:rPr/>
       </w:pPr>
       <w:r>
@@ -2822,7 +2710,6 @@
       <w:pPr>
         <w:pStyle w:val="BodyText"/>
         <w:bidi w:val="0"/>
-        <w:jc w:val="start"/>
         <w:rPr/>
       </w:pPr>
       <w:r>
@@ -2834,7 +2721,6 @@
       <w:pPr>
         <w:pStyle w:val="Heading2"/>
         <w:bidi w:val="0"/>
-        <w:jc w:val="start"/>
         <w:rPr/>
       </w:pPr>
       <w:r>
@@ -2846,7 +2732,6 @@
       <w:pPr>
         <w:pStyle w:val="BodyText"/>
         <w:bidi w:val="0"/>
-        <w:jc w:val="start"/>
         <w:rPr/>
       </w:pPr>
       <w:r>
@@ -2858,7 +2743,6 @@
       <w:pPr>
         <w:pStyle w:val="Heading2"/>
         <w:bidi w:val="0"/>
-        <w:jc w:val="start"/>
         <w:rPr/>
       </w:pPr>
       <w:r>
@@ -2870,7 +2754,6 @@
       <w:pPr>
         <w:pStyle w:val="BodyText"/>
         <w:bidi w:val="0"/>
-        <w:jc w:val="start"/>
         <w:rPr/>
       </w:pPr>
       <w:r>
@@ -2883,7 +2766,6 @@
         <w:pStyle w:val="Heading1"/>
         <w:bidi w:val="0"/>
         <w:ind w:hanging="0" w:start="0" w:end="0"/>
-        <w:jc w:val="start"/>
         <w:rPr/>
       </w:pPr>
       <w:bookmarkStart w:id="11" w:name="time"/>
@@ -2897,7 +2779,6 @@
       <w:pPr>
         <w:pStyle w:val="Heading2"/>
         <w:bidi w:val="0"/>
-        <w:jc w:val="start"/>
         <w:rPr/>
       </w:pPr>
       <w:r>
@@ -2909,7 +2790,6 @@
       <w:pPr>
         <w:pStyle w:val="BodyText"/>
         <w:bidi w:val="0"/>
-        <w:jc w:val="start"/>
         <w:rPr/>
       </w:pPr>
       <w:r>
@@ -2921,14 +2801,13 @@
       <w:pPr>
         <w:pStyle w:val="BodyText"/>
         <w:bidi w:val="0"/>
-        <w:jc w:val="start"/>
         <w:rPr/>
       </w:pPr>
       <w:r>
         <w:rPr/>
         <w:drawing>
           <wp:inline distT="0" distB="0" distL="0" distR="0">
-            <wp:extent cx="5850000" cy="2992880"/>
+            <wp:extent cx="5850000" cy="2991302"/>
             <wp:effectExtent l="0" t="0" r="0" b="0"/>
             <wp:docPr id="6" name="Image6" title="Two globes comparing the predicted geographic position with correct UTC and a watch twenty minutes slow."/>
             <wp:cNvGraphicFramePr>
@@ -2952,7 +2831,7 @@
                   <pic:spPr bwMode="auto">
                     <a:xfrm>
                       <a:off x="0" y="0"/>
-                      <a:ext cx="5850000" cy="2992880"/>
+                      <a:ext cx="5850000" cy="2991302"/>
                     </a:xfrm>
                     <a:prstGeom prst="rect">
                       <a:avLst/>
@@ -2978,7 +2857,6 @@
       <w:pPr>
         <w:pStyle w:val="Heading2"/>
         <w:bidi w:val="0"/>
-        <w:jc w:val="start"/>
         <w:rPr/>
       </w:pPr>
       <w:r>
@@ -2990,7 +2868,6 @@
       <w:pPr>
         <w:pStyle w:val="BodyText"/>
         <w:bidi w:val="0"/>
-        <w:jc w:val="start"/>
         <w:rPr/>
       </w:pPr>
       <w:r>
@@ -3002,7 +2879,6 @@
       <w:pPr>
         <w:pStyle w:val="Heading2"/>
         <w:bidi w:val="0"/>
-        <w:jc w:val="start"/>
         <w:rPr/>
       </w:pPr>
       <w:r>
@@ -3014,7 +2890,6 @@
       <w:pPr>
         <w:pStyle w:val="BodyText"/>
         <w:bidi w:val="0"/>
-        <w:jc w:val="start"/>
         <w:rPr/>
       </w:pPr>
       <w:r>
@@ -3027,7 +2902,6 @@
         <w:pStyle w:val="BodyText"/>
         <w:bidi w:val="0"/>
         <w:spacing w:before="0" w:after="0"/>
-        <w:jc w:val="start"/>
         <w:rPr/>
       </w:pPr>
       <w:r>
@@ -3101,7 +2975,6 @@
       <w:pPr>
         <w:pStyle w:val="BodyTextsmall"/>
         <w:bidi w:val="0"/>
-        <w:jc w:val="start"/>
         <w:rPr/>
       </w:pPr>
       <w:r>
@@ -3114,7 +2987,6 @@
         <w:pStyle w:val="Heading1"/>
         <w:bidi w:val="0"/>
         <w:ind w:hanging="0" w:start="0" w:end="0"/>
-        <w:jc w:val="start"/>
         <w:rPr/>
       </w:pPr>
       <w:bookmarkStart w:id="12" w:name="interface"/>
@@ -3128,7 +3000,6 @@
       <w:pPr>
         <w:pStyle w:val="Heading2"/>
         <w:bidi w:val="0"/>
-        <w:jc w:val="start"/>
         <w:rPr/>
       </w:pPr>
       <w:r>
@@ -3140,7 +3011,6 @@
       <w:pPr>
         <w:pStyle w:val="BodyText"/>
         <w:bidi w:val="0"/>
-        <w:jc w:val="start"/>
         <w:rPr/>
       </w:pPr>
       <w:r>
@@ -3225,7 +3095,6 @@
               <w:pStyle w:val="TableContents"/>
               <w:bidi w:val="0"/>
               <w:spacing w:before="0" w:after="283"/>
-              <w:jc w:val="start"/>
               <w:rPr/>
             </w:pPr>
             <w:r>
@@ -3245,7 +3114,6 @@
               <w:pStyle w:val="TableContents"/>
               <w:bidi w:val="0"/>
               <w:spacing w:before="0" w:after="283"/>
-              <w:jc w:val="start"/>
               <w:rPr/>
             </w:pPr>
             <w:r>
@@ -3268,7 +3136,6 @@
               <w:pStyle w:val="TableContents"/>
               <w:bidi w:val="0"/>
               <w:spacing w:before="0" w:after="283"/>
-              <w:jc w:val="start"/>
               <w:rPr/>
             </w:pPr>
             <w:r>
@@ -3288,7 +3155,6 @@
               <w:pStyle w:val="TableContents"/>
               <w:bidi w:val="0"/>
               <w:spacing w:before="0" w:after="283"/>
-              <w:jc w:val="start"/>
               <w:rPr/>
             </w:pPr>
             <w:r>
@@ -3311,7 +3177,6 @@
               <w:pStyle w:val="TableContents"/>
               <w:bidi w:val="0"/>
               <w:spacing w:before="0" w:after="283"/>
-              <w:jc w:val="start"/>
               <w:rPr/>
             </w:pPr>
             <w:r>
@@ -3331,7 +3196,6 @@
               <w:pStyle w:val="TableContents"/>
               <w:bidi w:val="0"/>
               <w:spacing w:before="0" w:after="283"/>
-              <w:jc w:val="start"/>
               <w:rPr/>
             </w:pPr>
             <w:r>
@@ -3354,7 +3218,6 @@
               <w:pStyle w:val="TableContents"/>
               <w:bidi w:val="0"/>
               <w:spacing w:before="0" w:after="283"/>
-              <w:jc w:val="start"/>
               <w:rPr/>
             </w:pPr>
             <w:r>
@@ -3374,7 +3237,6 @@
               <w:pStyle w:val="TableContents"/>
               <w:bidi w:val="0"/>
               <w:spacing w:before="0" w:after="283"/>
-              <w:jc w:val="start"/>
               <w:rPr/>
             </w:pPr>
             <w:r>
@@ -3397,7 +3259,6 @@
               <w:pStyle w:val="TableContents"/>
               <w:bidi w:val="0"/>
               <w:spacing w:before="0" w:after="283"/>
-              <w:jc w:val="start"/>
               <w:rPr/>
             </w:pPr>
             <w:r>
@@ -3417,7 +3278,6 @@
               <w:pStyle w:val="TableContents"/>
               <w:bidi w:val="0"/>
               <w:spacing w:before="0" w:after="283"/>
-              <w:jc w:val="start"/>
               <w:rPr/>
             </w:pPr>
             <w:r>
@@ -3440,7 +3300,6 @@
               <w:pStyle w:val="TableContents"/>
               <w:bidi w:val="0"/>
               <w:spacing w:before="0" w:after="283"/>
-              <w:jc w:val="start"/>
               <w:rPr/>
             </w:pPr>
             <w:r>
@@ -3460,7 +3319,6 @@
               <w:pStyle w:val="TableContents"/>
               <w:bidi w:val="0"/>
               <w:spacing w:before="0" w:after="283"/>
-              <w:jc w:val="start"/>
               <w:rPr/>
             </w:pPr>
             <w:r>
@@ -3483,7 +3341,6 @@
               <w:pStyle w:val="TableContents"/>
               <w:bidi w:val="0"/>
               <w:spacing w:before="0" w:after="283"/>
-              <w:jc w:val="start"/>
               <w:rPr/>
             </w:pPr>
             <w:r>
@@ -3503,7 +3360,6 @@
               <w:pStyle w:val="TableContents"/>
               <w:bidi w:val="0"/>
               <w:spacing w:before="0" w:after="283"/>
-              <w:jc w:val="start"/>
               <w:rPr/>
             </w:pPr>
             <w:r>
@@ -3526,7 +3382,6 @@
               <w:pStyle w:val="TableContents"/>
               <w:bidi w:val="0"/>
               <w:spacing w:before="0" w:after="283"/>
-              <w:jc w:val="start"/>
               <w:rPr/>
             </w:pPr>
             <w:r>
@@ -3546,7 +3401,6 @@
               <w:pStyle w:val="TableContents"/>
               <w:bidi w:val="0"/>
               <w:spacing w:before="0" w:after="283"/>
-              <w:jc w:val="start"/>
               <w:rPr/>
             </w:pPr>
             <w:r>
@@ -3569,7 +3423,6 @@
               <w:pStyle w:val="TableContents"/>
               <w:bidi w:val="0"/>
               <w:spacing w:before="0" w:after="283"/>
-              <w:jc w:val="start"/>
               <w:rPr/>
             </w:pPr>
             <w:r>
@@ -3589,7 +3442,6 @@
               <w:pStyle w:val="TableContents"/>
               <w:bidi w:val="0"/>
               <w:spacing w:before="0" w:after="283"/>
-              <w:jc w:val="start"/>
               <w:rPr/>
             </w:pPr>
             <w:r>
@@ -3612,7 +3464,6 @@
               <w:pStyle w:val="TableContents"/>
               <w:bidi w:val="0"/>
               <w:spacing w:before="0" w:after="283"/>
-              <w:jc w:val="start"/>
               <w:rPr/>
             </w:pPr>
             <w:r>
@@ -3632,7 +3483,6 @@
               <w:pStyle w:val="TableContents"/>
               <w:bidi w:val="0"/>
               <w:spacing w:before="0" w:after="283"/>
-              <w:jc w:val="start"/>
               <w:rPr/>
             </w:pPr>
             <w:r>
@@ -3655,7 +3505,6 @@
               <w:pStyle w:val="TableContents"/>
               <w:bidi w:val="0"/>
               <w:spacing w:before="0" w:after="283"/>
-              <w:jc w:val="start"/>
               <w:rPr/>
             </w:pPr>
             <w:r>
@@ -3675,7 +3524,6 @@
               <w:pStyle w:val="TableContents"/>
               <w:bidi w:val="0"/>
               <w:spacing w:before="0" w:after="283"/>
-              <w:jc w:val="start"/>
               <w:rPr/>
             </w:pPr>
             <w:r>
@@ -3698,7 +3546,6 @@
               <w:pStyle w:val="TableContents"/>
               <w:bidi w:val="0"/>
               <w:spacing w:before="0" w:after="283"/>
-              <w:jc w:val="start"/>
               <w:rPr/>
             </w:pPr>
             <w:r>
@@ -3718,7 +3565,6 @@
               <w:pStyle w:val="TableContents"/>
               <w:bidi w:val="0"/>
               <w:spacing w:before="0" w:after="283"/>
-              <w:jc w:val="start"/>
               <w:rPr/>
             </w:pPr>
             <w:r>
@@ -3741,7 +3587,6 @@
               <w:pStyle w:val="TableContents"/>
               <w:bidi w:val="0"/>
               <w:spacing w:before="0" w:after="283"/>
-              <w:jc w:val="start"/>
               <w:rPr/>
             </w:pPr>
             <w:r>
@@ -3761,7 +3606,6 @@
               <w:pStyle w:val="TableContents"/>
               <w:bidi w:val="0"/>
               <w:spacing w:before="0" w:after="283"/>
-              <w:jc w:val="start"/>
               <w:rPr/>
             </w:pPr>
             <w:r>
@@ -3774,9 +3618,19 @@
     </w:tbl>
     <w:p>
       <w:pPr>
+        <w:pStyle w:val="BodyText"/>
+        <w:bidi w:val="0"/>
+        <w:rPr/>
+      </w:pPr>
+      <w:r>
+        <w:rPr/>
+        <w:t>Creating a sight selects it and clears the previous selection. Deleting a selected sight moves the selection to an adjacent sight when one remains, so there is deliberately no unselected state while the list is non-empty.</w:t>
+      </w:r>
+    </w:p>
+    <w:p>
+      <w:pPr>
         <w:pStyle w:val="Heading2"/>
         <w:bidi w:val="0"/>
-        <w:jc w:val="start"/>
         <w:rPr/>
       </w:pPr>
       <w:r>
@@ -3788,7 +3642,6 @@
       <w:pPr>
         <w:pStyle w:val="BodyText"/>
         <w:bidi w:val="0"/>
-        <w:jc w:val="start"/>
         <w:rPr/>
       </w:pPr>
       <w:r>
@@ -3801,7 +3654,6 @@
         <w:pStyle w:val="BodyText"/>
         <w:bidi w:val="0"/>
         <w:ind w:hanging="0" w:start="0" w:end="0"/>
-        <w:jc w:val="start"/>
         <w:rPr/>
       </w:pPr>
       <w:r>
@@ -3822,7 +3674,6 @@
       <w:pPr>
         <w:pStyle w:val="BodyText"/>
         <w:bidi w:val="0"/>
-        <w:jc w:val="start"/>
         <w:rPr/>
       </w:pPr>
       <w:r>
@@ -3835,7 +3686,6 @@
         <w:pStyle w:val="Heading1"/>
         <w:bidi w:val="0"/>
         <w:ind w:hanging="0" w:start="0" w:end="0"/>
-        <w:jc w:val="start"/>
         <w:rPr/>
       </w:pPr>
       <w:bookmarkStart w:id="13" w:name="altitude-workflow"/>
@@ -3849,7 +3699,6 @@
       <w:pPr>
         <w:pStyle w:val="Heading2"/>
         <w:bidi w:val="0"/>
-        <w:jc w:val="start"/>
         <w:rPr/>
       </w:pPr>
       <w:r>
@@ -3871,7 +3720,6 @@
         <w:bidi w:val="0"/>
         <w:spacing w:before="0" w:after="0"/>
         <w:ind w:hanging="283" w:start="709"/>
-        <w:jc w:val="start"/>
         <w:rPr/>
       </w:pPr>
       <w:r>
@@ -3893,7 +3741,6 @@
         <w:bidi w:val="0"/>
         <w:spacing w:before="0" w:after="0"/>
         <w:ind w:hanging="283" w:start="709"/>
-        <w:jc w:val="start"/>
         <w:rPr/>
       </w:pPr>
       <w:r>
@@ -3915,7 +3762,6 @@
         <w:bidi w:val="0"/>
         <w:spacing w:before="0" w:after="0"/>
         <w:ind w:hanging="283" w:start="709"/>
-        <w:jc w:val="start"/>
         <w:rPr/>
       </w:pPr>
       <w:r>
@@ -3937,7 +3783,6 @@
         <w:bidi w:val="0"/>
         <w:spacing w:before="0" w:after="0"/>
         <w:ind w:hanging="283" w:start="709"/>
-        <w:jc w:val="start"/>
         <w:rPr/>
       </w:pPr>
       <w:r>
@@ -3968,7 +3813,6 @@
         </w:tabs>
         <w:bidi w:val="0"/>
         <w:ind w:hanging="283" w:start="709"/>
-        <w:jc w:val="start"/>
         <w:rPr/>
       </w:pPr>
       <w:r>
@@ -3980,7 +3824,6 @@
       <w:pPr>
         <w:pStyle w:val="Heading2"/>
         <w:bidi w:val="0"/>
-        <w:jc w:val="start"/>
         <w:rPr/>
       </w:pPr>
       <w:r>
@@ -4002,7 +3845,6 @@
         <w:bidi w:val="0"/>
         <w:spacing w:before="0" w:after="0"/>
         <w:ind w:hanging="283" w:start="709"/>
-        <w:jc w:val="start"/>
         <w:rPr/>
       </w:pPr>
       <w:r>
@@ -4044,7 +3886,6 @@
         <w:bidi w:val="0"/>
         <w:spacing w:before="0" w:after="0"/>
         <w:ind w:hanging="283" w:start="709"/>
-        <w:jc w:val="start"/>
         <w:rPr/>
       </w:pPr>
       <w:r>
@@ -4066,7 +3907,6 @@
         <w:bidi w:val="0"/>
         <w:spacing w:before="0" w:after="0"/>
         <w:ind w:hanging="283" w:start="709"/>
-        <w:jc w:val="start"/>
         <w:rPr/>
       </w:pPr>
       <w:r>
@@ -4088,7 +3928,6 @@
         <w:bidi w:val="0"/>
         <w:spacing w:before="0" w:after="0"/>
         <w:ind w:hanging="283" w:start="709"/>
-        <w:jc w:val="start"/>
         <w:rPr/>
       </w:pPr>
       <w:r>
@@ -4110,7 +3949,6 @@
         <w:bidi w:val="0"/>
         <w:spacing w:before="0" w:after="0"/>
         <w:ind w:hanging="283" w:start="709"/>
-        <w:jc w:val="start"/>
         <w:rPr/>
       </w:pPr>
       <w:r>
@@ -4132,7 +3970,6 @@
         <w:bidi w:val="0"/>
         <w:spacing w:before="0" w:after="0"/>
         <w:ind w:hanging="283" w:start="709"/>
-        <w:jc w:val="start"/>
         <w:rPr/>
       </w:pPr>
       <w:r>
@@ -4154,7 +3991,6 @@
         <w:bidi w:val="0"/>
         <w:spacing w:before="0" w:after="0"/>
         <w:ind w:hanging="283" w:start="709"/>
-        <w:jc w:val="start"/>
         <w:rPr/>
       </w:pPr>
       <w:r>
@@ -4176,7 +4012,6 @@
         <w:bidi w:val="0"/>
         <w:spacing w:before="0" w:after="0"/>
         <w:ind w:hanging="283" w:start="709"/>
-        <w:jc w:val="start"/>
         <w:rPr/>
       </w:pPr>
       <w:r>
@@ -4197,7 +4032,6 @@
         </w:tabs>
         <w:bidi w:val="0"/>
         <w:ind w:hanging="283" w:start="709"/>
-        <w:jc w:val="start"/>
         <w:rPr/>
       </w:pPr>
       <w:r>
@@ -4209,7 +4043,6 @@
       <w:pPr>
         <w:pStyle w:val="Heading2"/>
         <w:bidi w:val="0"/>
-        <w:jc w:val="start"/>
         <w:rPr/>
       </w:pPr>
       <w:r>
@@ -4231,7 +4064,6 @@
         <w:bidi w:val="0"/>
         <w:spacing w:before="0" w:after="0"/>
         <w:ind w:hanging="283" w:start="709"/>
-        <w:jc w:val="start"/>
         <w:rPr/>
       </w:pPr>
       <w:r>
@@ -4253,7 +4085,6 @@
         <w:bidi w:val="0"/>
         <w:spacing w:before="0" w:after="0"/>
         <w:ind w:hanging="283" w:start="709"/>
-        <w:jc w:val="start"/>
         <w:rPr/>
       </w:pPr>
       <w:r>
@@ -4275,7 +4106,6 @@
         <w:bidi w:val="0"/>
         <w:spacing w:before="0" w:after="0"/>
         <w:ind w:hanging="283" w:start="709"/>
-        <w:jc w:val="start"/>
         <w:rPr/>
       </w:pPr>
       <w:r>
@@ -4297,7 +4127,6 @@
         <w:bidi w:val="0"/>
         <w:spacing w:before="0" w:after="0"/>
         <w:ind w:hanging="283" w:start="709"/>
-        <w:jc w:val="start"/>
         <w:rPr/>
       </w:pPr>
       <w:r>
@@ -4319,7 +4148,6 @@
         <w:bidi w:val="0"/>
         <w:spacing w:before="0" w:after="0"/>
         <w:ind w:hanging="283" w:start="709"/>
-        <w:jc w:val="start"/>
         <w:rPr/>
       </w:pPr>
       <w:r>
@@ -4340,7 +4168,6 @@
         </w:tabs>
         <w:bidi w:val="0"/>
         <w:ind w:hanging="283" w:start="709"/>
-        <w:jc w:val="start"/>
         <w:rPr/>
       </w:pPr>
       <w:r>
@@ -4353,7 +4180,6 @@
         <w:pStyle w:val="Heading1"/>
         <w:bidi w:val="0"/>
         <w:ind w:hanging="0" w:start="0" w:end="0"/>
-        <w:jc w:val="start"/>
         <w:rPr/>
       </w:pPr>
       <w:bookmarkStart w:id="14" w:name="planner"/>
@@ -4367,7 +4193,6 @@
       <w:pPr>
         <w:pStyle w:val="BodyText"/>
         <w:bidi w:val="0"/>
-        <w:jc w:val="start"/>
         <w:rPr/>
       </w:pPr>
       <w:r>
@@ -4389,7 +4214,6 @@
       <w:pPr>
         <w:pStyle w:val="Heading2"/>
         <w:bidi w:val="0"/>
-        <w:jc w:val="start"/>
         <w:rPr/>
       </w:pPr>
       <w:r>
@@ -4401,19 +4225,141 @@
       <w:pPr>
         <w:pStyle w:val="BodyText"/>
         <w:bidi w:val="0"/>
-        <w:jc w:val="start"/>
-        <w:rPr/>
-      </w:pPr>
-      <w:r>
-        <w:rPr/>
-        <w:t>Position can be manual, current boat position, chart cursor, selected sight DR or last calculated fix. Time can be now, the selected sight, or a manual date/time. Manual entry may be UTC or computer local time; displayed event times may independently be UTC, computer local time or a fixed offset. The calculation itself uses the correct internal time scale.</w:t>
+        <w:rPr/>
+      </w:pPr>
+      <w:r>
+        <w:rPr/>
+        <w:t>Position can be manual, current boat position, chart cursor, selected sight DR, last calculated fix, or an OpenCPN waypoint/place selected from the searchable list. Time can be now, the selected sight, or a manual date/time.</w:t>
+      </w:r>
+    </w:p>
+    <w:p>
+      <w:pPr>
+        <w:pStyle w:val="BodyText"/>
+        <w:bidi w:val="0"/>
+        <w:rPr/>
+      </w:pPr>
+      <w:r>
+        <w:rPr/>
+        <w:t xml:space="preserve">Manual input can be interpreted as UTC, computer local civil time, or ship zone time. Ship zone defaults to the conventional whole-hour offset suggested by longitude; disable </w:t>
+      </w:r>
+      <w:r>
+        <w:rPr>
+          <w:rStyle w:val="Strong"/>
+        </w:rPr>
+        <w:t>Auto zone from longitude</w:t>
+      </w:r>
+      <w:r>
+        <w:rPr/>
+        <w:t xml:space="preserve"> to select a manual offset in half-hour increments. East offsets are positive, west offsets negative. Conversion across midnight changes the UTC date correctly.</w:t>
+      </w:r>
+    </w:p>
+    <w:p>
+      <w:pPr>
+        <w:pStyle w:val="BodyText"/>
+        <w:bidi w:val="0"/>
+        <w:rPr/>
+      </w:pPr>
+      <w:r>
+        <w:rPr/>
+        <w:t xml:space="preserve">The default entry presentation is the unambiguous nautical form </w:t>
+      </w:r>
+      <w:r>
+        <w:rPr>
+          <w:rStyle w:val="Strong"/>
+        </w:rPr>
+        <w:t>YYYY-MM-DD</w:t>
+      </w:r>
+      <w:r>
+        <w:rPr/>
+        <w:t xml:space="preserve"> and </w:t>
+      </w:r>
+      <w:r>
+        <w:rPr>
+          <w:rStyle w:val="Strong"/>
+        </w:rPr>
+        <w:t>HH:MM:SS</w:t>
+      </w:r>
+      <w:r>
+        <w:rPr/>
+        <w:t xml:space="preserve">. Select </w:t>
+      </w:r>
+      <w:r>
+        <w:rPr>
+          <w:rStyle w:val="Strong"/>
+        </w:rPr>
+        <w:t>OpenCPN / platform format</w:t>
+      </w:r>
+      <w:r>
+        <w:rPr/>
+        <w:t xml:space="preserve"> to use the operating system's native date and time controls instead. This changes presentation only, not the instant. Displayed event times may independently be UTC, computer local time, local mean time, or a fixed offset. The calculation itself is normalized to UTC.</w:t>
+      </w:r>
+    </w:p>
+    <w:p>
+      <w:pPr>
+        <w:pStyle w:val="BodyText"/>
+        <w:bidi w:val="0"/>
+        <w:rPr/>
+      </w:pPr>
+      <w:r>
+        <w:rPr/>
+        <w:t xml:space="preserve">Editing latitude or longitude switches the position source to </w:t>
+      </w:r>
+      <w:r>
+        <w:rPr>
+          <w:rStyle w:val="Strong"/>
+        </w:rPr>
+        <w:t>Manual</w:t>
+      </w:r>
+      <w:r>
+        <w:rPr/>
+        <w:t xml:space="preserve">; editing date or time switches the time source to </w:t>
+      </w:r>
+      <w:r>
+        <w:rPr>
+          <w:rStyle w:val="Strong"/>
+        </w:rPr>
+        <w:t>Manual date/time</w:t>
+      </w:r>
+      <w:r>
+        <w:rPr/>
+        <w:t xml:space="preserve">. Valid edits to position, time, COG, SOG, zone offset or eye height automatically refresh the results after a short pause. </w:t>
+      </w:r>
+      <w:r>
+        <w:rPr>
+          <w:rStyle w:val="Strong"/>
+        </w:rPr>
+        <w:t>Calculate / refresh</w:t>
+      </w:r>
+      <w:r>
+        <w:rPr/>
+        <w:t xml:space="preserve"> remains available for an explicit update. Planner choices including COG/SOG and entry/display formats persist, but a newly opened planner starts its date/time at </w:t>
+      </w:r>
+      <w:r>
+        <w:rPr>
+          <w:rStyle w:val="Strong"/>
+        </w:rPr>
+        <w:t>Now</w:t>
+      </w:r>
+      <w:r>
+        <w:rPr/>
+        <w:t>. Eye height is reloaded from the main plugin defaults each time.</w:t>
+      </w:r>
+    </w:p>
+    <w:p>
+      <w:pPr>
+        <w:pStyle w:val="BodyText"/>
+        <w:bidi w:val="0"/>
+        <w:rPr/>
+      </w:pPr>
+      <w:r>
+        <w:rPr/>
+        <w:t>Eye height affects dip of the visible horizon used for rise and set. It does not alter the geometric body-centre Hc shown in the body table.</w:t>
       </w:r>
     </w:p>
     <w:p>
       <w:pPr>
         <w:pStyle w:val="Heading2"/>
         <w:bidi w:val="0"/>
-        <w:jc w:val="start"/>
         <w:rPr/>
       </w:pPr>
       <w:r>
@@ -4425,7 +4371,6 @@
       <w:pPr>
         <w:pStyle w:val="BodyText"/>
         <w:bidi w:val="0"/>
-        <w:jc w:val="start"/>
         <w:rPr/>
       </w:pPr>
       <w:r>
@@ -4437,7 +4382,6 @@
       <w:pPr>
         <w:pStyle w:val="Heading2"/>
         <w:bidi w:val="0"/>
-        <w:jc w:val="start"/>
         <w:rPr/>
       </w:pPr>
       <w:r>
@@ -4449,12 +4393,33 @@
       <w:pPr>
         <w:pStyle w:val="BodyText"/>
         <w:bidi w:val="0"/>
-        <w:jc w:val="start"/>
-        <w:rPr/>
-      </w:pPr>
-      <w:r>
-        <w:rPr/>
-        <w:t xml:space="preserve">The body list and sky plot show altitude, azimuth and usability. Suggested pairs and triads rank geometry and visibility; they are aids, not commands. Weather, deck obstruction, brightness, horizon quality and a navigator's ability to identify a body remain decisive. </w:t>
+        <w:rPr/>
+      </w:pPr>
+      <w:r>
+        <w:rPr/>
+        <w:t>The body list shows bodies between 10° and 75° geometric Hc with catalogue magnitude 3 or brighter. Click any column heading to sort the table; click it again to reverse the order. The individual score gives 65% weight to altitude near 40° and 35% to brightness, with a daylight/twilight penalty for stars. Planets currently receive no equivalent twilight penalty, so the score is not by itself a guarantee that Mercury or another planet is practically observable. Suggested pairs additionally favour a crossing angle near 90°; triads rank their two-dimensional bearing geometry separately.</w:t>
+      </w:r>
+    </w:p>
+    <w:p>
+      <w:pPr>
+        <w:pStyle w:val="BodyText"/>
+        <w:bidi w:val="0"/>
+        <w:rPr/>
+      </w:pPr>
+      <w:r>
+        <w:rPr/>
+        <w:t>The polar sky plot has independent magnitude limits of 1, 2 or 3 and can optionally show bodies below the horizon. Sun symbols are yellow, the Moon is blue, planets are red, stars rendered during daylight are grey, and below-horizon bodies are hollow. Labels are attempted only for the first 14 score-ranked bodies and are suppressed when they would overlap; an unlabeled dot does not mean the body is absent from the catalogue.</w:t>
+      </w:r>
+    </w:p>
+    <w:p>
+      <w:pPr>
+        <w:pStyle w:val="BodyText"/>
+        <w:bidi w:val="0"/>
+        <w:rPr/>
+      </w:pPr>
+      <w:r>
+        <w:rPr/>
+        <w:t xml:space="preserve">These rankings and the sky plot are planning aids, not commands. Weather, deck obstruction, glare, horizon quality and a navigator's ability to identify a body remain decisive. </w:t>
       </w:r>
       <w:r>
         <w:rPr>
@@ -4471,7 +4436,6 @@
       <w:pPr>
         <w:pStyle w:val="Heading2"/>
         <w:bidi w:val="0"/>
-        <w:jc w:val="start"/>
         <w:rPr/>
       </w:pPr>
       <w:r>
@@ -4483,7 +4447,6 @@
       <w:pPr>
         <w:pStyle w:val="BodyText"/>
         <w:bidi w:val="0"/>
-        <w:jc w:val="start"/>
         <w:rPr/>
       </w:pPr>
       <w:r>
@@ -4505,7 +4468,6 @@
       <w:pPr>
         <w:pStyle w:val="Heading2"/>
         <w:bidi w:val="0"/>
-        <w:jc w:val="start"/>
         <w:rPr/>
       </w:pPr>
       <w:r>
@@ -4517,7 +4479,6 @@
       <w:pPr>
         <w:pStyle w:val="BodyText"/>
         <w:bidi w:val="0"/>
-        <w:jc w:val="start"/>
         <w:rPr/>
       </w:pPr>
       <w:r>
@@ -4535,7 +4496,6 @@
       <w:pPr>
         <w:pStyle w:val="BodyText"/>
         <w:bidi w:val="0"/>
-        <w:jc w:val="start"/>
         <w:rPr/>
       </w:pPr>
       <w:r>
@@ -4557,7 +4517,6 @@
       <w:pPr>
         <w:pStyle w:val="Heading3"/>
         <w:bidi w:val="0"/>
-        <w:jc w:val="start"/>
         <w:rPr/>
       </w:pPr>
       <w:r>
@@ -4579,7 +4538,6 @@
         <w:bidi w:val="0"/>
         <w:spacing w:before="0" w:after="0"/>
         <w:ind w:hanging="283" w:start="709"/>
-        <w:jc w:val="start"/>
         <w:rPr/>
       </w:pPr>
       <w:r>
@@ -4607,7 +4565,6 @@
         <w:bidi w:val="0"/>
         <w:spacing w:before="0" w:after="0"/>
         <w:ind w:hanging="283" w:start="709"/>
-        <w:jc w:val="start"/>
         <w:rPr/>
       </w:pPr>
       <w:r>
@@ -4635,7 +4592,6 @@
         <w:bidi w:val="0"/>
         <w:spacing w:before="0" w:after="0"/>
         <w:ind w:hanging="283" w:start="709"/>
-        <w:jc w:val="start"/>
         <w:rPr/>
       </w:pPr>
       <w:r>
@@ -4663,7 +4619,6 @@
         <w:bidi w:val="0"/>
         <w:spacing w:before="0" w:after="0"/>
         <w:ind w:hanging="283" w:start="709"/>
-        <w:jc w:val="start"/>
         <w:rPr/>
       </w:pPr>
       <w:r>
@@ -4691,7 +4646,6 @@
         <w:bidi w:val="0"/>
         <w:spacing w:before="0" w:after="0"/>
         <w:ind w:hanging="283" w:start="709"/>
-        <w:jc w:val="start"/>
         <w:rPr/>
       </w:pPr>
       <w:r>
@@ -4718,7 +4672,6 @@
         </w:tabs>
         <w:bidi w:val="0"/>
         <w:ind w:hanging="283" w:start="709"/>
-        <w:jc w:val="start"/>
         <w:rPr/>
       </w:pPr>
       <w:r>
@@ -4736,7 +4689,6 @@
       <w:pPr>
         <w:pStyle w:val="BodyText"/>
         <w:bidi w:val="0"/>
-        <w:jc w:val="start"/>
         <w:rPr/>
       </w:pPr>
       <w:r>
@@ -4754,7 +4706,6 @@
       <w:pPr>
         <w:pStyle w:val="BodyText"/>
         <w:bidi w:val="0"/>
-        <w:jc w:val="start"/>
         <w:rPr/>
       </w:pPr>
       <w:r>
@@ -4782,7 +4733,6 @@
         <w:bidi w:val="0"/>
         <w:spacing w:before="0" w:after="0"/>
         <w:ind w:hanging="283" w:start="709"/>
-        <w:jc w:val="start"/>
         <w:rPr/>
       </w:pPr>
       <w:r>
@@ -4804,7 +4754,6 @@
         <w:bidi w:val="0"/>
         <w:spacing w:before="0" w:after="0"/>
         <w:ind w:hanging="283" w:start="709"/>
-        <w:jc w:val="start"/>
         <w:rPr/>
       </w:pPr>
       <w:r>
@@ -4826,7 +4775,6 @@
         <w:bidi w:val="0"/>
         <w:spacing w:before="0" w:after="0"/>
         <w:ind w:hanging="283" w:start="709"/>
-        <w:jc w:val="start"/>
         <w:rPr/>
       </w:pPr>
       <w:r>
@@ -4848,7 +4796,6 @@
         <w:bidi w:val="0"/>
         <w:spacing w:before="0" w:after="0"/>
         <w:ind w:hanging="283" w:start="709"/>
-        <w:jc w:val="start"/>
         <w:rPr/>
       </w:pPr>
       <w:r>
@@ -4870,7 +4817,6 @@
         <w:bidi w:val="0"/>
         <w:spacing w:before="0" w:after="0"/>
         <w:ind w:hanging="283" w:start="709"/>
-        <w:jc w:val="start"/>
         <w:rPr/>
       </w:pPr>
       <w:r>
@@ -4891,7 +4837,6 @@
         </w:tabs>
         <w:bidi w:val="0"/>
         <w:ind w:hanging="283" w:start="709"/>
-        <w:jc w:val="start"/>
         <w:rPr/>
       </w:pPr>
       <w:r>
@@ -4903,7 +4848,6 @@
       <w:pPr>
         <w:pStyle w:val="BodyText"/>
         <w:bidi w:val="0"/>
-        <w:jc w:val="start"/>
         <w:rPr/>
       </w:pPr>
       <w:r>
@@ -4925,7 +4869,6 @@
       <w:pPr>
         <w:pStyle w:val="Heading3"/>
         <w:bidi w:val="0"/>
-        <w:jc w:val="start"/>
         <w:rPr/>
       </w:pPr>
       <w:r>
@@ -4937,7 +4880,6 @@
       <w:pPr>
         <w:pStyle w:val="BodyText"/>
         <w:bidi w:val="0"/>
-        <w:jc w:val="start"/>
         <w:rPr/>
       </w:pPr>
       <w:r>
@@ -4949,7 +4891,6 @@
       <w:pPr>
         <w:pStyle w:val="BodyText"/>
         <w:bidi w:val="0"/>
-        <w:jc w:val="start"/>
         <w:rPr/>
       </w:pPr>
       <w:r>
@@ -4967,7 +4908,6 @@
       <w:pPr>
         <w:pStyle w:val="BodyText"/>
         <w:bidi w:val="0"/>
-        <w:jc w:val="start"/>
         <w:rPr/>
       </w:pPr>
       <w:r>
@@ -4979,7 +4919,6 @@
       <w:pPr>
         <w:pStyle w:val="Heading3"/>
         <w:bidi w:val="0"/>
-        <w:jc w:val="start"/>
         <w:rPr/>
       </w:pPr>
       <w:r>
@@ -4991,7 +4930,6 @@
       <w:pPr>
         <w:pStyle w:val="BodyText"/>
         <w:bidi w:val="0"/>
-        <w:jc w:val="start"/>
         <w:rPr/>
       </w:pPr>
       <w:r>
@@ -5003,7 +4941,6 @@
       <w:pPr>
         <w:pStyle w:val="Heading3"/>
         <w:bidi w:val="0"/>
-        <w:jc w:val="start"/>
         <w:rPr/>
       </w:pPr>
       <w:r>
@@ -5015,7 +4952,6 @@
       <w:pPr>
         <w:pStyle w:val="BodyText"/>
         <w:bidi w:val="0"/>
-        <w:jc w:val="start"/>
         <w:rPr/>
       </w:pPr>
       <w:r>
@@ -5037,7 +4973,6 @@
         <w:bidi w:val="0"/>
         <w:spacing w:before="0" w:after="0"/>
         <w:ind w:hanging="283" w:start="709"/>
-        <w:jc w:val="start"/>
         <w:rPr/>
       </w:pPr>
       <w:r>
@@ -5065,7 +5000,6 @@
         <w:bidi w:val="0"/>
         <w:spacing w:before="0" w:after="0"/>
         <w:ind w:hanging="283" w:start="709"/>
-        <w:jc w:val="start"/>
         <w:rPr/>
       </w:pPr>
       <w:r>
@@ -5093,7 +5027,6 @@
         <w:bidi w:val="0"/>
         <w:spacing w:before="0" w:after="0"/>
         <w:ind w:hanging="283" w:start="709"/>
-        <w:jc w:val="start"/>
         <w:rPr/>
       </w:pPr>
       <w:r>
@@ -5120,7 +5053,6 @@
         </w:tabs>
         <w:bidi w:val="0"/>
         <w:ind w:hanging="283" w:start="709"/>
-        <w:jc w:val="start"/>
         <w:rPr/>
       </w:pPr>
       <w:r>
@@ -5138,7 +5070,6 @@
       <w:pPr>
         <w:pStyle w:val="Heading3"/>
         <w:bidi w:val="0"/>
-        <w:jc w:val="start"/>
         <w:rPr/>
       </w:pPr>
       <w:r>
@@ -5150,7 +5081,6 @@
       <w:pPr>
         <w:pStyle w:val="BodyText"/>
         <w:bidi w:val="0"/>
-        <w:jc w:val="start"/>
         <w:rPr/>
       </w:pPr>
       <w:r>
@@ -5162,7 +5092,6 @@
       <w:pPr>
         <w:pStyle w:val="Heading3"/>
         <w:bidi w:val="0"/>
-        <w:jc w:val="start"/>
         <w:rPr/>
       </w:pPr>
       <w:r>
@@ -5174,7 +5103,6 @@
       <w:pPr>
         <w:pStyle w:val="BodyText"/>
         <w:bidi w:val="0"/>
-        <w:jc w:val="start"/>
         <w:rPr/>
       </w:pPr>
       <w:r>
@@ -5196,7 +5124,6 @@
       <w:pPr>
         <w:pStyle w:val="BodyText"/>
         <w:bidi w:val="0"/>
-        <w:jc w:val="start"/>
         <w:rPr/>
       </w:pPr>
       <w:r>
@@ -5215,7 +5142,6 @@
         <w:pStyle w:val="BodyText"/>
         <w:bidi w:val="0"/>
         <w:ind w:hanging="0" w:start="0" w:end="0"/>
-        <w:jc w:val="start"/>
         <w:rPr/>
       </w:pPr>
       <w:r>
@@ -5236,7 +5162,6 @@
       <w:pPr>
         <w:pStyle w:val="Heading2"/>
         <w:bidi w:val="0"/>
-        <w:jc w:val="start"/>
         <w:rPr/>
       </w:pPr>
       <w:r>
@@ -5248,7 +5173,6 @@
       <w:pPr>
         <w:pStyle w:val="BodyText"/>
         <w:bidi w:val="0"/>
-        <w:jc w:val="start"/>
         <w:rPr/>
       </w:pPr>
       <w:r>
@@ -5261,7 +5185,6 @@
         <w:pStyle w:val="Heading1"/>
         <w:bidi w:val="0"/>
         <w:ind w:hanging="0" w:start="0" w:end="0"/>
-        <w:jc w:val="start"/>
         <w:rPr/>
       </w:pPr>
       <w:bookmarkStart w:id="15" w:name="running"/>
@@ -5275,7 +5198,6 @@
       <w:pPr>
         <w:pStyle w:val="BodyText"/>
         <w:bidi w:val="0"/>
-        <w:jc w:val="start"/>
         <w:rPr/>
       </w:pPr>
       <w:r>
@@ -5287,7 +5209,6 @@
       <w:pPr>
         <w:pStyle w:val="BodyText"/>
         <w:bidi w:val="0"/>
-        <w:jc w:val="start"/>
         <w:rPr/>
       </w:pPr>
       <w:r>
@@ -5344,7 +5265,6 @@
       <w:pPr>
         <w:pStyle w:val="Heading2"/>
         <w:bidi w:val="0"/>
-        <w:jc w:val="start"/>
         <w:rPr/>
       </w:pPr>
       <w:r>
@@ -5366,7 +5286,6 @@
         <w:bidi w:val="0"/>
         <w:spacing w:before="0" w:after="0"/>
         <w:ind w:hanging="283" w:start="709"/>
-        <w:jc w:val="start"/>
         <w:rPr/>
       </w:pPr>
       <w:r>
@@ -5388,7 +5307,6 @@
         <w:bidi w:val="0"/>
         <w:spacing w:before="0" w:after="0"/>
         <w:ind w:hanging="283" w:start="709"/>
-        <w:jc w:val="start"/>
         <w:rPr/>
       </w:pPr>
       <w:r>
@@ -5410,7 +5328,6 @@
         <w:bidi w:val="0"/>
         <w:spacing w:before="0" w:after="0"/>
         <w:ind w:hanging="283" w:start="709"/>
-        <w:jc w:val="start"/>
         <w:rPr/>
       </w:pPr>
       <w:r>
@@ -5431,7 +5348,6 @@
         </w:tabs>
         <w:bidi w:val="0"/>
         <w:ind w:hanging="283" w:start="709"/>
-        <w:jc w:val="start"/>
         <w:rPr/>
       </w:pPr>
       <w:r>
@@ -5443,7 +5359,6 @@
       <w:pPr>
         <w:pStyle w:val="BodyText"/>
         <w:bidi w:val="0"/>
-        <w:jc w:val="start"/>
         <w:rPr/>
       </w:pPr>
       <w:r>
@@ -5456,7 +5371,6 @@
         <w:pStyle w:val="Heading1"/>
         <w:bidi w:val="0"/>
         <w:ind w:hanging="0" w:start="0" w:end="0"/>
-        <w:jc w:val="start"/>
         <w:rPr/>
       </w:pPr>
       <w:bookmarkStart w:id="16" w:name="analysis"/>
@@ -5470,7 +5384,6 @@
       <w:pPr>
         <w:pStyle w:val="Heading2"/>
         <w:bidi w:val="0"/>
-        <w:jc w:val="start"/>
         <w:rPr/>
       </w:pPr>
       <w:r>
@@ -5482,7 +5395,6 @@
       <w:pPr>
         <w:pStyle w:val="BodyText"/>
         <w:bidi w:val="0"/>
-        <w:jc w:val="start"/>
         <w:rPr/>
       </w:pPr>
       <w:r>
@@ -5504,7 +5416,6 @@
       <w:pPr>
         <w:pStyle w:val="Heading2"/>
         <w:bidi w:val="0"/>
-        <w:jc w:val="start"/>
         <w:rPr/>
       </w:pPr>
       <w:r>
@@ -5516,7 +5427,6 @@
       <w:pPr>
         <w:pStyle w:val="BodyText"/>
         <w:bidi w:val="0"/>
-        <w:jc w:val="start"/>
         <w:rPr/>
       </w:pPr>
       <w:r>
@@ -5538,7 +5448,6 @@
       <w:pPr>
         <w:pStyle w:val="Heading2"/>
         <w:bidi w:val="0"/>
-        <w:jc w:val="start"/>
         <w:rPr/>
       </w:pPr>
       <w:r>
@@ -5550,7 +5459,6 @@
       <w:pPr>
         <w:pStyle w:val="BodyText"/>
         <w:bidi w:val="0"/>
-        <w:jc w:val="start"/>
         <w:rPr/>
       </w:pPr>
       <w:r>
@@ -5573,7 +5481,6 @@
         <w:pStyle w:val="Heading1"/>
         <w:bidi w:val="0"/>
         <w:ind w:hanging="0" w:start="0" w:end="0"/>
-        <w:jc w:val="start"/>
         <w:rPr/>
       </w:pPr>
       <w:bookmarkStart w:id="17" w:name="lunar"/>
@@ -5587,7 +5494,6 @@
       <w:pPr>
         <w:pStyle w:val="BodyText"/>
         <w:bidi w:val="0"/>
-        <w:jc w:val="start"/>
         <w:rPr/>
       </w:pPr>
       <w:r>
@@ -5599,7 +5505,17 @@
       <w:pPr>
         <w:pStyle w:val="BodyText"/>
         <w:bidi w:val="0"/>
-        <w:jc w:val="start"/>
+        <w:rPr/>
+      </w:pPr>
+      <w:r>
+        <w:rPr/>
+        <w:t>For a Moon–Sun calculation, the solver uses the checksum-verified local JPL DE440s kernel when it has already been imported for the eclipse module. A Moon–planet or Moon–star calculation, or any installation without DE440s, uses the bundled analytical ephemeris. The result identifies the ephemeris source used. DE440s is optional for ordinary navigation, no calculation downloads data, and LOLA terrain is unrelated to lunar-distance clearing.</w:t>
+      </w:r>
+    </w:p>
+    <w:p>
+      <w:pPr>
+        <w:pStyle w:val="BodyText"/>
+        <w:bidi w:val="0"/>
         <w:rPr/>
       </w:pPr>
       <w:r>
@@ -5656,7 +5572,6 @@
       <w:pPr>
         <w:pStyle w:val="Heading2"/>
         <w:bidi w:val="0"/>
-        <w:jc w:val="start"/>
         <w:rPr/>
       </w:pPr>
       <w:r>
@@ -5678,7 +5593,6 @@
         <w:bidi w:val="0"/>
         <w:spacing w:before="0" w:after="0"/>
         <w:ind w:hanging="283" w:start="709"/>
-        <w:jc w:val="start"/>
         <w:rPr/>
       </w:pPr>
       <w:r>
@@ -5700,7 +5614,6 @@
         <w:bidi w:val="0"/>
         <w:spacing w:before="0" w:after="0"/>
         <w:ind w:hanging="283" w:start="709"/>
-        <w:jc w:val="start"/>
         <w:rPr/>
       </w:pPr>
       <w:r>
@@ -5722,7 +5635,6 @@
         <w:bidi w:val="0"/>
         <w:spacing w:before="0" w:after="0"/>
         <w:ind w:hanging="283" w:start="709"/>
-        <w:jc w:val="start"/>
         <w:rPr/>
       </w:pPr>
       <w:r>
@@ -5743,7 +5655,6 @@
         </w:tabs>
         <w:bidi w:val="0"/>
         <w:ind w:hanging="283" w:start="709"/>
-        <w:jc w:val="start"/>
         <w:rPr/>
       </w:pPr>
       <w:r>
@@ -5755,7 +5666,6 @@
       <w:pPr>
         <w:pStyle w:val="Heading2"/>
         <w:bidi w:val="0"/>
-        <w:jc w:val="start"/>
         <w:rPr/>
       </w:pPr>
       <w:r>
@@ -5767,7 +5677,6 @@
       <w:pPr>
         <w:pStyle w:val="BodyText"/>
         <w:bidi w:val="0"/>
-        <w:jc w:val="start"/>
         <w:rPr/>
       </w:pPr>
       <w:r>
@@ -5789,7 +5698,6 @@
       <w:pPr>
         <w:pStyle w:val="BodyText"/>
         <w:bidi w:val="0"/>
-        <w:jc w:val="start"/>
         <w:rPr/>
       </w:pPr>
       <w:r>
@@ -5811,7 +5719,6 @@
       <w:pPr>
         <w:pStyle w:val="Heading2"/>
         <w:bidi w:val="0"/>
-        <w:jc w:val="start"/>
         <w:rPr/>
       </w:pPr>
       <w:r>
@@ -5833,7 +5740,6 @@
         <w:bidi w:val="0"/>
         <w:spacing w:before="0" w:after="0"/>
         <w:ind w:hanging="283" w:start="709"/>
-        <w:jc w:val="start"/>
         <w:rPr/>
       </w:pPr>
       <w:r>
@@ -5865,7 +5771,6 @@
         <w:bidi w:val="0"/>
         <w:spacing w:before="0" w:after="0"/>
         <w:ind w:hanging="283" w:start="709"/>
-        <w:jc w:val="start"/>
         <w:rPr/>
       </w:pPr>
       <w:r>
@@ -5887,7 +5792,6 @@
         <w:bidi w:val="0"/>
         <w:spacing w:before="0" w:after="0"/>
         <w:ind w:hanging="283" w:start="709"/>
-        <w:jc w:val="start"/>
         <w:rPr/>
       </w:pPr>
       <w:r>
@@ -5909,7 +5813,6 @@
         <w:bidi w:val="0"/>
         <w:spacing w:before="0" w:after="0"/>
         <w:ind w:hanging="283" w:start="709"/>
-        <w:jc w:val="start"/>
         <w:rPr/>
       </w:pPr>
       <w:r>
@@ -5931,7 +5834,6 @@
         <w:bidi w:val="0"/>
         <w:spacing w:before="0" w:after="0"/>
         <w:ind w:hanging="283" w:start="709"/>
-        <w:jc w:val="start"/>
         <w:rPr/>
       </w:pPr>
       <w:r>
@@ -5962,7 +5864,6 @@
         </w:tabs>
         <w:bidi w:val="0"/>
         <w:ind w:hanging="283" w:start="709"/>
-        <w:jc w:val="start"/>
         <w:rPr/>
       </w:pPr>
       <w:r>
@@ -5975,7 +5876,6 @@
         <w:pStyle w:val="BodyText"/>
         <w:bidi w:val="0"/>
         <w:ind w:hanging="0" w:start="0" w:end="0"/>
-        <w:jc w:val="start"/>
         <w:rPr/>
       </w:pPr>
       <w:r>
@@ -5996,7 +5896,6 @@
       <w:pPr>
         <w:pStyle w:val="Heading2"/>
         <w:bidi w:val="0"/>
-        <w:jc w:val="start"/>
         <w:rPr/>
       </w:pPr>
       <w:r>
@@ -6008,7 +5907,6 @@
       <w:pPr>
         <w:pStyle w:val="BodyText"/>
         <w:bidi w:val="0"/>
-        <w:jc w:val="start"/>
         <w:rPr/>
       </w:pPr>
       <w:r>
@@ -6020,7 +5918,6 @@
       <w:pPr>
         <w:pStyle w:val="Heading2"/>
         <w:bidi w:val="0"/>
-        <w:jc w:val="start"/>
         <w:rPr/>
       </w:pPr>
       <w:r>
@@ -6032,7 +5929,6 @@
       <w:pPr>
         <w:pStyle w:val="BodyText"/>
         <w:bidi w:val="0"/>
-        <w:jc w:val="start"/>
         <w:rPr/>
       </w:pPr>
       <w:r>
@@ -6054,7 +5950,6 @@
         <w:bidi w:val="0"/>
         <w:spacing w:before="0" w:after="0"/>
         <w:ind w:hanging="283" w:start="709"/>
-        <w:jc w:val="start"/>
         <w:rPr/>
       </w:pPr>
       <w:r>
@@ -6086,7 +5981,6 @@
         <w:bidi w:val="0"/>
         <w:spacing w:before="0" w:after="0"/>
         <w:ind w:hanging="283" w:start="709"/>
-        <w:jc w:val="start"/>
         <w:rPr/>
       </w:pPr>
       <w:r>
@@ -6118,7 +6012,6 @@
         <w:bidi w:val="0"/>
         <w:spacing w:before="0" w:after="0"/>
         <w:ind w:hanging="283" w:start="709"/>
-        <w:jc w:val="start"/>
         <w:rPr/>
       </w:pPr>
       <w:r>
@@ -6160,7 +6053,6 @@
         <w:bidi w:val="0"/>
         <w:spacing w:before="0" w:after="0"/>
         <w:ind w:hanging="283" w:start="709"/>
-        <w:jc w:val="start"/>
         <w:rPr/>
       </w:pPr>
       <w:r>
@@ -6182,7 +6074,6 @@
         <w:bidi w:val="0"/>
         <w:spacing w:before="0" w:after="0"/>
         <w:ind w:hanging="283" w:start="709"/>
-        <w:jc w:val="start"/>
         <w:rPr/>
       </w:pPr>
       <w:r>
@@ -6213,7 +6104,6 @@
         </w:tabs>
         <w:bidi w:val="0"/>
         <w:ind w:hanging="283" w:start="709"/>
-        <w:jc w:val="start"/>
         <w:rPr/>
       </w:pPr>
       <w:r>
@@ -6225,7 +6115,6 @@
       <w:pPr>
         <w:pStyle w:val="BodyText"/>
         <w:bidi w:val="0"/>
-        <w:jc w:val="start"/>
         <w:rPr/>
       </w:pPr>
       <w:r>
@@ -6248,7 +6137,6 @@
         <w:pStyle w:val="BodyText"/>
         <w:bidi w:val="0"/>
         <w:ind w:hanging="0" w:start="0" w:end="0"/>
-        <w:jc w:val="start"/>
         <w:rPr/>
       </w:pPr>
       <w:r>
@@ -6269,7 +6157,6 @@
       <w:pPr>
         <w:pStyle w:val="Heading2"/>
         <w:bidi w:val="0"/>
-        <w:jc w:val="start"/>
         <w:rPr/>
       </w:pPr>
       <w:r>
@@ -6281,7 +6168,6 @@
       <w:pPr>
         <w:pStyle w:val="BodyText"/>
         <w:bidi w:val="0"/>
-        <w:jc w:val="start"/>
         <w:rPr/>
       </w:pPr>
       <w:r>
@@ -6299,7 +6185,6 @@
       <w:pPr>
         <w:pStyle w:val="BodyText"/>
         <w:bidi w:val="0"/>
-        <w:jc w:val="start"/>
         <w:rPr/>
       </w:pPr>
       <w:r>
@@ -6311,7 +6196,6 @@
       <w:pPr>
         <w:pStyle w:val="Heading2"/>
         <w:bidi w:val="0"/>
-        <w:jc w:val="start"/>
         <w:rPr/>
       </w:pPr>
       <w:r>
@@ -6323,7 +6207,6 @@
       <w:pPr>
         <w:pStyle w:val="BodyText"/>
         <w:bidi w:val="0"/>
-        <w:jc w:val="start"/>
         <w:rPr/>
       </w:pPr>
       <w:r>
@@ -6351,7 +6234,6 @@
       <w:pPr>
         <w:pStyle w:val="BodyText"/>
         <w:bidi w:val="0"/>
-        <w:jc w:val="start"/>
         <w:rPr/>
       </w:pPr>
       <w:r>
@@ -6363,7 +6245,6 @@
       <w:pPr>
         <w:pStyle w:val="BodyText"/>
         <w:bidi w:val="0"/>
-        <w:jc w:val="start"/>
         <w:rPr/>
       </w:pPr>
       <w:r>
@@ -6382,7 +6263,6 @@
         <w:pStyle w:val="BodyText"/>
         <w:bidi w:val="0"/>
         <w:ind w:hanging="0" w:start="0" w:end="0"/>
-        <w:jc w:val="start"/>
         <w:rPr/>
       </w:pPr>
       <w:r>
@@ -6404,7 +6284,6 @@
         <w:pStyle w:val="Heading1"/>
         <w:bidi w:val="0"/>
         <w:ind w:hanging="0" w:start="0" w:end="0"/>
-        <w:jc w:val="start"/>
         <w:rPr/>
       </w:pPr>
       <w:bookmarkStart w:id="18" w:name="horizon"/>
@@ -6418,7 +6297,6 @@
       <w:pPr>
         <w:pStyle w:val="BodyText"/>
         <w:bidi w:val="0"/>
-        <w:jc w:val="start"/>
         <w:rPr/>
       </w:pPr>
       <w:r>
@@ -6440,7 +6318,6 @@
         <w:bidi w:val="0"/>
         <w:spacing w:before="0" w:after="0"/>
         <w:ind w:hanging="283" w:start="709"/>
-        <w:jc w:val="start"/>
         <w:rPr/>
       </w:pPr>
       <w:r>
@@ -6462,7 +6339,6 @@
         <w:bidi w:val="0"/>
         <w:spacing w:before="0" w:after="0"/>
         <w:ind w:hanging="283" w:start="709"/>
-        <w:jc w:val="start"/>
         <w:rPr/>
       </w:pPr>
       <w:r>
@@ -6484,7 +6360,6 @@
         <w:bidi w:val="0"/>
         <w:spacing w:before="0" w:after="0"/>
         <w:ind w:hanging="283" w:start="709"/>
-        <w:jc w:val="start"/>
         <w:rPr/>
       </w:pPr>
       <w:r>
@@ -6506,7 +6381,6 @@
         <w:bidi w:val="0"/>
         <w:spacing w:before="0" w:after="0"/>
         <w:ind w:hanging="283" w:start="709"/>
-        <w:jc w:val="start"/>
         <w:rPr/>
       </w:pPr>
       <w:r>
@@ -6528,7 +6402,6 @@
         <w:bidi w:val="0"/>
         <w:spacing w:before="0" w:after="0"/>
         <w:ind w:hanging="283" w:start="709"/>
-        <w:jc w:val="start"/>
         <w:rPr/>
       </w:pPr>
       <w:r>
@@ -6549,7 +6422,6 @@
         </w:tabs>
         <w:bidi w:val="0"/>
         <w:ind w:hanging="283" w:start="709"/>
-        <w:jc w:val="start"/>
         <w:rPr/>
       </w:pPr>
       <w:r>
@@ -6561,7 +6433,6 @@
       <w:pPr>
         <w:pStyle w:val="BodyText"/>
         <w:bidi w:val="0"/>
-        <w:jc w:val="start"/>
         <w:rPr/>
       </w:pPr>
       <w:r>
@@ -6574,7 +6445,6 @@
         <w:pStyle w:val="Heading1"/>
         <w:bidi w:val="0"/>
         <w:ind w:hanging="0" w:start="0" w:end="0"/>
-        <w:jc w:val="start"/>
         <w:rPr/>
       </w:pPr>
       <w:bookmarkStart w:id="19" w:name="coastal"/>
@@ -6588,7 +6458,6 @@
       <w:pPr>
         <w:pStyle w:val="BodyText"/>
         <w:bidi w:val="0"/>
-        <w:jc w:val="start"/>
         <w:rPr/>
       </w:pPr>
       <w:r>
@@ -6645,7 +6514,6 @@
       <w:pPr>
         <w:pStyle w:val="Heading2"/>
         <w:bidi w:val="0"/>
-        <w:jc w:val="start"/>
         <w:rPr/>
       </w:pPr>
       <w:r>
@@ -6657,7 +6525,6 @@
       <w:pPr>
         <w:pStyle w:val="BodyText"/>
         <w:bidi w:val="0"/>
-        <w:jc w:val="start"/>
         <w:rPr/>
       </w:pPr>
       <w:r>
@@ -6689,7 +6556,6 @@
       <w:pPr>
         <w:pStyle w:val="Heading2"/>
         <w:bidi w:val="0"/>
-        <w:jc w:val="start"/>
         <w:rPr/>
       </w:pPr>
       <w:r>
@@ -6701,7 +6567,6 @@
       <w:pPr>
         <w:pStyle w:val="BodyText"/>
         <w:bidi w:val="0"/>
-        <w:jc w:val="start"/>
         <w:rPr/>
       </w:pPr>
       <w:r>
@@ -6733,7 +6598,6 @@
       <w:pPr>
         <w:pStyle w:val="BodyText"/>
         <w:bidi w:val="0"/>
-        <w:jc w:val="start"/>
         <w:rPr/>
       </w:pPr>
       <w:r>
@@ -6766,7 +6630,6 @@
         <w:pStyle w:val="Heading1"/>
         <w:bidi w:val="0"/>
         <w:ind w:hanging="0" w:start="0" w:end="0"/>
-        <w:jc w:val="start"/>
         <w:rPr/>
       </w:pPr>
       <w:bookmarkStart w:id="20" w:name="eclipses"/>
@@ -6780,7 +6643,6 @@
       <w:pPr>
         <w:pStyle w:val="BodyText"/>
         <w:bidi w:val="0"/>
-        <w:jc w:val="start"/>
         <w:rPr/>
       </w:pPr>
       <w:r>
@@ -6792,7 +6654,6 @@
       <w:pPr>
         <w:pStyle w:val="Heading2"/>
         <w:bidi w:val="0"/>
-        <w:jc w:val="start"/>
         <w:rPr/>
       </w:pPr>
       <w:r>
@@ -6814,7 +6675,6 @@
         <w:bidi w:val="0"/>
         <w:spacing w:before="0" w:after="0"/>
         <w:ind w:hanging="283" w:start="709"/>
-        <w:jc w:val="start"/>
         <w:rPr/>
       </w:pPr>
       <w:r>
@@ -6842,7 +6702,6 @@
         <w:bidi w:val="0"/>
         <w:spacing w:before="0" w:after="0"/>
         <w:ind w:hanging="283" w:start="709"/>
-        <w:jc w:val="start"/>
         <w:rPr/>
       </w:pPr>
       <w:r>
@@ -6869,7 +6728,6 @@
         </w:tabs>
         <w:bidi w:val="0"/>
         <w:ind w:hanging="283" w:start="709"/>
-        <w:jc w:val="start"/>
         <w:rPr/>
       </w:pPr>
       <w:r>
@@ -6887,7 +6745,6 @@
       <w:pPr>
         <w:pStyle w:val="Heading2"/>
         <w:bidi w:val="0"/>
-        <w:jc w:val="start"/>
         <w:rPr/>
       </w:pPr>
       <w:r>
@@ -6909,7 +6766,6 @@
         <w:bidi w:val="0"/>
         <w:spacing w:before="0" w:after="0"/>
         <w:ind w:hanging="283" w:start="709"/>
-        <w:jc w:val="start"/>
         <w:rPr/>
       </w:pPr>
       <w:r>
@@ -6941,7 +6797,6 @@
         <w:bidi w:val="0"/>
         <w:spacing w:before="0" w:after="0"/>
         <w:ind w:hanging="283" w:start="709"/>
-        <w:jc w:val="start"/>
         <w:rPr/>
       </w:pPr>
       <w:r>
@@ -6973,7 +6828,6 @@
         <w:bidi w:val="0"/>
         <w:spacing w:before="0" w:after="0"/>
         <w:ind w:hanging="283" w:start="709"/>
-        <w:jc w:val="start"/>
         <w:rPr/>
       </w:pPr>
       <w:r>
@@ -6995,7 +6849,6 @@
         <w:bidi w:val="0"/>
         <w:spacing w:before="0" w:after="0"/>
         <w:ind w:hanging="283" w:start="709"/>
-        <w:jc w:val="start"/>
         <w:rPr/>
       </w:pPr>
       <w:r>
@@ -7037,7 +6890,6 @@
         <w:bidi w:val="0"/>
         <w:spacing w:before="0" w:after="0"/>
         <w:ind w:hanging="283" w:start="709"/>
-        <w:jc w:val="start"/>
         <w:rPr/>
       </w:pPr>
       <w:r>
@@ -7068,7 +6920,6 @@
         </w:tabs>
         <w:bidi w:val="0"/>
         <w:ind w:hanging="283" w:start="709"/>
-        <w:jc w:val="start"/>
         <w:rPr/>
       </w:pPr>
       <w:r>
@@ -7080,7 +6931,6 @@
       <w:pPr>
         <w:pStyle w:val="BodyText"/>
         <w:bidi w:val="0"/>
-        <w:jc w:val="start"/>
         <w:rPr/>
       </w:pPr>
       <w:r>
@@ -7093,7 +6943,6 @@
         <w:pStyle w:val="Heading1"/>
         <w:bidi w:val="0"/>
         <w:ind w:hanging="0" w:start="0" w:end="0"/>
-        <w:jc w:val="start"/>
         <w:rPr/>
       </w:pPr>
       <w:bookmarkStart w:id="21" w:name="troubleshooting"/>
@@ -7105,7 +6954,7 @@
     </w:p>
     <w:tbl>
       <w:tblPr>
-        <w:tblW w:w="11339" w:type="dxa"/>
+        <w:tblW w:w="9750" w:type="dxa"/>
         <w:jc w:val="start"/>
         <w:tblInd w:w="0" w:type="dxa"/>
         <w:tblLayout w:type="fixed"/>
@@ -7117,14 +6966,14 @@
         </w:tblCellMar>
       </w:tblPr>
       <w:tblGrid>
-        <w:gridCol w:w="2371"/>
-        <w:gridCol w:w="8968"/>
+        <w:gridCol w:w="2969"/>
+        <w:gridCol w:w="6781"/>
       </w:tblGrid>
       <w:tr>
         <w:trPr/>
         <w:tc>
           <w:tcPr>
-            <w:tcW w:w="2371" w:type="dxa"/>
+            <w:tcW w:w="2969" w:type="dxa"/>
             <w:tcBorders/>
             <w:vAlign w:val="center"/>
           </w:tcPr>
@@ -7146,7 +6995,7 @@
         </w:tc>
         <w:tc>
           <w:tcPr>
-            <w:tcW w:w="8968" w:type="dxa"/>
+            <w:tcW w:w="6781" w:type="dxa"/>
             <w:tcBorders/>
             <w:vAlign w:val="center"/>
           </w:tcPr>
@@ -7171,16 +7020,15 @@
         <w:trPr/>
         <w:tc>
           <w:tcPr>
-            <w:tcW w:w="2371" w:type="dxa"/>
-            <w:tcBorders/>
-            <w:vAlign w:val="center"/>
-          </w:tcPr>
-          <w:p>
-            <w:pPr>
-              <w:pStyle w:val="TableContents"/>
-              <w:bidi w:val="0"/>
-              <w:spacing w:before="0" w:after="283"/>
-              <w:jc w:val="start"/>
+            <w:tcW w:w="2969" w:type="dxa"/>
+            <w:tcBorders/>
+            <w:vAlign w:val="center"/>
+          </w:tcPr>
+          <w:p>
+            <w:pPr>
+              <w:pStyle w:val="TableContents"/>
+              <w:bidi w:val="0"/>
+              <w:spacing w:before="0" w:after="283"/>
               <w:rPr/>
             </w:pPr>
             <w:r>
@@ -7191,16 +7039,15 @@
         </w:tc>
         <w:tc>
           <w:tcPr>
-            <w:tcW w:w="8968" w:type="dxa"/>
-            <w:tcBorders/>
-            <w:vAlign w:val="center"/>
-          </w:tcPr>
-          <w:p>
-            <w:pPr>
-              <w:pStyle w:val="TableContents"/>
-              <w:bidi w:val="0"/>
-              <w:spacing w:before="0" w:after="283"/>
-              <w:jc w:val="start"/>
+            <w:tcW w:w="6781" w:type="dxa"/>
+            <w:tcBorders/>
+            <w:vAlign w:val="center"/>
+          </w:tcPr>
+          <w:p>
+            <w:pPr>
+              <w:pStyle w:val="TableContents"/>
+              <w:bidi w:val="0"/>
+              <w:spacing w:before="0" w:after="283"/>
               <w:rPr/>
             </w:pPr>
             <w:r>
@@ -7214,16 +7061,15 @@
         <w:trPr/>
         <w:tc>
           <w:tcPr>
-            <w:tcW w:w="2371" w:type="dxa"/>
-            <w:tcBorders/>
-            <w:vAlign w:val="center"/>
-          </w:tcPr>
-          <w:p>
-            <w:pPr>
-              <w:pStyle w:val="TableContents"/>
-              <w:bidi w:val="0"/>
-              <w:spacing w:before="0" w:after="283"/>
-              <w:jc w:val="start"/>
+            <w:tcW w:w="2969" w:type="dxa"/>
+            <w:tcBorders/>
+            <w:vAlign w:val="center"/>
+          </w:tcPr>
+          <w:p>
+            <w:pPr>
+              <w:pStyle w:val="TableContents"/>
+              <w:bidi w:val="0"/>
+              <w:spacing w:before="0" w:after="283"/>
               <w:rPr/>
             </w:pPr>
             <w:r>
@@ -7234,16 +7080,15 @@
         </w:tc>
         <w:tc>
           <w:tcPr>
-            <w:tcW w:w="8968" w:type="dxa"/>
-            <w:tcBorders/>
-            <w:vAlign w:val="center"/>
-          </w:tcPr>
-          <w:p>
-            <w:pPr>
-              <w:pStyle w:val="TableContents"/>
-              <w:bidi w:val="0"/>
-              <w:spacing w:before="0" w:after="283"/>
-              <w:jc w:val="start"/>
+            <w:tcW w:w="6781" w:type="dxa"/>
+            <w:tcBorders/>
+            <w:vAlign w:val="center"/>
+          </w:tcPr>
+          <w:p>
+            <w:pPr>
+              <w:pStyle w:val="TableContents"/>
+              <w:bidi w:val="0"/>
+              <w:spacing w:before="0" w:after="283"/>
               <w:rPr/>
             </w:pPr>
             <w:r>
@@ -7257,16 +7102,15 @@
         <w:trPr/>
         <w:tc>
           <w:tcPr>
-            <w:tcW w:w="2371" w:type="dxa"/>
-            <w:tcBorders/>
-            <w:vAlign w:val="center"/>
-          </w:tcPr>
-          <w:p>
-            <w:pPr>
-              <w:pStyle w:val="TableContents"/>
-              <w:bidi w:val="0"/>
-              <w:spacing w:before="0" w:after="283"/>
-              <w:jc w:val="start"/>
+            <w:tcW w:w="2969" w:type="dxa"/>
+            <w:tcBorders/>
+            <w:vAlign w:val="center"/>
+          </w:tcPr>
+          <w:p>
+            <w:pPr>
+              <w:pStyle w:val="TableContents"/>
+              <w:bidi w:val="0"/>
+              <w:spacing w:before="0" w:after="283"/>
               <w:rPr/>
             </w:pPr>
             <w:r>
@@ -7277,16 +7121,15 @@
         </w:tc>
         <w:tc>
           <w:tcPr>
-            <w:tcW w:w="8968" w:type="dxa"/>
-            <w:tcBorders/>
-            <w:vAlign w:val="center"/>
-          </w:tcPr>
-          <w:p>
-            <w:pPr>
-              <w:pStyle w:val="TableContents"/>
-              <w:bidi w:val="0"/>
-              <w:spacing w:before="0" w:after="283"/>
-              <w:jc w:val="start"/>
+            <w:tcW w:w="6781" w:type="dxa"/>
+            <w:tcBorders/>
+            <w:vAlign w:val="center"/>
+          </w:tcPr>
+          <w:p>
+            <w:pPr>
+              <w:pStyle w:val="TableContents"/>
+              <w:bidi w:val="0"/>
+              <w:spacing w:before="0" w:after="283"/>
               <w:rPr/>
             </w:pPr>
             <w:r>
@@ -7300,16 +7143,15 @@
         <w:trPr/>
         <w:tc>
           <w:tcPr>
-            <w:tcW w:w="2371" w:type="dxa"/>
-            <w:tcBorders/>
-            <w:vAlign w:val="center"/>
-          </w:tcPr>
-          <w:p>
-            <w:pPr>
-              <w:pStyle w:val="TableContents"/>
-              <w:bidi w:val="0"/>
-              <w:spacing w:before="0" w:after="283"/>
-              <w:jc w:val="start"/>
+            <w:tcW w:w="2969" w:type="dxa"/>
+            <w:tcBorders/>
+            <w:vAlign w:val="center"/>
+          </w:tcPr>
+          <w:p>
+            <w:pPr>
+              <w:pStyle w:val="TableContents"/>
+              <w:bidi w:val="0"/>
+              <w:spacing w:before="0" w:after="283"/>
               <w:rPr/>
             </w:pPr>
             <w:r>
@@ -7320,16 +7162,15 @@
         </w:tc>
         <w:tc>
           <w:tcPr>
-            <w:tcW w:w="8968" w:type="dxa"/>
-            <w:tcBorders/>
-            <w:vAlign w:val="center"/>
-          </w:tcPr>
-          <w:p>
-            <w:pPr>
-              <w:pStyle w:val="TableContents"/>
-              <w:bidi w:val="0"/>
-              <w:spacing w:before="0" w:after="283"/>
-              <w:jc w:val="start"/>
+            <w:tcW w:w="6781" w:type="dxa"/>
+            <w:tcBorders/>
+            <w:vAlign w:val="center"/>
+          </w:tcPr>
+          <w:p>
+            <w:pPr>
+              <w:pStyle w:val="TableContents"/>
+              <w:bidi w:val="0"/>
+              <w:spacing w:before="0" w:after="283"/>
               <w:rPr/>
             </w:pPr>
             <w:r>
@@ -7343,41 +7184,49 @@
         <w:trPr/>
         <w:tc>
           <w:tcPr>
-            <w:tcW w:w="2371" w:type="dxa"/>
-            <w:tcBorders/>
-            <w:vAlign w:val="center"/>
-          </w:tcPr>
-          <w:p>
-            <w:pPr>
-              <w:pStyle w:val="TableContents"/>
-              <w:bidi w:val="0"/>
-              <w:spacing w:before="0" w:after="283"/>
-              <w:jc w:val="start"/>
-              <w:rPr/>
-            </w:pPr>
-            <w:r>
-              <w:rPr/>
-              <w:t>GNSS UTC unavailable</w:t>
-            </w:r>
-          </w:p>
-        </w:tc>
-        <w:tc>
-          <w:tcPr>
-            <w:tcW w:w="8968" w:type="dxa"/>
-            <w:tcBorders/>
-            <w:vAlign w:val="center"/>
-          </w:tcPr>
-          <w:p>
-            <w:pPr>
-              <w:pStyle w:val="TableContents"/>
-              <w:bidi w:val="0"/>
-              <w:spacing w:before="0" w:after="283"/>
-              <w:jc w:val="start"/>
-              <w:rPr/>
-            </w:pPr>
-            <w:r>
-              <w:rPr/>
-              <w:t>Confirm a valid NMEA RMC or ZDA sentence is reaching OpenCPN. The plugin does not infer GNSS time from position alone.</w:t>
+            <w:tcW w:w="2969" w:type="dxa"/>
+            <w:tcBorders/>
+            <w:vAlign w:val="center"/>
+          </w:tcPr>
+          <w:p>
+            <w:pPr>
+              <w:pStyle w:val="TableContents"/>
+              <w:bidi w:val="0"/>
+              <w:spacing w:before="0" w:after="283"/>
+              <w:rPr/>
+            </w:pPr>
+            <w:r>
+              <w:rPr/>
+              <w:t>Planner date appears in an unexpected order or uses AM/PM</w:t>
+            </w:r>
+          </w:p>
+        </w:tc>
+        <w:tc>
+          <w:tcPr>
+            <w:tcW w:w="6781" w:type="dxa"/>
+            <w:tcBorders/>
+            <w:vAlign w:val="center"/>
+          </w:tcPr>
+          <w:p>
+            <w:pPr>
+              <w:pStyle w:val="TableContents"/>
+              <w:bidi w:val="0"/>
+              <w:spacing w:before="0" w:after="283"/>
+              <w:rPr/>
+            </w:pPr>
+            <w:r>
+              <w:rPr/>
+              <w:t xml:space="preserve">Select </w:t>
+            </w:r>
+            <w:r>
+              <w:rPr>
+                <w:rStyle w:val="Strong"/>
+              </w:rPr>
+              <w:t>Nautical: YYYY-MM-DD, 24-hour</w:t>
+            </w:r>
+            <w:r>
+              <w:rPr/>
+              <w:t>. The alternative OpenCPN/platform format intentionally follows the native operating-system controls.</w:t>
             </w:r>
           </w:p>
         </w:tc>
@@ -7386,41 +7235,39 @@
         <w:trPr/>
         <w:tc>
           <w:tcPr>
-            <w:tcW w:w="2371" w:type="dxa"/>
-            <w:tcBorders/>
-            <w:vAlign w:val="center"/>
-          </w:tcPr>
-          <w:p>
-            <w:pPr>
-              <w:pStyle w:val="TableContents"/>
-              <w:bidi w:val="0"/>
-              <w:spacing w:before="0" w:after="283"/>
-              <w:jc w:val="start"/>
-              <w:rPr/>
-            </w:pPr>
-            <w:r>
-              <w:rPr/>
-              <w:t>Chrony status unavailable</w:t>
-            </w:r>
-          </w:p>
-        </w:tc>
-        <w:tc>
-          <w:tcPr>
-            <w:tcW w:w="8968" w:type="dxa"/>
-            <w:tcBorders/>
-            <w:vAlign w:val="center"/>
-          </w:tcPr>
-          <w:p>
-            <w:pPr>
-              <w:pStyle w:val="TableContents"/>
-              <w:bidi w:val="0"/>
-              <w:spacing w:before="0" w:after="283"/>
-              <w:jc w:val="start"/>
-              <w:rPr/>
-            </w:pPr>
-            <w:r>
-              <w:rPr/>
-              <w:t>The computer may use another synchronisation service, chrony may not be installed, or its query interface may be unavailable. UTC display still uses the system clock.</w:t>
+            <w:tcW w:w="2969" w:type="dxa"/>
+            <w:tcBorders/>
+            <w:vAlign w:val="center"/>
+          </w:tcPr>
+          <w:p>
+            <w:pPr>
+              <w:pStyle w:val="TableContents"/>
+              <w:bidi w:val="0"/>
+              <w:spacing w:before="0" w:after="283"/>
+              <w:rPr/>
+            </w:pPr>
+            <w:r>
+              <w:rPr/>
+              <w:t>Editing a live position or “Now” time stops following it</w:t>
+            </w:r>
+          </w:p>
+        </w:tc>
+        <w:tc>
+          <w:tcPr>
+            <w:tcW w:w="6781" w:type="dxa"/>
+            <w:tcBorders/>
+            <w:vAlign w:val="center"/>
+          </w:tcPr>
+          <w:p>
+            <w:pPr>
+              <w:pStyle w:val="TableContents"/>
+              <w:bidi w:val="0"/>
+              <w:spacing w:before="0" w:after="283"/>
+              <w:rPr/>
+            </w:pPr>
+            <w:r>
+              <w:rPr/>
+              <w:t>This is intentional: a direct edit changes that source to Manual so an automatic update cannot immediately overwrite the entered value. Reselect the live source to follow it again.</w:t>
             </w:r>
           </w:p>
         </w:tc>
@@ -7429,41 +7276,39 @@
         <w:trPr/>
         <w:tc>
           <w:tcPr>
-            <w:tcW w:w="2371" w:type="dxa"/>
-            <w:tcBorders/>
-            <w:vAlign w:val="center"/>
-          </w:tcPr>
-          <w:p>
-            <w:pPr>
-              <w:pStyle w:val="TableContents"/>
-              <w:bidi w:val="0"/>
-              <w:spacing w:before="0" w:after="283"/>
-              <w:jc w:val="start"/>
-              <w:rPr/>
-            </w:pPr>
-            <w:r>
-              <w:rPr/>
-              <w:t>Lunar solver finds several times</w:t>
-            </w:r>
-          </w:p>
-        </w:tc>
-        <w:tc>
-          <w:tcPr>
-            <w:tcW w:w="8968" w:type="dxa"/>
-            <w:tcBorders/>
-            <w:vAlign w:val="center"/>
-          </w:tcPr>
-          <w:p>
-            <w:pPr>
-              <w:pStyle w:val="TableContents"/>
-              <w:bidi w:val="0"/>
-              <w:spacing w:before="0" w:after="283"/>
-              <w:jc w:val="start"/>
-              <w:rPr/>
-            </w:pPr>
-            <w:r>
-              <w:rPr/>
-              <w:t>Narrow the search only when justified; check contact/limbs and altitudes; use DR/hemisphere or another sight to resolve candidates.</w:t>
+            <w:tcW w:w="2969" w:type="dxa"/>
+            <w:tcBorders/>
+            <w:vAlign w:val="center"/>
+          </w:tcPr>
+          <w:p>
+            <w:pPr>
+              <w:pStyle w:val="TableContents"/>
+              <w:bidi w:val="0"/>
+              <w:spacing w:before="0" w:after="283"/>
+              <w:rPr/>
+            </w:pPr>
+            <w:r>
+              <w:rPr/>
+              <w:t>A body dot has no sky-plot label</w:t>
+            </w:r>
+          </w:p>
+        </w:tc>
+        <w:tc>
+          <w:tcPr>
+            <w:tcW w:w="6781" w:type="dxa"/>
+            <w:tcBorders/>
+            <w:vAlign w:val="center"/>
+          </w:tcPr>
+          <w:p>
+            <w:pPr>
+              <w:pStyle w:val="TableContents"/>
+              <w:bidi w:val="0"/>
+              <w:spacing w:before="0" w:after="283"/>
+              <w:rPr/>
+            </w:pPr>
+            <w:r>
+              <w:rPr/>
+              <w:t>Only the first 14 score-ranked bodies are considered for labels, and overlapping labels are suppressed. Use the sortable body table to identify and inspect all listed bodies.</w:t>
             </w:r>
           </w:p>
         </w:tc>
@@ -7472,41 +7317,39 @@
         <w:trPr/>
         <w:tc>
           <w:tcPr>
-            <w:tcW w:w="2371" w:type="dxa"/>
-            <w:tcBorders/>
-            <w:vAlign w:val="center"/>
-          </w:tcPr>
-          <w:p>
-            <w:pPr>
-              <w:pStyle w:val="TableContents"/>
-              <w:bidi w:val="0"/>
-              <w:spacing w:before="0" w:after="283"/>
-              <w:jc w:val="start"/>
-              <w:rPr/>
-            </w:pPr>
-            <w:r>
-              <w:rPr/>
-              <w:t>Lunar solution is unstable</w:t>
-            </w:r>
-          </w:p>
-        </w:tc>
-        <w:tc>
-          <w:tcPr>
-            <w:tcW w:w="8968" w:type="dxa"/>
-            <w:tcBorders/>
-            <w:vAlign w:val="center"/>
-          </w:tcPr>
-          <w:p>
-            <w:pPr>
-              <w:pStyle w:val="TableContents"/>
-              <w:bidi w:val="0"/>
-              <w:spacing w:before="0" w:after="283"/>
-              <w:jc w:val="start"/>
-              <w:rPr/>
-            </w:pPr>
-            <w:r>
-              <w:rPr/>
-              <w:t>Review distance and altitude uncertainties, sextant side/index error, body geometry, separate timestamps and vessel motion.</w:t>
+            <w:tcW w:w="2969" w:type="dxa"/>
+            <w:tcBorders/>
+            <w:vAlign w:val="center"/>
+          </w:tcPr>
+          <w:p>
+            <w:pPr>
+              <w:pStyle w:val="TableContents"/>
+              <w:bidi w:val="0"/>
+              <w:spacing w:before="0" w:after="283"/>
+              <w:rPr/>
+            </w:pPr>
+            <w:r>
+              <w:rPr/>
+              <w:t>GNSS UTC unavailable</w:t>
+            </w:r>
+          </w:p>
+        </w:tc>
+        <w:tc>
+          <w:tcPr>
+            <w:tcW w:w="6781" w:type="dxa"/>
+            <w:tcBorders/>
+            <w:vAlign w:val="center"/>
+          </w:tcPr>
+          <w:p>
+            <w:pPr>
+              <w:pStyle w:val="TableContents"/>
+              <w:bidi w:val="0"/>
+              <w:spacing w:before="0" w:after="283"/>
+              <w:rPr/>
+            </w:pPr>
+            <w:r>
+              <w:rPr/>
+              <w:t>Confirm a valid NMEA RMC or ZDA sentence is reaching OpenCPN. The plugin does not infer GNSS time from position alone.</w:t>
             </w:r>
           </w:p>
         </w:tc>
@@ -7515,41 +7358,39 @@
         <w:trPr/>
         <w:tc>
           <w:tcPr>
-            <w:tcW w:w="2371" w:type="dxa"/>
-            <w:tcBorders/>
-            <w:vAlign w:val="center"/>
-          </w:tcPr>
-          <w:p>
-            <w:pPr>
-              <w:pStyle w:val="TableContents"/>
-              <w:bidi w:val="0"/>
-              <w:spacing w:before="0" w:after="283"/>
-              <w:jc w:val="start"/>
-              <w:rPr/>
-            </w:pPr>
-            <w:r>
-              <w:rPr/>
-              <w:t>Joint lunar solution has alternates</w:t>
-            </w:r>
-          </w:p>
-        </w:tc>
-        <w:tc>
-          <w:tcPr>
-            <w:tcW w:w="8968" w:type="dxa"/>
-            <w:tcBorders/>
-            <w:vAlign w:val="center"/>
-          </w:tcPr>
-          <w:p>
-            <w:pPr>
-              <w:pStyle w:val="TableContents"/>
-              <w:bidi w:val="0"/>
-              <w:spacing w:before="0" w:after="283"/>
-              <w:jc w:val="start"/>
-              <w:rPr/>
-            </w:pPr>
-            <w:r>
-              <w:rPr/>
-              <w:t>Do not choose by RMS alone. Add observations with different bodies/geometry, narrow the time range only from independent evidence, and compare the candidate positions with DR or known hemisphere.</w:t>
+            <w:tcW w:w="2969" w:type="dxa"/>
+            <w:tcBorders/>
+            <w:vAlign w:val="center"/>
+          </w:tcPr>
+          <w:p>
+            <w:pPr>
+              <w:pStyle w:val="TableContents"/>
+              <w:bidi w:val="0"/>
+              <w:spacing w:before="0" w:after="283"/>
+              <w:rPr/>
+            </w:pPr>
+            <w:r>
+              <w:rPr/>
+              <w:t>Chrony status unavailable</w:t>
+            </w:r>
+          </w:p>
+        </w:tc>
+        <w:tc>
+          <w:tcPr>
+            <w:tcW w:w="6781" w:type="dxa"/>
+            <w:tcBorders/>
+            <w:vAlign w:val="center"/>
+          </w:tcPr>
+          <w:p>
+            <w:pPr>
+              <w:pStyle w:val="TableContents"/>
+              <w:bidi w:val="0"/>
+              <w:spacing w:before="0" w:after="283"/>
+              <w:rPr/>
+            </w:pPr>
+            <w:r>
+              <w:rPr/>
+              <w:t>The computer may use another synchronisation service, chrony may not be installed, or its query interface may be unavailable. UTC display still uses the system clock.</w:t>
             </w:r>
           </w:p>
         </w:tc>
@@ -7558,41 +7399,39 @@
         <w:trPr/>
         <w:tc>
           <w:tcPr>
-            <w:tcW w:w="2371" w:type="dxa"/>
-            <w:tcBorders/>
-            <w:vAlign w:val="center"/>
-          </w:tcPr>
-          <w:p>
-            <w:pPr>
-              <w:pStyle w:val="TableContents"/>
-              <w:bidi w:val="0"/>
-              <w:spacing w:before="0" w:after="283"/>
-              <w:jc w:val="start"/>
-              <w:rPr/>
-            </w:pPr>
-            <w:r>
-              <w:rPr/>
-              <w:t>Joint lunar residual is flagged</w:t>
-            </w:r>
-          </w:p>
-        </w:tc>
-        <w:tc>
-          <w:tcPr>
-            <w:tcW w:w="8968" w:type="dxa"/>
-            <w:tcBorders/>
-            <w:vAlign w:val="center"/>
-          </w:tcPr>
-          <w:p>
-            <w:pPr>
-              <w:pStyle w:val="TableContents"/>
-              <w:bidi w:val="0"/>
-              <w:spacing w:before="0" w:after="283"/>
-              <w:jc w:val="start"/>
-              <w:rPr/>
-            </w:pPr>
-            <w:r>
-              <w:rPr/>
-              <w:t>Check transcription, contact/limb, individual timestamps, uncertainty and conditions. Robust mode retains the reading; investigate before excluding it from a new solution.</w:t>
+            <w:tcW w:w="2969" w:type="dxa"/>
+            <w:tcBorders/>
+            <w:vAlign w:val="center"/>
+          </w:tcPr>
+          <w:p>
+            <w:pPr>
+              <w:pStyle w:val="TableContents"/>
+              <w:bidi w:val="0"/>
+              <w:spacing w:before="0" w:after="283"/>
+              <w:rPr/>
+            </w:pPr>
+            <w:r>
+              <w:rPr/>
+              <w:t>Lunar solver finds several times</w:t>
+            </w:r>
+          </w:p>
+        </w:tc>
+        <w:tc>
+          <w:tcPr>
+            <w:tcW w:w="6781" w:type="dxa"/>
+            <w:tcBorders/>
+            <w:vAlign w:val="center"/>
+          </w:tcPr>
+          <w:p>
+            <w:pPr>
+              <w:pStyle w:val="TableContents"/>
+              <w:bidi w:val="0"/>
+              <w:spacing w:before="0" w:after="283"/>
+              <w:rPr/>
+            </w:pPr>
+            <w:r>
+              <w:rPr/>
+              <w:t>Narrow the search only when justified; check contact/limbs and altitudes; use DR/hemisphere or another sight to resolve candidates.</w:t>
             </w:r>
           </w:p>
         </w:tc>
@@ -7601,41 +7440,39 @@
         <w:trPr/>
         <w:tc>
           <w:tcPr>
-            <w:tcW w:w="2371" w:type="dxa"/>
-            <w:tcBorders/>
-            <w:vAlign w:val="center"/>
-          </w:tcPr>
-          <w:p>
-            <w:pPr>
-              <w:pStyle w:val="TableContents"/>
-              <w:bidi w:val="0"/>
-              <w:spacing w:before="0" w:after="283"/>
-              <w:jc w:val="start"/>
-              <w:rPr/>
-            </w:pPr>
-            <w:r>
-              <w:rPr/>
-              <w:t>Sextant check predicts “unavailable”</w:t>
-            </w:r>
-          </w:p>
-        </w:tc>
-        <w:tc>
-          <w:tcPr>
-            <w:tcW w:w="8968" w:type="dxa"/>
-            <w:tcBorders/>
-            <w:vAlign w:val="center"/>
-          </w:tcPr>
-          <w:p>
-            <w:pPr>
-              <w:pStyle w:val="TableContents"/>
-              <w:bidi w:val="0"/>
-              <w:spacing w:before="0" w:after="283"/>
-              <w:jc w:val="start"/>
-              <w:rPr/>
-            </w:pPr>
-            <w:r>
-              <w:rPr/>
-              <w:t>One body is below the usable horizon, the bodies are identical, or the entered UTC/position is wrong. Select another pair/time and check UTC rather than local civil time.</w:t>
+            <w:tcW w:w="2969" w:type="dxa"/>
+            <w:tcBorders/>
+            <w:vAlign w:val="center"/>
+          </w:tcPr>
+          <w:p>
+            <w:pPr>
+              <w:pStyle w:val="TableContents"/>
+              <w:bidi w:val="0"/>
+              <w:spacing w:before="0" w:after="283"/>
+              <w:rPr/>
+            </w:pPr>
+            <w:r>
+              <w:rPr/>
+              <w:t>Lunar solution is unstable</w:t>
+            </w:r>
+          </w:p>
+        </w:tc>
+        <w:tc>
+          <w:tcPr>
+            <w:tcW w:w="6781" w:type="dxa"/>
+            <w:tcBorders/>
+            <w:vAlign w:val="center"/>
+          </w:tcPr>
+          <w:p>
+            <w:pPr>
+              <w:pStyle w:val="TableContents"/>
+              <w:bidi w:val="0"/>
+              <w:spacing w:before="0" w:after="283"/>
+              <w:rPr/>
+            </w:pPr>
+            <w:r>
+              <w:rPr/>
+              <w:t>Review distance and altitude uncertainties, sextant side/index error, body geometry, separate timestamps and vessel motion.</w:t>
             </w:r>
           </w:p>
         </w:tc>
@@ -7644,41 +7481,39 @@
         <w:trPr/>
         <w:tc>
           <w:tcPr>
-            <w:tcW w:w="2371" w:type="dxa"/>
-            <w:tcBorders/>
-            <w:vAlign w:val="center"/>
-          </w:tcPr>
-          <w:p>
-            <w:pPr>
-              <w:pStyle w:val="TableContents"/>
-              <w:bidi w:val="0"/>
-              <w:spacing w:before="0" w:after="283"/>
-              <w:jc w:val="start"/>
-              <w:rPr/>
-            </w:pPr>
-            <w:r>
-              <w:rPr/>
-              <w:t>Correction profile varies unexpectedly</w:t>
-            </w:r>
-          </w:p>
-        </w:tc>
-        <w:tc>
-          <w:tcPr>
-            <w:tcW w:w="8968" w:type="dxa"/>
-            <w:tcBorders/>
-            <w:vAlign w:val="center"/>
-          </w:tcPr>
-          <w:p>
-            <w:pPr>
-              <w:pStyle w:val="TableContents"/>
-              <w:bidi w:val="0"/>
-              <w:spacing w:before="0" w:after="283"/>
-              <w:jc w:val="start"/>
-              <w:rPr/>
-            </w:pPr>
-            <w:r>
-              <w:rPr/>
-              <w:t>Repeat the check, use similar-altitude star pairs, keep shades/technique identified, verify mechanical adjustment and compare only within the measured angular range.</w:t>
+            <w:tcW w:w="2969" w:type="dxa"/>
+            <w:tcBorders/>
+            <w:vAlign w:val="center"/>
+          </w:tcPr>
+          <w:p>
+            <w:pPr>
+              <w:pStyle w:val="TableContents"/>
+              <w:bidi w:val="0"/>
+              <w:spacing w:before="0" w:after="283"/>
+              <w:rPr/>
+            </w:pPr>
+            <w:r>
+              <w:rPr/>
+              <w:t>Joint lunar solution has alternates</w:t>
+            </w:r>
+          </w:p>
+        </w:tc>
+        <w:tc>
+          <w:tcPr>
+            <w:tcW w:w="6781" w:type="dxa"/>
+            <w:tcBorders/>
+            <w:vAlign w:val="center"/>
+          </w:tcPr>
+          <w:p>
+            <w:pPr>
+              <w:pStyle w:val="TableContents"/>
+              <w:bidi w:val="0"/>
+              <w:spacing w:before="0" w:after="283"/>
+              <w:rPr/>
+            </w:pPr>
+            <w:r>
+              <w:rPr/>
+              <w:t>Do not choose by RMS alone. Add observations with different bodies/geometry, narrow the time range only from independent evidence, and compare the candidate positions with DR or known hemisphere.</w:t>
             </w:r>
           </w:p>
         </w:tc>
@@ -7687,41 +7522,39 @@
         <w:trPr/>
         <w:tc>
           <w:tcPr>
-            <w:tcW w:w="2371" w:type="dxa"/>
-            <w:tcBorders/>
-            <w:vAlign w:val="center"/>
-          </w:tcPr>
-          <w:p>
-            <w:pPr>
-              <w:pStyle w:val="TableContents"/>
-              <w:bidi w:val="0"/>
-              <w:spacing w:before="0" w:after="283"/>
-              <w:jc w:val="start"/>
-              <w:rPr/>
-            </w:pPr>
-            <w:r>
-              <w:rPr/>
-              <w:t>Running fix is poor</w:t>
-            </w:r>
-          </w:p>
-        </w:tc>
-        <w:tc>
-          <w:tcPr>
-            <w:tcW w:w="8968" w:type="dxa"/>
-            <w:tcBorders/>
-            <w:vAlign w:val="center"/>
-          </w:tcPr>
-          <w:p>
-            <w:pPr>
-              <w:pStyle w:val="TableContents"/>
-              <w:bidi w:val="0"/>
-              <w:spacing w:before="0" w:after="283"/>
-              <w:jc w:val="start"/>
-              <w:rPr/>
-            </w:pPr>
-            <w:r>
-              <w:rPr/>
-              <w:t>Check the reference epoch, COG/SOG, set and drift, leeway, course alterations and observation geometry.</w:t>
+            <w:tcW w:w="2969" w:type="dxa"/>
+            <w:tcBorders/>
+            <w:vAlign w:val="center"/>
+          </w:tcPr>
+          <w:p>
+            <w:pPr>
+              <w:pStyle w:val="TableContents"/>
+              <w:bidi w:val="0"/>
+              <w:spacing w:before="0" w:after="283"/>
+              <w:rPr/>
+            </w:pPr>
+            <w:r>
+              <w:rPr/>
+              <w:t>Joint lunar residual is flagged</w:t>
+            </w:r>
+          </w:p>
+        </w:tc>
+        <w:tc>
+          <w:tcPr>
+            <w:tcW w:w="6781" w:type="dxa"/>
+            <w:tcBorders/>
+            <w:vAlign w:val="center"/>
+          </w:tcPr>
+          <w:p>
+            <w:pPr>
+              <w:pStyle w:val="TableContents"/>
+              <w:bidi w:val="0"/>
+              <w:spacing w:before="0" w:after="283"/>
+              <w:rPr/>
+            </w:pPr>
+            <w:r>
+              <w:rPr/>
+              <w:t>Check transcription, contact/limb, individual timestamps, uncertainty and conditions. Robust mode retains the reading; investigate before excluding it from a new solution.</w:t>
             </w:r>
           </w:p>
         </w:tc>
@@ -7730,16 +7563,138 @@
         <w:trPr/>
         <w:tc>
           <w:tcPr>
-            <w:tcW w:w="2371" w:type="dxa"/>
-            <w:tcBorders/>
-            <w:vAlign w:val="center"/>
-          </w:tcPr>
-          <w:p>
-            <w:pPr>
-              <w:pStyle w:val="TableContents"/>
-              <w:bidi w:val="0"/>
-              <w:spacing w:before="0" w:after="283"/>
-              <w:jc w:val="start"/>
+            <w:tcW w:w="2969" w:type="dxa"/>
+            <w:tcBorders/>
+            <w:vAlign w:val="center"/>
+          </w:tcPr>
+          <w:p>
+            <w:pPr>
+              <w:pStyle w:val="TableContents"/>
+              <w:bidi w:val="0"/>
+              <w:spacing w:before="0" w:after="283"/>
+              <w:rPr/>
+            </w:pPr>
+            <w:r>
+              <w:rPr/>
+              <w:t>Sextant check predicts “unavailable”</w:t>
+            </w:r>
+          </w:p>
+        </w:tc>
+        <w:tc>
+          <w:tcPr>
+            <w:tcW w:w="6781" w:type="dxa"/>
+            <w:tcBorders/>
+            <w:vAlign w:val="center"/>
+          </w:tcPr>
+          <w:p>
+            <w:pPr>
+              <w:pStyle w:val="TableContents"/>
+              <w:bidi w:val="0"/>
+              <w:spacing w:before="0" w:after="283"/>
+              <w:rPr/>
+            </w:pPr>
+            <w:r>
+              <w:rPr/>
+              <w:t>One body is below the usable horizon, the bodies are identical, or the entered UTC/position is wrong. Select another pair/time and check UTC rather than local civil time.</w:t>
+            </w:r>
+          </w:p>
+        </w:tc>
+      </w:tr>
+      <w:tr>
+        <w:trPr/>
+        <w:tc>
+          <w:tcPr>
+            <w:tcW w:w="2969" w:type="dxa"/>
+            <w:tcBorders/>
+            <w:vAlign w:val="center"/>
+          </w:tcPr>
+          <w:p>
+            <w:pPr>
+              <w:pStyle w:val="TableContents"/>
+              <w:bidi w:val="0"/>
+              <w:spacing w:before="0" w:after="283"/>
+              <w:rPr/>
+            </w:pPr>
+            <w:r>
+              <w:rPr/>
+              <w:t>Correction profile varies unexpectedly</w:t>
+            </w:r>
+          </w:p>
+        </w:tc>
+        <w:tc>
+          <w:tcPr>
+            <w:tcW w:w="6781" w:type="dxa"/>
+            <w:tcBorders/>
+            <w:vAlign w:val="center"/>
+          </w:tcPr>
+          <w:p>
+            <w:pPr>
+              <w:pStyle w:val="TableContents"/>
+              <w:bidi w:val="0"/>
+              <w:spacing w:before="0" w:after="283"/>
+              <w:rPr/>
+            </w:pPr>
+            <w:r>
+              <w:rPr/>
+              <w:t>Repeat the check, use similar-altitude star pairs, keep shades/technique identified, verify mechanical adjustment and compare only within the measured angular range.</w:t>
+            </w:r>
+          </w:p>
+        </w:tc>
+      </w:tr>
+      <w:tr>
+        <w:trPr/>
+        <w:tc>
+          <w:tcPr>
+            <w:tcW w:w="2969" w:type="dxa"/>
+            <w:tcBorders/>
+            <w:vAlign w:val="center"/>
+          </w:tcPr>
+          <w:p>
+            <w:pPr>
+              <w:pStyle w:val="TableContents"/>
+              <w:bidi w:val="0"/>
+              <w:spacing w:before="0" w:after="283"/>
+              <w:rPr/>
+            </w:pPr>
+            <w:r>
+              <w:rPr/>
+              <w:t>Running fix is poor</w:t>
+            </w:r>
+          </w:p>
+        </w:tc>
+        <w:tc>
+          <w:tcPr>
+            <w:tcW w:w="6781" w:type="dxa"/>
+            <w:tcBorders/>
+            <w:vAlign w:val="center"/>
+          </w:tcPr>
+          <w:p>
+            <w:pPr>
+              <w:pStyle w:val="TableContents"/>
+              <w:bidi w:val="0"/>
+              <w:spacing w:before="0" w:after="283"/>
+              <w:rPr/>
+            </w:pPr>
+            <w:r>
+              <w:rPr/>
+              <w:t>Check the reference epoch, COG/SOG, set and drift, leeway, course alterations and observation geometry.</w:t>
+            </w:r>
+          </w:p>
+        </w:tc>
+      </w:tr>
+      <w:tr>
+        <w:trPr/>
+        <w:tc>
+          <w:tcPr>
+            <w:tcW w:w="2969" w:type="dxa"/>
+            <w:tcBorders/>
+            <w:vAlign w:val="center"/>
+          </w:tcPr>
+          <w:p>
+            <w:pPr>
+              <w:pStyle w:val="TableContents"/>
+              <w:bidi w:val="0"/>
+              <w:spacing w:before="0" w:after="283"/>
               <w:rPr/>
             </w:pPr>
             <w:r>
@@ -7750,16 +7705,15 @@
         </w:tc>
         <w:tc>
           <w:tcPr>
-            <w:tcW w:w="8968" w:type="dxa"/>
-            <w:tcBorders/>
-            <w:vAlign w:val="center"/>
-          </w:tcPr>
-          <w:p>
-            <w:pPr>
-              <w:pStyle w:val="TableContents"/>
-              <w:bidi w:val="0"/>
-              <w:spacing w:before="0" w:after="283"/>
-              <w:jc w:val="start"/>
+            <w:tcW w:w="6781" w:type="dxa"/>
+            <w:tcBorders/>
+            <w:vAlign w:val="center"/>
+          </w:tcPr>
+          <w:p>
+            <w:pPr>
+              <w:pStyle w:val="TableContents"/>
+              <w:bidi w:val="0"/>
+              <w:spacing w:before="0" w:after="283"/>
               <w:rPr/>
             </w:pPr>
             <w:r>
@@ -7774,7 +7728,6 @@
       <w:pPr>
         <w:pStyle w:val="Heading2"/>
         <w:bidi w:val="0"/>
-        <w:jc w:val="start"/>
         <w:rPr/>
       </w:pPr>
       <w:r>
@@ -7796,7 +7749,6 @@
         <w:bidi w:val="0"/>
         <w:spacing w:before="0" w:after="0"/>
         <w:ind w:hanging="283" w:start="709"/>
-        <w:jc w:val="start"/>
         <w:rPr/>
       </w:pPr>
       <w:r>
@@ -7818,7 +7770,6 @@
         <w:bidi w:val="0"/>
         <w:spacing w:before="0" w:after="0"/>
         <w:ind w:hanging="283" w:start="709"/>
-        <w:jc w:val="start"/>
         <w:rPr/>
       </w:pPr>
       <w:r>
@@ -7840,7 +7791,6 @@
         <w:bidi w:val="0"/>
         <w:spacing w:before="0" w:after="0"/>
         <w:ind w:hanging="283" w:start="709"/>
-        <w:jc w:val="start"/>
         <w:rPr/>
       </w:pPr>
       <w:r>
@@ -7862,7 +7812,6 @@
         <w:bidi w:val="0"/>
         <w:spacing w:before="0" w:after="0"/>
         <w:ind w:hanging="283" w:start="709"/>
-        <w:jc w:val="start"/>
         <w:rPr/>
       </w:pPr>
       <w:r>
@@ -7883,7 +7832,6 @@
         </w:tabs>
         <w:bidi w:val="0"/>
         <w:ind w:hanging="283" w:start="709"/>
-        <w:jc w:val="start"/>
         <w:rPr/>
       </w:pPr>
       <w:r>
@@ -7896,7 +7844,6 @@
         <w:pStyle w:val="Heading1"/>
         <w:bidi w:val="0"/>
         <w:ind w:hanging="0" w:start="0" w:end="0"/>
-        <w:jc w:val="start"/>
         <w:rPr/>
       </w:pPr>
       <w:bookmarkStart w:id="22" w:name="abbreviations"/>
@@ -7983,7 +7930,6 @@
               <w:pStyle w:val="TableContents"/>
               <w:bidi w:val="0"/>
               <w:spacing w:before="0" w:after="283"/>
-              <w:jc w:val="start"/>
               <w:rPr/>
             </w:pPr>
             <w:r>
@@ -8003,7 +7949,6 @@
               <w:pStyle w:val="TableContents"/>
               <w:bidi w:val="0"/>
               <w:spacing w:before="0" w:after="283"/>
-              <w:jc w:val="start"/>
               <w:rPr/>
             </w:pPr>
             <w:r>
@@ -8026,7 +7971,6 @@
               <w:pStyle w:val="TableContents"/>
               <w:bidi w:val="0"/>
               <w:spacing w:before="0" w:after="283"/>
-              <w:jc w:val="start"/>
               <w:rPr/>
             </w:pPr>
             <w:r>
@@ -8046,7 +7990,6 @@
               <w:pStyle w:val="TableContents"/>
               <w:bidi w:val="0"/>
               <w:spacing w:before="0" w:after="283"/>
-              <w:jc w:val="start"/>
               <w:rPr/>
             </w:pPr>
             <w:r>
@@ -8069,7 +8012,6 @@
               <w:pStyle w:val="TableContents"/>
               <w:bidi w:val="0"/>
               <w:spacing w:before="0" w:after="283"/>
-              <w:jc w:val="start"/>
               <w:rPr/>
             </w:pPr>
             <w:r>
@@ -8089,7 +8031,6 @@
               <w:pStyle w:val="TableContents"/>
               <w:bidi w:val="0"/>
               <w:spacing w:before="0" w:after="283"/>
-              <w:jc w:val="start"/>
               <w:rPr/>
             </w:pPr>
             <w:r>
@@ -8112,7 +8053,6 @@
               <w:pStyle w:val="TableContents"/>
               <w:bidi w:val="0"/>
               <w:spacing w:before="0" w:after="283"/>
-              <w:jc w:val="start"/>
               <w:rPr/>
             </w:pPr>
             <w:r>
@@ -8132,7 +8072,6 @@
               <w:pStyle w:val="TableContents"/>
               <w:bidi w:val="0"/>
               <w:spacing w:before="0" w:after="283"/>
-              <w:jc w:val="start"/>
               <w:rPr/>
             </w:pPr>
             <w:r>
@@ -8155,7 +8094,6 @@
               <w:pStyle w:val="TableContents"/>
               <w:bidi w:val="0"/>
               <w:spacing w:before="0" w:after="283"/>
-              <w:jc w:val="start"/>
               <w:rPr/>
             </w:pPr>
             <w:r>
@@ -8175,7 +8113,6 @@
               <w:pStyle w:val="TableContents"/>
               <w:bidi w:val="0"/>
               <w:spacing w:before="0" w:after="283"/>
-              <w:jc w:val="start"/>
               <w:rPr/>
             </w:pPr>
             <w:r>
@@ -8198,7 +8135,6 @@
               <w:pStyle w:val="TableContents"/>
               <w:bidi w:val="0"/>
               <w:spacing w:before="0" w:after="283"/>
-              <w:jc w:val="start"/>
               <w:rPr/>
             </w:pPr>
             <w:r>
@@ -8218,7 +8154,6 @@
               <w:pStyle w:val="TableContents"/>
               <w:bidi w:val="0"/>
               <w:spacing w:before="0" w:after="283"/>
-              <w:jc w:val="start"/>
               <w:rPr/>
             </w:pPr>
             <w:r>
@@ -8241,7 +8176,6 @@
               <w:pStyle w:val="TableContents"/>
               <w:bidi w:val="0"/>
               <w:spacing w:before="0" w:after="283"/>
-              <w:jc w:val="start"/>
               <w:rPr/>
             </w:pPr>
             <w:r>
@@ -8261,7 +8195,6 @@
               <w:pStyle w:val="TableContents"/>
               <w:bidi w:val="0"/>
               <w:spacing w:before="0" w:after="283"/>
-              <w:jc w:val="start"/>
               <w:rPr/>
             </w:pPr>
             <w:r>
@@ -8284,7 +8217,6 @@
               <w:pStyle w:val="TableContents"/>
               <w:bidi w:val="0"/>
               <w:spacing w:before="0" w:after="283"/>
-              <w:jc w:val="start"/>
               <w:rPr/>
             </w:pPr>
             <w:r>
@@ -8304,7 +8236,6 @@
               <w:pStyle w:val="TableContents"/>
               <w:bidi w:val="0"/>
               <w:spacing w:before="0" w:after="283"/>
-              <w:jc w:val="start"/>
               <w:rPr/>
             </w:pPr>
             <w:r>
@@ -8327,7 +8258,6 @@
               <w:pStyle w:val="TableContents"/>
               <w:bidi w:val="0"/>
               <w:spacing w:before="0" w:after="283"/>
-              <w:jc w:val="start"/>
               <w:rPr/>
             </w:pPr>
             <w:r>
@@ -8347,7 +8277,6 @@
               <w:pStyle w:val="TableContents"/>
               <w:bidi w:val="0"/>
               <w:spacing w:before="0" w:after="283"/>
-              <w:jc w:val="start"/>
               <w:rPr/>
             </w:pPr>
             <w:r>
@@ -8370,7 +8299,6 @@
               <w:pStyle w:val="TableContents"/>
               <w:bidi w:val="0"/>
               <w:spacing w:before="0" w:after="283"/>
-              <w:jc w:val="start"/>
               <w:rPr/>
             </w:pPr>
             <w:r>
@@ -8390,7 +8318,6 @@
               <w:pStyle w:val="TableContents"/>
               <w:bidi w:val="0"/>
               <w:spacing w:before="0" w:after="283"/>
-              <w:jc w:val="start"/>
               <w:rPr/>
             </w:pPr>
             <w:r>
@@ -8413,7 +8340,6 @@
               <w:pStyle w:val="TableContents"/>
               <w:bidi w:val="0"/>
               <w:spacing w:before="0" w:after="283"/>
-              <w:jc w:val="start"/>
               <w:rPr/>
             </w:pPr>
             <w:r>
@@ -8433,7 +8359,6 @@
               <w:pStyle w:val="TableContents"/>
               <w:bidi w:val="0"/>
               <w:spacing w:before="0" w:after="283"/>
-              <w:jc w:val="start"/>
               <w:rPr/>
             </w:pPr>
             <w:r>
@@ -8456,7 +8381,6 @@
               <w:pStyle w:val="TableContents"/>
               <w:bidi w:val="0"/>
               <w:spacing w:before="0" w:after="283"/>
-              <w:jc w:val="start"/>
               <w:rPr/>
             </w:pPr>
             <w:r>
@@ -8476,7 +8400,6 @@
               <w:pStyle w:val="TableContents"/>
               <w:bidi w:val="0"/>
               <w:spacing w:before="0" w:after="283"/>
-              <w:jc w:val="start"/>
               <w:rPr/>
             </w:pPr>
             <w:r>
@@ -8499,7 +8422,6 @@
               <w:pStyle w:val="TableContents"/>
               <w:bidi w:val="0"/>
               <w:spacing w:before="0" w:after="283"/>
-              <w:jc w:val="start"/>
               <w:rPr/>
             </w:pPr>
             <w:r>
@@ -8519,7 +8441,6 @@
               <w:pStyle w:val="TableContents"/>
               <w:bidi w:val="0"/>
               <w:spacing w:before="0" w:after="283"/>
-              <w:jc w:val="start"/>
               <w:rPr/>
             </w:pPr>
             <w:r>
@@ -8542,7 +8463,6 @@
               <w:pStyle w:val="TableContents"/>
               <w:bidi w:val="0"/>
               <w:spacing w:before="0" w:after="283"/>
-              <w:jc w:val="start"/>
               <w:rPr/>
             </w:pPr>
             <w:r>
@@ -8562,7 +8482,6 @@
               <w:pStyle w:val="TableContents"/>
               <w:bidi w:val="0"/>
               <w:spacing w:before="0" w:after="283"/>
-              <w:jc w:val="start"/>
               <w:rPr/>
             </w:pPr>
             <w:r>
@@ -8585,7 +8504,6 @@
               <w:pStyle w:val="TableContents"/>
               <w:bidi w:val="0"/>
               <w:spacing w:before="0" w:after="283"/>
-              <w:jc w:val="start"/>
               <w:rPr/>
             </w:pPr>
             <w:r>
@@ -8605,7 +8523,6 @@
               <w:pStyle w:val="TableContents"/>
               <w:bidi w:val="0"/>
               <w:spacing w:before="0" w:after="283"/>
-              <w:jc w:val="start"/>
               <w:rPr/>
             </w:pPr>
             <w:r>
@@ -8628,7 +8545,6 @@
               <w:pStyle w:val="TableContents"/>
               <w:bidi w:val="0"/>
               <w:spacing w:before="0" w:after="283"/>
-              <w:jc w:val="start"/>
               <w:rPr/>
             </w:pPr>
             <w:r>
@@ -8648,7 +8564,6 @@
               <w:pStyle w:val="TableContents"/>
               <w:bidi w:val="0"/>
               <w:spacing w:before="0" w:after="283"/>
-              <w:jc w:val="start"/>
               <w:rPr/>
             </w:pPr>
             <w:r>
@@ -8671,7 +8586,6 @@
               <w:pStyle w:val="TableContents"/>
               <w:bidi w:val="0"/>
               <w:spacing w:before="0" w:after="283"/>
-              <w:jc w:val="start"/>
               <w:rPr/>
             </w:pPr>
             <w:r>
@@ -8691,7 +8605,6 @@
               <w:pStyle w:val="TableContents"/>
               <w:bidi w:val="0"/>
               <w:spacing w:before="0" w:after="283"/>
-              <w:jc w:val="start"/>
               <w:rPr/>
             </w:pPr>
             <w:r>
@@ -8714,7 +8627,6 @@
               <w:pStyle w:val="TableContents"/>
               <w:bidi w:val="0"/>
               <w:spacing w:before="0" w:after="283"/>
-              <w:jc w:val="start"/>
               <w:rPr/>
             </w:pPr>
             <w:r>
@@ -8734,7 +8646,6 @@
               <w:pStyle w:val="TableContents"/>
               <w:bidi w:val="0"/>
               <w:spacing w:before="0" w:after="283"/>
-              <w:jc w:val="start"/>
               <w:rPr/>
             </w:pPr>
             <w:r>
@@ -8757,7 +8668,6 @@
               <w:pStyle w:val="TableContents"/>
               <w:bidi w:val="0"/>
               <w:spacing w:before="0" w:after="283"/>
-              <w:jc w:val="start"/>
               <w:rPr/>
             </w:pPr>
             <w:r>
@@ -8777,7 +8687,6 @@
               <w:pStyle w:val="TableContents"/>
               <w:bidi w:val="0"/>
               <w:spacing w:before="0" w:after="283"/>
-              <w:jc w:val="start"/>
               <w:rPr/>
             </w:pPr>
             <w:r>
@@ -8800,7 +8709,6 @@
               <w:pStyle w:val="TableContents"/>
               <w:bidi w:val="0"/>
               <w:spacing w:before="0" w:after="283"/>
-              <w:jc w:val="start"/>
               <w:rPr/>
             </w:pPr>
             <w:r>
@@ -8820,7 +8728,6 @@
               <w:pStyle w:val="TableContents"/>
               <w:bidi w:val="0"/>
               <w:spacing w:before="0" w:after="283"/>
-              <w:jc w:val="start"/>
               <w:rPr/>
             </w:pPr>
             <w:r>
@@ -8843,7 +8750,6 @@
               <w:pStyle w:val="TableContents"/>
               <w:bidi w:val="0"/>
               <w:spacing w:before="0" w:after="283"/>
-              <w:jc w:val="start"/>
               <w:rPr/>
             </w:pPr>
             <w:r>
@@ -8863,7 +8769,6 @@
               <w:pStyle w:val="TableContents"/>
               <w:bidi w:val="0"/>
               <w:spacing w:before="0" w:after="283"/>
-              <w:jc w:val="start"/>
               <w:rPr/>
             </w:pPr>
             <w:r>
@@ -8886,7 +8791,6 @@
               <w:pStyle w:val="TableContents"/>
               <w:bidi w:val="0"/>
               <w:spacing w:before="0" w:after="283"/>
-              <w:jc w:val="start"/>
               <w:rPr/>
             </w:pPr>
             <w:r>
@@ -8906,7 +8810,6 @@
               <w:pStyle w:val="TableContents"/>
               <w:bidi w:val="0"/>
               <w:spacing w:before="0" w:after="283"/>
-              <w:jc w:val="start"/>
               <w:rPr/>
             </w:pPr>
             <w:r>
@@ -8929,7 +8832,6 @@
               <w:pStyle w:val="TableContents"/>
               <w:bidi w:val="0"/>
               <w:spacing w:before="0" w:after="283"/>
-              <w:jc w:val="start"/>
               <w:rPr/>
             </w:pPr>
             <w:r>
@@ -8949,7 +8851,6 @@
               <w:pStyle w:val="TableContents"/>
               <w:bidi w:val="0"/>
               <w:spacing w:before="0" w:after="283"/>
-              <w:jc w:val="start"/>
               <w:rPr/>
             </w:pPr>
             <w:r>
@@ -8972,7 +8873,6 @@
               <w:pStyle w:val="TableContents"/>
               <w:bidi w:val="0"/>
               <w:spacing w:before="0" w:after="283"/>
-              <w:jc w:val="start"/>
               <w:rPr/>
             </w:pPr>
             <w:r>
@@ -8992,7 +8892,6 @@
               <w:pStyle w:val="TableContents"/>
               <w:bidi w:val="0"/>
               <w:spacing w:before="0" w:after="283"/>
-              <w:jc w:val="start"/>
               <w:rPr/>
             </w:pPr>
             <w:r>
@@ -9015,7 +8914,6 @@
               <w:pStyle w:val="TableContents"/>
               <w:bidi w:val="0"/>
               <w:spacing w:before="0" w:after="283"/>
-              <w:jc w:val="start"/>
               <w:rPr/>
             </w:pPr>
             <w:r>
@@ -9035,7 +8933,6 @@
               <w:pStyle w:val="TableContents"/>
               <w:bidi w:val="0"/>
               <w:spacing w:before="0" w:after="283"/>
-              <w:jc w:val="start"/>
               <w:rPr/>
             </w:pPr>
             <w:r>
@@ -9058,7 +8955,6 @@
               <w:pStyle w:val="TableContents"/>
               <w:bidi w:val="0"/>
               <w:spacing w:before="0" w:after="283"/>
-              <w:jc w:val="start"/>
               <w:rPr/>
             </w:pPr>
             <w:r>
@@ -9078,7 +8974,6 @@
               <w:pStyle w:val="TableContents"/>
               <w:bidi w:val="0"/>
               <w:spacing w:before="0" w:after="283"/>
-              <w:jc w:val="start"/>
               <w:rPr/>
             </w:pPr>
             <w:r>
@@ -9101,7 +8996,6 @@
               <w:pStyle w:val="TableContents"/>
               <w:bidi w:val="0"/>
               <w:spacing w:before="0" w:after="283"/>
-              <w:jc w:val="start"/>
               <w:rPr/>
             </w:pPr>
             <w:r>
@@ -9121,7 +9015,6 @@
               <w:pStyle w:val="TableContents"/>
               <w:bidi w:val="0"/>
               <w:spacing w:before="0" w:after="283"/>
-              <w:jc w:val="start"/>
               <w:rPr/>
             </w:pPr>
             <w:r>
@@ -9144,7 +9037,6 @@
               <w:pStyle w:val="TableContents"/>
               <w:bidi w:val="0"/>
               <w:spacing w:before="0" w:after="283"/>
-              <w:jc w:val="start"/>
               <w:rPr/>
             </w:pPr>
             <w:r>
@@ -9164,7 +9056,6 @@
               <w:pStyle w:val="TableContents"/>
               <w:bidi w:val="0"/>
               <w:spacing w:before="0" w:after="283"/>
-              <w:jc w:val="start"/>
               <w:rPr/>
             </w:pPr>
             <w:r>
@@ -9187,7 +9078,6 @@
               <w:pStyle w:val="TableContents"/>
               <w:bidi w:val="0"/>
               <w:spacing w:before="0" w:after="283"/>
-              <w:jc w:val="start"/>
               <w:rPr/>
             </w:pPr>
             <w:r>
@@ -9207,7 +9097,6 @@
               <w:pStyle w:val="TableContents"/>
               <w:bidi w:val="0"/>
               <w:spacing w:before="0" w:after="283"/>
-              <w:jc w:val="start"/>
               <w:rPr/>
             </w:pPr>
             <w:r>
@@ -9230,7 +9119,6 @@
               <w:pStyle w:val="TableContents"/>
               <w:bidi w:val="0"/>
               <w:spacing w:before="0" w:after="283"/>
-              <w:jc w:val="start"/>
               <w:rPr/>
             </w:pPr>
             <w:r>
@@ -9250,7 +9138,6 @@
               <w:pStyle w:val="TableContents"/>
               <w:bidi w:val="0"/>
               <w:spacing w:before="0" w:after="283"/>
-              <w:jc w:val="start"/>
               <w:rPr/>
             </w:pPr>
             <w:r>
@@ -9273,7 +9160,6 @@
               <w:pStyle w:val="TableContents"/>
               <w:bidi w:val="0"/>
               <w:spacing w:before="0" w:after="283"/>
-              <w:jc w:val="start"/>
               <w:rPr/>
             </w:pPr>
             <w:r>
@@ -9293,7 +9179,6 @@
               <w:pStyle w:val="TableContents"/>
               <w:bidi w:val="0"/>
               <w:spacing w:before="0" w:after="283"/>
-              <w:jc w:val="start"/>
               <w:rPr/>
             </w:pPr>
             <w:r>
@@ -9316,7 +9201,6 @@
               <w:pStyle w:val="TableContents"/>
               <w:bidi w:val="0"/>
               <w:spacing w:before="0" w:after="283"/>
-              <w:jc w:val="start"/>
               <w:rPr/>
             </w:pPr>
             <w:r>
@@ -9336,7 +9220,6 @@
               <w:pStyle w:val="TableContents"/>
               <w:bidi w:val="0"/>
               <w:spacing w:before="0" w:after="283"/>
-              <w:jc w:val="start"/>
               <w:rPr/>
             </w:pPr>
             <w:r>
@@ -9359,7 +9242,6 @@
               <w:pStyle w:val="TableContents"/>
               <w:bidi w:val="0"/>
               <w:spacing w:before="0" w:after="283"/>
-              <w:jc w:val="start"/>
               <w:rPr/>
             </w:pPr>
             <w:r>
@@ -9379,7 +9261,6 @@
               <w:pStyle w:val="TableContents"/>
               <w:bidi w:val="0"/>
               <w:spacing w:before="0" w:after="283"/>
-              <w:jc w:val="start"/>
               <w:rPr/>
             </w:pPr>
             <w:r>
@@ -9402,7 +9283,6 @@
               <w:pStyle w:val="TableContents"/>
               <w:bidi w:val="0"/>
               <w:spacing w:before="0" w:after="283"/>
-              <w:jc w:val="start"/>
               <w:rPr/>
             </w:pPr>
             <w:r>
@@ -9422,7 +9302,6 @@
               <w:pStyle w:val="TableContents"/>
               <w:bidi w:val="0"/>
               <w:spacing w:before="0" w:after="283"/>
-              <w:jc w:val="start"/>
               <w:rPr/>
             </w:pPr>
             <w:r>
@@ -9445,7 +9324,6 @@
               <w:pStyle w:val="TableContents"/>
               <w:bidi w:val="0"/>
               <w:spacing w:before="0" w:after="283"/>
-              <w:jc w:val="start"/>
               <w:rPr/>
             </w:pPr>
             <w:r>
@@ -9465,7 +9343,6 @@
               <w:pStyle w:val="TableContents"/>
               <w:bidi w:val="0"/>
               <w:spacing w:before="0" w:after="283"/>
-              <w:jc w:val="start"/>
               <w:rPr/>
             </w:pPr>
             <w:r>
@@ -9488,7 +9365,6 @@
               <w:pStyle w:val="TableContents"/>
               <w:bidi w:val="0"/>
               <w:spacing w:before="0" w:after="283"/>
-              <w:jc w:val="start"/>
               <w:rPr/>
             </w:pPr>
             <w:r>
@@ -9508,7 +9384,6 @@
               <w:pStyle w:val="TableContents"/>
               <w:bidi w:val="0"/>
               <w:spacing w:before="0" w:after="283"/>
-              <w:jc w:val="start"/>
               <w:rPr/>
             </w:pPr>
             <w:r>
@@ -9531,7 +9406,6 @@
               <w:pStyle w:val="TableContents"/>
               <w:bidi w:val="0"/>
               <w:spacing w:before="0" w:after="283"/>
-              <w:jc w:val="start"/>
               <w:rPr/>
             </w:pPr>
             <w:r>
@@ -9551,7 +9425,6 @@
               <w:pStyle w:val="TableContents"/>
               <w:bidi w:val="0"/>
               <w:spacing w:before="0" w:after="283"/>
-              <w:jc w:val="start"/>
               <w:rPr/>
             </w:pPr>
             <w:r>
@@ -9574,7 +9447,6 @@
               <w:pStyle w:val="TableContents"/>
               <w:bidi w:val="0"/>
               <w:spacing w:before="0" w:after="283"/>
-              <w:jc w:val="start"/>
               <w:rPr/>
             </w:pPr>
             <w:r>
@@ -9594,7 +9466,6 @@
               <w:pStyle w:val="TableContents"/>
               <w:bidi w:val="0"/>
               <w:spacing w:before="0" w:after="283"/>
-              <w:jc w:val="start"/>
               <w:rPr/>
             </w:pPr>
             <w:r>
@@ -9617,7 +9488,6 @@
               <w:pStyle w:val="TableContents"/>
               <w:bidi w:val="0"/>
               <w:spacing w:before="0" w:after="283"/>
-              <w:jc w:val="start"/>
               <w:rPr/>
             </w:pPr>
             <w:r>
@@ -9637,7 +9507,6 @@
               <w:pStyle w:val="TableContents"/>
               <w:bidi w:val="0"/>
               <w:spacing w:before="0" w:after="283"/>
-              <w:jc w:val="start"/>
               <w:rPr/>
             </w:pPr>
             <w:r>
@@ -9660,7 +9529,6 @@
               <w:pStyle w:val="TableContents"/>
               <w:bidi w:val="0"/>
               <w:spacing w:before="0" w:after="283"/>
-              <w:jc w:val="start"/>
               <w:rPr/>
             </w:pPr>
             <w:r>
@@ -9680,7 +9548,6 @@
               <w:pStyle w:val="TableContents"/>
               <w:bidi w:val="0"/>
               <w:spacing w:before="0" w:after="283"/>
-              <w:jc w:val="start"/>
               <w:rPr/>
             </w:pPr>
             <w:r>
@@ -9703,7 +9570,6 @@
               <w:pStyle w:val="TableContents"/>
               <w:bidi w:val="0"/>
               <w:spacing w:before="0" w:after="283"/>
-              <w:jc w:val="start"/>
               <w:rPr/>
             </w:pPr>
             <w:r>
@@ -9723,7 +9589,6 @@
               <w:pStyle w:val="TableContents"/>
               <w:bidi w:val="0"/>
               <w:spacing w:before="0" w:after="283"/>
-              <w:jc w:val="start"/>
               <w:rPr/>
             </w:pPr>
             <w:r>
@@ -9746,7 +9611,6 @@
               <w:pStyle w:val="TableContents"/>
               <w:bidi w:val="0"/>
               <w:spacing w:before="0" w:after="283"/>
-              <w:jc w:val="start"/>
               <w:rPr/>
             </w:pPr>
             <w:r>
@@ -9766,7 +9630,6 @@
               <w:pStyle w:val="TableContents"/>
               <w:bidi w:val="0"/>
               <w:spacing w:before="0" w:after="283"/>
-              <w:jc w:val="start"/>
               <w:rPr/>
             </w:pPr>
             <w:r>
@@ -9789,7 +9652,6 @@
               <w:pStyle w:val="TableContents"/>
               <w:bidi w:val="0"/>
               <w:spacing w:before="0" w:after="283"/>
-              <w:jc w:val="start"/>
               <w:rPr/>
             </w:pPr>
             <w:r>
@@ -9809,7 +9671,6 @@
               <w:pStyle w:val="TableContents"/>
               <w:bidi w:val="0"/>
               <w:spacing w:before="0" w:after="283"/>
-              <w:jc w:val="start"/>
               <w:rPr/>
             </w:pPr>
             <w:r>
@@ -9832,7 +9693,6 @@
               <w:pStyle w:val="TableContents"/>
               <w:bidi w:val="0"/>
               <w:spacing w:before="0" w:after="283"/>
-              <w:jc w:val="start"/>
               <w:rPr/>
             </w:pPr>
             <w:r>
@@ -9852,7 +9712,6 @@
               <w:pStyle w:val="TableContents"/>
               <w:bidi w:val="0"/>
               <w:spacing w:before="0" w:after="283"/>
-              <w:jc w:val="start"/>
               <w:rPr/>
             </w:pPr>
             <w:r>
@@ -9875,7 +9734,6 @@
               <w:pStyle w:val="TableContents"/>
               <w:bidi w:val="0"/>
               <w:spacing w:before="0" w:after="283"/>
-              <w:jc w:val="start"/>
               <w:rPr/>
             </w:pPr>
             <w:r>
@@ -9895,7 +9753,6 @@
               <w:pStyle w:val="TableContents"/>
               <w:bidi w:val="0"/>
               <w:spacing w:before="0" w:after="283"/>
-              <w:jc w:val="start"/>
               <w:rPr/>
             </w:pPr>
             <w:r>
@@ -9918,7 +9775,6 @@
               <w:pStyle w:val="TableContents"/>
               <w:bidi w:val="0"/>
               <w:spacing w:before="0" w:after="283"/>
-              <w:jc w:val="start"/>
               <w:rPr/>
             </w:pPr>
             <w:r>
@@ -9938,7 +9794,6 @@
               <w:pStyle w:val="TableContents"/>
               <w:bidi w:val="0"/>
               <w:spacing w:before="0" w:after="283"/>
-              <w:jc w:val="start"/>
               <w:rPr/>
             </w:pPr>
             <w:r>
@@ -9961,7 +9816,6 @@
               <w:pStyle w:val="TableContents"/>
               <w:bidi w:val="0"/>
               <w:spacing w:before="0" w:after="283"/>
-              <w:jc w:val="start"/>
               <w:rPr/>
             </w:pPr>
             <w:r>
@@ -9981,7 +9835,6 @@
               <w:pStyle w:val="TableContents"/>
               <w:bidi w:val="0"/>
               <w:spacing w:before="0" w:after="283"/>
-              <w:jc w:val="start"/>
               <w:rPr/>
             </w:pPr>
             <w:r>
@@ -10004,7 +9857,6 @@
               <w:pStyle w:val="TableContents"/>
               <w:bidi w:val="0"/>
               <w:spacing w:before="0" w:after="283"/>
-              <w:jc w:val="start"/>
               <w:rPr/>
             </w:pPr>
             <w:r>
@@ -10024,7 +9876,6 @@
               <w:pStyle w:val="TableContents"/>
               <w:bidi w:val="0"/>
               <w:spacing w:before="0" w:after="283"/>
-              <w:jc w:val="start"/>
               <w:rPr/>
             </w:pPr>
             <w:r>
@@ -10047,7 +9898,6 @@
               <w:pStyle w:val="TableContents"/>
               <w:bidi w:val="0"/>
               <w:spacing w:before="0" w:after="283"/>
-              <w:jc w:val="start"/>
               <w:rPr/>
             </w:pPr>
             <w:r>
@@ -10067,7 +9917,6 @@
               <w:pStyle w:val="TableContents"/>
               <w:bidi w:val="0"/>
               <w:spacing w:before="0" w:after="283"/>
-              <w:jc w:val="start"/>
               <w:rPr/>
             </w:pPr>
             <w:r>
@@ -10090,7 +9939,6 @@
               <w:pStyle w:val="TableContents"/>
               <w:bidi w:val="0"/>
               <w:spacing w:before="0" w:after="283"/>
-              <w:jc w:val="start"/>
               <w:rPr/>
             </w:pPr>
             <w:r>
@@ -10110,7 +9958,6 @@
               <w:pStyle w:val="TableContents"/>
               <w:bidi w:val="0"/>
               <w:spacing w:before="0" w:after="283"/>
-              <w:jc w:val="start"/>
               <w:rPr/>
             </w:pPr>
             <w:r>
@@ -10133,7 +9980,6 @@
               <w:pStyle w:val="TableContents"/>
               <w:bidi w:val="0"/>
               <w:spacing w:before="0" w:after="283"/>
-              <w:jc w:val="start"/>
               <w:rPr/>
             </w:pPr>
             <w:r>
@@ -10153,7 +9999,6 @@
               <w:pStyle w:val="TableContents"/>
               <w:bidi w:val="0"/>
               <w:spacing w:before="0" w:after="283"/>
-              <w:jc w:val="start"/>
               <w:rPr/>
             </w:pPr>
             <w:r>
@@ -10176,7 +10021,6 @@
               <w:pStyle w:val="TableContents"/>
               <w:bidi w:val="0"/>
               <w:spacing w:before="0" w:after="283"/>
-              <w:jc w:val="start"/>
               <w:rPr/>
             </w:pPr>
             <w:r>
@@ -10196,7 +10040,6 @@
               <w:pStyle w:val="TableContents"/>
               <w:bidi w:val="0"/>
               <w:spacing w:before="0" w:after="283"/>
-              <w:jc w:val="start"/>
               <w:rPr/>
             </w:pPr>
             <w:r>
@@ -10219,7 +10062,6 @@
               <w:pStyle w:val="TableContents"/>
               <w:bidi w:val="0"/>
               <w:spacing w:before="0" w:after="283"/>
-              <w:jc w:val="start"/>
               <w:rPr/>
             </w:pPr>
             <w:r>
@@ -10239,7 +10081,6 @@
               <w:pStyle w:val="TableContents"/>
               <w:bidi w:val="0"/>
               <w:spacing w:before="0" w:after="283"/>
-              <w:jc w:val="start"/>
               <w:rPr/>
             </w:pPr>
             <w:r>
@@ -10262,7 +10103,6 @@
               <w:pStyle w:val="TableContents"/>
               <w:bidi w:val="0"/>
               <w:spacing w:before="0" w:after="283"/>
-              <w:jc w:val="start"/>
               <w:rPr/>
             </w:pPr>
             <w:r>
@@ -10282,7 +10122,6 @@
               <w:pStyle w:val="TableContents"/>
               <w:bidi w:val="0"/>
               <w:spacing w:before="0" w:after="283"/>
-              <w:jc w:val="start"/>
               <w:rPr/>
             </w:pPr>
             <w:r>
@@ -10305,7 +10144,6 @@
               <w:pStyle w:val="TableContents"/>
               <w:bidi w:val="0"/>
               <w:spacing w:before="0" w:after="283"/>
-              <w:jc w:val="start"/>
               <w:rPr/>
             </w:pPr>
             <w:r>
@@ -10325,7 +10163,6 @@
               <w:pStyle w:val="TableContents"/>
               <w:bidi w:val="0"/>
               <w:spacing w:before="0" w:after="283"/>
-              <w:jc w:val="start"/>
               <w:rPr/>
             </w:pPr>
             <w:r>
@@ -10348,7 +10185,6 @@
               <w:pStyle w:val="TableContents"/>
               <w:bidi w:val="0"/>
               <w:spacing w:before="0" w:after="283"/>
-              <w:jc w:val="start"/>
               <w:rPr/>
             </w:pPr>
             <w:r>
@@ -10368,7 +10204,6 @@
               <w:pStyle w:val="TableContents"/>
               <w:bidi w:val="0"/>
               <w:spacing w:before="0" w:after="283"/>
-              <w:jc w:val="start"/>
               <w:rPr/>
             </w:pPr>
             <w:r>
@@ -10391,7 +10226,6 @@
               <w:pStyle w:val="TableContents"/>
               <w:bidi w:val="0"/>
               <w:spacing w:before="0" w:after="283"/>
-              <w:jc w:val="start"/>
               <w:rPr/>
             </w:pPr>
             <w:r>
@@ -10411,7 +10245,6 @@
               <w:pStyle w:val="TableContents"/>
               <w:bidi w:val="0"/>
               <w:spacing w:before="0" w:after="283"/>
-              <w:jc w:val="start"/>
               <w:rPr/>
             </w:pPr>
             <w:r>
@@ -10427,7 +10260,6 @@
         <w:pStyle w:val="Heading1"/>
         <w:bidi w:val="0"/>
         <w:ind w:hanging="0" w:start="0" w:end="0"/>
-        <w:jc w:val="start"/>
         <w:rPr/>
       </w:pPr>
       <w:bookmarkStart w:id="23" w:name="glossary"/>
@@ -10441,7 +10273,6 @@
       <w:pPr>
         <w:pStyle w:val="ListHeading"/>
         <w:bidi w:val="0"/>
-        <w:jc w:val="start"/>
         <w:rPr/>
       </w:pPr>
       <w:r>
@@ -10455,7 +10286,6 @@
       <w:pPr>
         <w:pStyle w:val="ListContents"/>
         <w:bidi w:val="0"/>
-        <w:jc w:val="start"/>
         <w:rPr/>
       </w:pPr>
       <w:r>
@@ -10467,7 +10297,6 @@
       <w:pPr>
         <w:pStyle w:val="ListHeading"/>
         <w:bidi w:val="0"/>
-        <w:jc w:val="start"/>
         <w:rPr/>
       </w:pPr>
       <w:r>
@@ -10481,7 +10310,6 @@
       <w:pPr>
         <w:pStyle w:val="ListContents"/>
         <w:bidi w:val="0"/>
-        <w:jc w:val="start"/>
         <w:rPr/>
       </w:pPr>
       <w:r>
@@ -10493,7 +10321,6 @@
       <w:pPr>
         <w:pStyle w:val="ListHeading"/>
         <w:bidi w:val="0"/>
-        <w:jc w:val="start"/>
         <w:rPr/>
       </w:pPr>
       <w:r>
@@ -10507,7 +10334,6 @@
       <w:pPr>
         <w:pStyle w:val="ListContents"/>
         <w:bidi w:val="0"/>
-        <w:jc w:val="start"/>
         <w:rPr/>
       </w:pPr>
       <w:r>
@@ -10519,7 +10345,6 @@
       <w:pPr>
         <w:pStyle w:val="ListHeading"/>
         <w:bidi w:val="0"/>
-        <w:jc w:val="start"/>
         <w:rPr/>
       </w:pPr>
       <w:r>
@@ -10533,7 +10358,6 @@
       <w:pPr>
         <w:pStyle w:val="ListContents"/>
         <w:bidi w:val="0"/>
-        <w:jc w:val="start"/>
         <w:rPr/>
       </w:pPr>
       <w:r>
@@ -10545,7 +10369,6 @@
       <w:pPr>
         <w:pStyle w:val="ListHeading"/>
         <w:bidi w:val="0"/>
-        <w:jc w:val="start"/>
         <w:rPr/>
       </w:pPr>
       <w:r>
@@ -10559,7 +10382,6 @@
       <w:pPr>
         <w:pStyle w:val="ListContents"/>
         <w:bidi w:val="0"/>
-        <w:jc w:val="start"/>
         <w:rPr/>
       </w:pPr>
       <w:r>
@@ -10571,7 +10393,6 @@
       <w:pPr>
         <w:pStyle w:val="ListHeading"/>
         <w:bidi w:val="0"/>
-        <w:jc w:val="start"/>
         <w:rPr/>
       </w:pPr>
       <w:r>
@@ -10585,7 +10406,6 @@
       <w:pPr>
         <w:pStyle w:val="ListContents"/>
         <w:bidi w:val="0"/>
-        <w:jc w:val="start"/>
         <w:rPr/>
       </w:pPr>
       <w:r>
@@ -10597,7 +10417,6 @@
       <w:pPr>
         <w:pStyle w:val="ListHeading"/>
         <w:bidi w:val="0"/>
-        <w:jc w:val="start"/>
         <w:rPr/>
       </w:pPr>
       <w:r>
@@ -10611,7 +10430,6 @@
       <w:pPr>
         <w:pStyle w:val="ListContents"/>
         <w:bidi w:val="0"/>
-        <w:jc w:val="start"/>
         <w:rPr/>
       </w:pPr>
       <w:r>
@@ -10623,7 +10441,6 @@
       <w:pPr>
         <w:pStyle w:val="ListHeading"/>
         <w:bidi w:val="0"/>
-        <w:jc w:val="start"/>
         <w:rPr/>
       </w:pPr>
       <w:r>
@@ -10637,7 +10454,6 @@
       <w:pPr>
         <w:pStyle w:val="ListContents"/>
         <w:bidi w:val="0"/>
-        <w:jc w:val="start"/>
         <w:rPr/>
       </w:pPr>
       <w:r>
@@ -10649,7 +10465,6 @@
       <w:pPr>
         <w:pStyle w:val="ListHeading"/>
         <w:bidi w:val="0"/>
-        <w:jc w:val="start"/>
         <w:rPr/>
       </w:pPr>
       <w:r>
@@ -10663,7 +10478,6 @@
       <w:pPr>
         <w:pStyle w:val="ListContents"/>
         <w:bidi w:val="0"/>
-        <w:jc w:val="start"/>
         <w:rPr/>
       </w:pPr>
       <w:r>
@@ -10675,7 +10489,6 @@
       <w:pPr>
         <w:pStyle w:val="ListHeading"/>
         <w:bidi w:val="0"/>
-        <w:jc w:val="start"/>
         <w:rPr/>
       </w:pPr>
       <w:r>
@@ -10689,7 +10502,6 @@
       <w:pPr>
         <w:pStyle w:val="ListContents"/>
         <w:bidi w:val="0"/>
-        <w:jc w:val="start"/>
         <w:rPr/>
       </w:pPr>
       <w:r>
@@ -10701,7 +10513,6 @@
       <w:pPr>
         <w:pStyle w:val="ListHeading"/>
         <w:bidi w:val="0"/>
-        <w:jc w:val="start"/>
         <w:rPr/>
       </w:pPr>
       <w:r>
@@ -10715,7 +10526,6 @@
       <w:pPr>
         <w:pStyle w:val="ListContents"/>
         <w:bidi w:val="0"/>
-        <w:jc w:val="start"/>
         <w:rPr/>
       </w:pPr>
       <w:r>
@@ -10727,7 +10537,6 @@
       <w:pPr>
         <w:pStyle w:val="ListHeading"/>
         <w:bidi w:val="0"/>
-        <w:jc w:val="start"/>
         <w:rPr/>
       </w:pPr>
       <w:r>
@@ -10741,7 +10550,6 @@
       <w:pPr>
         <w:pStyle w:val="ListContents"/>
         <w:bidi w:val="0"/>
-        <w:jc w:val="start"/>
         <w:rPr/>
       </w:pPr>
       <w:r>
@@ -10753,7 +10561,6 @@
       <w:pPr>
         <w:pStyle w:val="ListHeading"/>
         <w:bidi w:val="0"/>
-        <w:jc w:val="start"/>
         <w:rPr/>
       </w:pPr>
       <w:r>
@@ -10767,7 +10574,6 @@
       <w:pPr>
         <w:pStyle w:val="ListContents"/>
         <w:bidi w:val="0"/>
-        <w:jc w:val="start"/>
         <w:rPr/>
       </w:pPr>
       <w:r>
@@ -10779,7 +10585,6 @@
       <w:pPr>
         <w:pStyle w:val="ListHeading"/>
         <w:bidi w:val="0"/>
-        <w:jc w:val="start"/>
         <w:rPr/>
       </w:pPr>
       <w:r>
@@ -10793,7 +10598,6 @@
       <w:pPr>
         <w:pStyle w:val="ListContents"/>
         <w:bidi w:val="0"/>
-        <w:jc w:val="start"/>
         <w:rPr/>
       </w:pPr>
       <w:r>
@@ -10805,7 +10609,6 @@
       <w:pPr>
         <w:pStyle w:val="ListHeading"/>
         <w:bidi w:val="0"/>
-        <w:jc w:val="start"/>
         <w:rPr/>
       </w:pPr>
       <w:r>
@@ -10819,7 +10622,6 @@
       <w:pPr>
         <w:pStyle w:val="ListContents"/>
         <w:bidi w:val="0"/>
-        <w:jc w:val="start"/>
         <w:rPr/>
       </w:pPr>
       <w:r>
@@ -10831,7 +10633,6 @@
       <w:pPr>
         <w:pStyle w:val="ListHeading"/>
         <w:bidi w:val="0"/>
-        <w:jc w:val="start"/>
         <w:rPr/>
       </w:pPr>
       <w:r>
@@ -10845,7 +10646,6 @@
       <w:pPr>
         <w:pStyle w:val="ListContents"/>
         <w:bidi w:val="0"/>
-        <w:jc w:val="start"/>
         <w:rPr/>
       </w:pPr>
       <w:r>
@@ -10857,7 +10657,6 @@
       <w:pPr>
         <w:pStyle w:val="ListHeading"/>
         <w:bidi w:val="0"/>
-        <w:jc w:val="start"/>
         <w:rPr/>
       </w:pPr>
       <w:r>
@@ -10871,7 +10670,6 @@
       <w:pPr>
         <w:pStyle w:val="ListContents"/>
         <w:bidi w:val="0"/>
-        <w:jc w:val="start"/>
         <w:rPr/>
       </w:pPr>
       <w:r>
@@ -10883,7 +10681,6 @@
       <w:pPr>
         <w:pStyle w:val="ListHeading"/>
         <w:bidi w:val="0"/>
-        <w:jc w:val="start"/>
         <w:rPr/>
       </w:pPr>
       <w:r>
@@ -10897,7 +10694,6 @@
       <w:pPr>
         <w:pStyle w:val="ListContents"/>
         <w:bidi w:val="0"/>
-        <w:jc w:val="start"/>
         <w:rPr/>
       </w:pPr>
       <w:r>
@@ -10909,7 +10705,6 @@
       <w:pPr>
         <w:pStyle w:val="ListHeading"/>
         <w:bidi w:val="0"/>
-        <w:jc w:val="start"/>
         <w:rPr/>
       </w:pPr>
       <w:r>
@@ -10923,7 +10718,6 @@
       <w:pPr>
         <w:pStyle w:val="ListContents"/>
         <w:bidi w:val="0"/>
-        <w:jc w:val="start"/>
         <w:rPr/>
       </w:pPr>
       <w:r>
@@ -10935,7 +10729,6 @@
       <w:pPr>
         <w:pStyle w:val="ListHeading"/>
         <w:bidi w:val="0"/>
-        <w:jc w:val="start"/>
         <w:rPr/>
       </w:pPr>
       <w:r>
@@ -10949,7 +10742,6 @@
       <w:pPr>
         <w:pStyle w:val="ListContents"/>
         <w:bidi w:val="0"/>
-        <w:jc w:val="start"/>
         <w:rPr/>
       </w:pPr>
       <w:r>
@@ -10961,7 +10753,6 @@
       <w:pPr>
         <w:pStyle w:val="ListHeading"/>
         <w:bidi w:val="0"/>
-        <w:jc w:val="start"/>
         <w:rPr/>
       </w:pPr>
       <w:r>
@@ -10975,7 +10766,6 @@
       <w:pPr>
         <w:pStyle w:val="ListContents"/>
         <w:bidi w:val="0"/>
-        <w:jc w:val="start"/>
         <w:rPr/>
       </w:pPr>
       <w:r>
@@ -10987,7 +10777,6 @@
       <w:pPr>
         <w:pStyle w:val="ListHeading"/>
         <w:bidi w:val="0"/>
-        <w:jc w:val="start"/>
         <w:rPr/>
       </w:pPr>
       <w:r>
@@ -11001,7 +10790,6 @@
       <w:pPr>
         <w:pStyle w:val="ListContents"/>
         <w:bidi w:val="0"/>
-        <w:jc w:val="start"/>
         <w:rPr/>
       </w:pPr>
       <w:r>
@@ -11013,7 +10801,6 @@
       <w:pPr>
         <w:pStyle w:val="ListHeading"/>
         <w:bidi w:val="0"/>
-        <w:jc w:val="start"/>
         <w:rPr/>
       </w:pPr>
       <w:r>
@@ -11027,7 +10814,6 @@
       <w:pPr>
         <w:pStyle w:val="ListContents"/>
         <w:bidi w:val="0"/>
-        <w:jc w:val="start"/>
         <w:rPr/>
       </w:pPr>
       <w:r>
@@ -11039,7 +10825,6 @@
       <w:pPr>
         <w:pStyle w:val="ListHeading"/>
         <w:bidi w:val="0"/>
-        <w:jc w:val="start"/>
         <w:rPr/>
       </w:pPr>
       <w:r>
@@ -11053,7 +10838,6 @@
       <w:pPr>
         <w:pStyle w:val="ListContents"/>
         <w:bidi w:val="0"/>
-        <w:jc w:val="start"/>
         <w:rPr/>
       </w:pPr>
       <w:r>
@@ -11065,7 +10849,6 @@
       <w:pPr>
         <w:pStyle w:val="ListHeading"/>
         <w:bidi w:val="0"/>
-        <w:jc w:val="start"/>
         <w:rPr/>
       </w:pPr>
       <w:r>
@@ -11079,7 +10862,6 @@
       <w:pPr>
         <w:pStyle w:val="ListContents"/>
         <w:bidi w:val="0"/>
-        <w:jc w:val="start"/>
         <w:rPr/>
       </w:pPr>
       <w:r>
@@ -11091,7 +10873,6 @@
       <w:pPr>
         <w:pStyle w:val="ListHeading"/>
         <w:bidi w:val="0"/>
-        <w:jc w:val="start"/>
         <w:rPr/>
       </w:pPr>
       <w:r>
@@ -11105,7 +10886,6 @@
       <w:pPr>
         <w:pStyle w:val="ListContents"/>
         <w:bidi w:val="0"/>
-        <w:jc w:val="start"/>
         <w:rPr/>
       </w:pPr>
       <w:r>
@@ -11117,7 +10897,6 @@
       <w:pPr>
         <w:pStyle w:val="ListHeading"/>
         <w:bidi w:val="0"/>
-        <w:jc w:val="start"/>
         <w:rPr/>
       </w:pPr>
       <w:r>
@@ -11131,7 +10910,6 @@
       <w:pPr>
         <w:pStyle w:val="ListContents"/>
         <w:bidi w:val="0"/>
-        <w:jc w:val="start"/>
         <w:rPr/>
       </w:pPr>
       <w:r>
@@ -11143,7 +10921,6 @@
       <w:pPr>
         <w:pStyle w:val="ListHeading"/>
         <w:bidi w:val="0"/>
-        <w:jc w:val="start"/>
         <w:rPr/>
       </w:pPr>
       <w:r>
@@ -11157,7 +10934,6 @@
       <w:pPr>
         <w:pStyle w:val="ListContents"/>
         <w:bidi w:val="0"/>
-        <w:jc w:val="start"/>
         <w:rPr/>
       </w:pPr>
       <w:r>
@@ -11169,7 +10945,6 @@
       <w:pPr>
         <w:pStyle w:val="ListHeading"/>
         <w:bidi w:val="0"/>
-        <w:jc w:val="start"/>
         <w:rPr/>
       </w:pPr>
       <w:r>
@@ -11183,7 +10958,6 @@
       <w:pPr>
         <w:pStyle w:val="ListContents"/>
         <w:bidi w:val="0"/>
-        <w:jc w:val="start"/>
         <w:rPr/>
       </w:pPr>
       <w:r>
@@ -11195,7 +10969,6 @@
       <w:pPr>
         <w:pStyle w:val="ListHeading"/>
         <w:bidi w:val="0"/>
-        <w:jc w:val="start"/>
         <w:rPr/>
       </w:pPr>
       <w:r>
@@ -11209,7 +10982,6 @@
       <w:pPr>
         <w:pStyle w:val="ListContents"/>
         <w:bidi w:val="0"/>
-        <w:jc w:val="start"/>
         <w:rPr/>
       </w:pPr>
       <w:r>
@@ -11221,7 +10993,6 @@
       <w:pPr>
         <w:pStyle w:val="ListHeading"/>
         <w:bidi w:val="0"/>
-        <w:jc w:val="start"/>
         <w:rPr/>
       </w:pPr>
       <w:r>
@@ -11235,7 +11006,6 @@
       <w:pPr>
         <w:pStyle w:val="ListContents"/>
         <w:bidi w:val="0"/>
-        <w:jc w:val="start"/>
         <w:rPr/>
       </w:pPr>
       <w:r>
@@ -11247,7 +11017,6 @@
       <w:pPr>
         <w:pStyle w:val="ListHeading"/>
         <w:bidi w:val="0"/>
-        <w:jc w:val="start"/>
         <w:rPr/>
       </w:pPr>
       <w:r>
@@ -11261,7 +11030,6 @@
       <w:pPr>
         <w:pStyle w:val="ListContents"/>
         <w:bidi w:val="0"/>
-        <w:jc w:val="start"/>
         <w:rPr/>
       </w:pPr>
       <w:r>
@@ -11273,7 +11041,6 @@
       <w:pPr>
         <w:pStyle w:val="ListHeading"/>
         <w:bidi w:val="0"/>
-        <w:jc w:val="start"/>
         <w:rPr/>
       </w:pPr>
       <w:r>
@@ -11287,7 +11054,6 @@
       <w:pPr>
         <w:pStyle w:val="ListContents"/>
         <w:bidi w:val="0"/>
-        <w:jc w:val="start"/>
         <w:rPr/>
       </w:pPr>
       <w:r>
@@ -11299,7 +11065,6 @@
       <w:pPr>
         <w:pStyle w:val="ListHeading"/>
         <w:bidi w:val="0"/>
-        <w:jc w:val="start"/>
         <w:rPr/>
       </w:pPr>
       <w:r>
@@ -11313,7 +11078,6 @@
       <w:pPr>
         <w:pStyle w:val="ListContents"/>
         <w:bidi w:val="0"/>
-        <w:jc w:val="start"/>
         <w:rPr/>
       </w:pPr>
       <w:r>
@@ -11325,7 +11089,6 @@
       <w:pPr>
         <w:pStyle w:val="ListHeading"/>
         <w:bidi w:val="0"/>
-        <w:jc w:val="start"/>
         <w:rPr/>
       </w:pPr>
       <w:r>
@@ -11339,7 +11102,6 @@
       <w:pPr>
         <w:pStyle w:val="ListContents"/>
         <w:bidi w:val="0"/>
-        <w:jc w:val="start"/>
         <w:rPr/>
       </w:pPr>
       <w:r>
@@ -11351,7 +11113,6 @@
       <w:pPr>
         <w:pStyle w:val="ListHeading"/>
         <w:bidi w:val="0"/>
-        <w:jc w:val="start"/>
         <w:rPr/>
       </w:pPr>
       <w:r>
@@ -11365,7 +11126,6 @@
       <w:pPr>
         <w:pStyle w:val="ListContents"/>
         <w:bidi w:val="0"/>
-        <w:jc w:val="start"/>
         <w:rPr/>
       </w:pPr>
       <w:r>
@@ -11377,7 +11137,6 @@
       <w:pPr>
         <w:pStyle w:val="ListHeading"/>
         <w:bidi w:val="0"/>
-        <w:jc w:val="start"/>
         <w:rPr/>
       </w:pPr>
       <w:r>
@@ -11391,7 +11150,6 @@
       <w:pPr>
         <w:pStyle w:val="ListContents"/>
         <w:bidi w:val="0"/>
-        <w:jc w:val="start"/>
         <w:rPr/>
       </w:pPr>
       <w:r>
@@ -11403,7 +11161,6 @@
       <w:pPr>
         <w:pStyle w:val="ListHeading"/>
         <w:bidi w:val="0"/>
-        <w:jc w:val="start"/>
         <w:rPr/>
       </w:pPr>
       <w:r>
@@ -11417,7 +11174,6 @@
       <w:pPr>
         <w:pStyle w:val="ListContents"/>
         <w:bidi w:val="0"/>
-        <w:jc w:val="start"/>
         <w:rPr/>
       </w:pPr>
       <w:r>
@@ -11429,7 +11185,6 @@
       <w:pPr>
         <w:pStyle w:val="ListHeading"/>
         <w:bidi w:val="0"/>
-        <w:jc w:val="start"/>
         <w:rPr/>
       </w:pPr>
       <w:r>
@@ -11443,7 +11198,6 @@
       <w:pPr>
         <w:pStyle w:val="ListContents"/>
         <w:bidi w:val="0"/>
-        <w:jc w:val="start"/>
         <w:rPr/>
       </w:pPr>
       <w:r>
@@ -11455,7 +11209,6 @@
       <w:pPr>
         <w:pStyle w:val="ListHeading"/>
         <w:bidi w:val="0"/>
-        <w:jc w:val="start"/>
         <w:rPr/>
       </w:pPr>
       <w:r>
@@ -11469,7 +11222,6 @@
       <w:pPr>
         <w:pStyle w:val="ListContents"/>
         <w:bidi w:val="0"/>
-        <w:jc w:val="start"/>
         <w:rPr/>
       </w:pPr>
       <w:r>
@@ -11481,7 +11233,6 @@
       <w:pPr>
         <w:pStyle w:val="ListHeading"/>
         <w:bidi w:val="0"/>
-        <w:jc w:val="start"/>
         <w:rPr/>
       </w:pPr>
       <w:r>
@@ -11495,7 +11246,6 @@
       <w:pPr>
         <w:pStyle w:val="ListContents"/>
         <w:bidi w:val="0"/>
-        <w:jc w:val="start"/>
         <w:rPr/>
       </w:pPr>
       <w:r>
@@ -11507,7 +11257,6 @@
       <w:pPr>
         <w:pStyle w:val="ListHeading"/>
         <w:bidi w:val="0"/>
-        <w:jc w:val="start"/>
         <w:rPr/>
       </w:pPr>
       <w:r>
@@ -11521,7 +11270,6 @@
       <w:pPr>
         <w:pStyle w:val="ListContents"/>
         <w:bidi w:val="0"/>
-        <w:jc w:val="start"/>
         <w:rPr/>
       </w:pPr>
       <w:r>
@@ -11533,7 +11281,6 @@
       <w:pPr>
         <w:pStyle w:val="ListHeading"/>
         <w:bidi w:val="0"/>
-        <w:jc w:val="start"/>
         <w:rPr/>
       </w:pPr>
       <w:r>
@@ -11547,7 +11294,6 @@
       <w:pPr>
         <w:pStyle w:val="ListContents"/>
         <w:bidi w:val="0"/>
-        <w:jc w:val="start"/>
         <w:rPr/>
       </w:pPr>
       <w:r>
@@ -11559,7 +11305,6 @@
       <w:pPr>
         <w:pStyle w:val="ListHeading"/>
         <w:bidi w:val="0"/>
-        <w:jc w:val="start"/>
         <w:rPr/>
       </w:pPr>
       <w:r>
@@ -11573,7 +11318,6 @@
       <w:pPr>
         <w:pStyle w:val="ListContents"/>
         <w:bidi w:val="0"/>
-        <w:jc w:val="start"/>
         <w:rPr/>
       </w:pPr>
       <w:r>
@@ -11585,7 +11329,6 @@
       <w:pPr>
         <w:pStyle w:val="ListHeading"/>
         <w:bidi w:val="0"/>
-        <w:jc w:val="start"/>
         <w:rPr/>
       </w:pPr>
       <w:r>
@@ -11599,7 +11342,6 @@
       <w:pPr>
         <w:pStyle w:val="ListContents"/>
         <w:bidi w:val="0"/>
-        <w:jc w:val="start"/>
         <w:rPr/>
       </w:pPr>
       <w:r>
@@ -11611,7 +11353,6 @@
       <w:pPr>
         <w:pStyle w:val="ListHeading"/>
         <w:bidi w:val="0"/>
-        <w:jc w:val="start"/>
         <w:rPr/>
       </w:pPr>
       <w:r>
@@ -11625,7 +11366,6 @@
       <w:pPr>
         <w:pStyle w:val="ListContents"/>
         <w:bidi w:val="0"/>
-        <w:jc w:val="start"/>
         <w:rPr/>
       </w:pPr>
       <w:r>
@@ -11637,7 +11377,6 @@
       <w:pPr>
         <w:pStyle w:val="ListHeading"/>
         <w:bidi w:val="0"/>
-        <w:jc w:val="start"/>
         <w:rPr/>
       </w:pPr>
       <w:r>
@@ -11651,7 +11390,6 @@
       <w:pPr>
         <w:pStyle w:val="ListContents"/>
         <w:bidi w:val="0"/>
-        <w:jc w:val="start"/>
         <w:rPr/>
       </w:pPr>
       <w:r>
@@ -11663,7 +11401,6 @@
       <w:pPr>
         <w:pStyle w:val="ListHeading"/>
         <w:bidi w:val="0"/>
-        <w:jc w:val="start"/>
         <w:rPr/>
       </w:pPr>
       <w:r>
@@ -11677,7 +11414,6 @@
       <w:pPr>
         <w:pStyle w:val="ListContents"/>
         <w:bidi w:val="0"/>
-        <w:jc w:val="start"/>
         <w:rPr/>
       </w:pPr>
       <w:r>
@@ -11689,7 +11425,6 @@
       <w:pPr>
         <w:pStyle w:val="ListHeading"/>
         <w:bidi w:val="0"/>
-        <w:jc w:val="start"/>
         <w:rPr/>
       </w:pPr>
       <w:r>
@@ -11703,7 +11438,6 @@
       <w:pPr>
         <w:pStyle w:val="ListContents"/>
         <w:bidi w:val="0"/>
-        <w:jc w:val="start"/>
         <w:rPr/>
       </w:pPr>
       <w:r>
@@ -11715,7 +11449,6 @@
       <w:pPr>
         <w:pStyle w:val="ListHeading"/>
         <w:bidi w:val="0"/>
-        <w:jc w:val="start"/>
         <w:rPr/>
       </w:pPr>
       <w:r>
@@ -11729,7 +11462,6 @@
       <w:pPr>
         <w:pStyle w:val="ListContents"/>
         <w:bidi w:val="0"/>
-        <w:jc w:val="start"/>
         <w:rPr/>
       </w:pPr>
       <w:r>
@@ -11741,7 +11473,6 @@
       <w:pPr>
         <w:pStyle w:val="ListHeading"/>
         <w:bidi w:val="0"/>
-        <w:jc w:val="start"/>
         <w:rPr/>
       </w:pPr>
       <w:r>
@@ -11755,7 +11486,6 @@
       <w:pPr>
         <w:pStyle w:val="ListContents"/>
         <w:bidi w:val="0"/>
-        <w:jc w:val="start"/>
         <w:rPr/>
       </w:pPr>
       <w:r>
@@ -11767,7 +11497,6 @@
       <w:pPr>
         <w:pStyle w:val="ListHeading"/>
         <w:bidi w:val="0"/>
-        <w:jc w:val="start"/>
         <w:rPr/>
       </w:pPr>
       <w:r>
@@ -11781,7 +11510,6 @@
       <w:pPr>
         <w:pStyle w:val="ListContents"/>
         <w:bidi w:val="0"/>
-        <w:jc w:val="start"/>
         <w:rPr/>
       </w:pPr>
       <w:r>
@@ -11793,7 +11521,6 @@
       <w:pPr>
         <w:pStyle w:val="ListHeading"/>
         <w:bidi w:val="0"/>
-        <w:jc w:val="start"/>
         <w:rPr/>
       </w:pPr>
       <w:r>
@@ -11807,7 +11534,6 @@
       <w:pPr>
         <w:pStyle w:val="ListContents"/>
         <w:bidi w:val="0"/>
-        <w:jc w:val="start"/>
         <w:rPr/>
       </w:pPr>
       <w:r>
@@ -11819,7 +11545,6 @@
       <w:pPr>
         <w:pStyle w:val="ListHeading"/>
         <w:bidi w:val="0"/>
-        <w:jc w:val="start"/>
         <w:rPr/>
       </w:pPr>
       <w:r>
@@ -11833,7 +11558,6 @@
       <w:pPr>
         <w:pStyle w:val="ListContents"/>
         <w:bidi w:val="0"/>
-        <w:jc w:val="start"/>
         <w:rPr/>
       </w:pPr>
       <w:r>
@@ -11845,7 +11569,6 @@
       <w:pPr>
         <w:pStyle w:val="ListHeading"/>
         <w:bidi w:val="0"/>
-        <w:jc w:val="start"/>
         <w:rPr/>
       </w:pPr>
       <w:r>
@@ -11859,7 +11582,6 @@
       <w:pPr>
         <w:pStyle w:val="ListContents"/>
         <w:bidi w:val="0"/>
-        <w:jc w:val="start"/>
         <w:rPr/>
       </w:pPr>
       <w:r>
@@ -11871,7 +11593,6 @@
       <w:pPr>
         <w:pStyle w:val="ListHeading"/>
         <w:bidi w:val="0"/>
-        <w:jc w:val="start"/>
         <w:rPr/>
       </w:pPr>
       <w:r>
@@ -11885,7 +11606,6 @@
       <w:pPr>
         <w:pStyle w:val="ListContents"/>
         <w:bidi w:val="0"/>
-        <w:jc w:val="start"/>
         <w:rPr/>
       </w:pPr>
       <w:r>
@@ -11897,7 +11617,6 @@
       <w:pPr>
         <w:pStyle w:val="ListHeading"/>
         <w:bidi w:val="0"/>
-        <w:jc w:val="start"/>
         <w:rPr/>
       </w:pPr>
       <w:r>
@@ -11911,7 +11630,6 @@
       <w:pPr>
         <w:pStyle w:val="ListContents"/>
         <w:bidi w:val="0"/>
-        <w:jc w:val="start"/>
         <w:rPr/>
       </w:pPr>
       <w:r>
@@ -11923,7 +11641,6 @@
       <w:pPr>
         <w:pStyle w:val="ListHeading"/>
         <w:bidi w:val="0"/>
-        <w:jc w:val="start"/>
         <w:rPr/>
       </w:pPr>
       <w:r>
@@ -11937,7 +11654,6 @@
       <w:pPr>
         <w:pStyle w:val="ListContents"/>
         <w:bidi w:val="0"/>
-        <w:jc w:val="start"/>
         <w:rPr/>
       </w:pPr>
       <w:r>
@@ -11949,7 +11665,6 @@
       <w:pPr>
         <w:pStyle w:val="ListHeading"/>
         <w:bidi w:val="0"/>
-        <w:jc w:val="start"/>
         <w:rPr/>
       </w:pPr>
       <w:r>
@@ -11963,7 +11678,6 @@
       <w:pPr>
         <w:pStyle w:val="ListContents"/>
         <w:bidi w:val="0"/>
-        <w:jc w:val="start"/>
         <w:rPr/>
       </w:pPr>
       <w:r>
@@ -11975,7 +11689,6 @@
       <w:pPr>
         <w:pStyle w:val="ListHeading"/>
         <w:bidi w:val="0"/>
-        <w:jc w:val="start"/>
         <w:rPr/>
       </w:pPr>
       <w:r>
@@ -11989,7 +11702,6 @@
       <w:pPr>
         <w:pStyle w:val="ListContents"/>
         <w:bidi w:val="0"/>
-        <w:jc w:val="start"/>
         <w:rPr/>
       </w:pPr>
       <w:r>
@@ -12001,7 +11713,6 @@
       <w:pPr>
         <w:pStyle w:val="ListHeading"/>
         <w:bidi w:val="0"/>
-        <w:jc w:val="start"/>
         <w:rPr/>
       </w:pPr>
       <w:r>
@@ -12015,7 +11726,6 @@
       <w:pPr>
         <w:pStyle w:val="ListContents"/>
         <w:bidi w:val="0"/>
-        <w:jc w:val="start"/>
         <w:rPr/>
       </w:pPr>
       <w:r>
@@ -12027,7 +11737,6 @@
       <w:pPr>
         <w:pStyle w:val="ListHeading"/>
         <w:bidi w:val="0"/>
-        <w:jc w:val="start"/>
         <w:rPr/>
       </w:pPr>
       <w:r>
@@ -12041,7 +11750,6 @@
       <w:pPr>
         <w:pStyle w:val="ListContents"/>
         <w:bidi w:val="0"/>
-        <w:jc w:val="start"/>
         <w:rPr/>
       </w:pPr>
       <w:r>
@@ -12053,7 +11761,6 @@
       <w:pPr>
         <w:pStyle w:val="ListHeading"/>
         <w:bidi w:val="0"/>
-        <w:jc w:val="start"/>
         <w:rPr/>
       </w:pPr>
       <w:r>
@@ -12067,7 +11774,6 @@
       <w:pPr>
         <w:pStyle w:val="ListContents"/>
         <w:bidi w:val="0"/>
-        <w:jc w:val="start"/>
         <w:rPr/>
       </w:pPr>
       <w:r>
@@ -12079,7 +11785,6 @@
       <w:pPr>
         <w:pStyle w:val="ListHeading"/>
         <w:bidi w:val="0"/>
-        <w:jc w:val="start"/>
         <w:rPr/>
       </w:pPr>
       <w:r>
@@ -12093,7 +11798,6 @@
       <w:pPr>
         <w:pStyle w:val="ListContents"/>
         <w:bidi w:val="0"/>
-        <w:jc w:val="start"/>
         <w:rPr/>
       </w:pPr>
       <w:r>
@@ -12105,7 +11809,6 @@
       <w:pPr>
         <w:pStyle w:val="ListHeading"/>
         <w:bidi w:val="0"/>
-        <w:jc w:val="start"/>
         <w:rPr/>
       </w:pPr>
       <w:r>
@@ -12119,7 +11822,6 @@
       <w:pPr>
         <w:pStyle w:val="ListContents"/>
         <w:bidi w:val="0"/>
-        <w:jc w:val="start"/>
         <w:rPr/>
       </w:pPr>
       <w:r>
@@ -12131,7 +11833,6 @@
       <w:pPr>
         <w:pStyle w:val="ListHeading"/>
         <w:bidi w:val="0"/>
-        <w:jc w:val="start"/>
         <w:rPr/>
       </w:pPr>
       <w:r>
@@ -12145,7 +11846,6 @@
       <w:pPr>
         <w:pStyle w:val="ListContents"/>
         <w:bidi w:val="0"/>
-        <w:jc w:val="start"/>
         <w:rPr/>
       </w:pPr>
       <w:r>
@@ -12157,7 +11857,6 @@
       <w:pPr>
         <w:pStyle w:val="ListHeading"/>
         <w:bidi w:val="0"/>
-        <w:jc w:val="start"/>
         <w:rPr/>
       </w:pPr>
       <w:r>
@@ -12171,7 +11870,6 @@
       <w:pPr>
         <w:pStyle w:val="ListContents"/>
         <w:bidi w:val="0"/>
-        <w:jc w:val="start"/>
         <w:rPr/>
       </w:pPr>
       <w:r>
@@ -12183,7 +11881,6 @@
       <w:pPr>
         <w:pStyle w:val="ListHeading"/>
         <w:bidi w:val="0"/>
-        <w:jc w:val="start"/>
         <w:rPr/>
       </w:pPr>
       <w:r>
@@ -12197,7 +11894,6 @@
       <w:pPr>
         <w:pStyle w:val="ListContents"/>
         <w:bidi w:val="0"/>
-        <w:jc w:val="start"/>
         <w:rPr/>
       </w:pPr>
       <w:r>
@@ -12209,7 +11905,6 @@
       <w:pPr>
         <w:pStyle w:val="ListHeading"/>
         <w:bidi w:val="0"/>
-        <w:jc w:val="start"/>
         <w:rPr/>
       </w:pPr>
       <w:r>
@@ -12223,7 +11918,6 @@
       <w:pPr>
         <w:pStyle w:val="ListContents"/>
         <w:bidi w:val="0"/>
-        <w:jc w:val="start"/>
         <w:rPr/>
       </w:pPr>
       <w:r>
@@ -12235,7 +11929,6 @@
       <w:pPr>
         <w:pStyle w:val="ListHeading"/>
         <w:bidi w:val="0"/>
-        <w:jc w:val="start"/>
         <w:rPr/>
       </w:pPr>
       <w:r>
@@ -12249,7 +11942,6 @@
       <w:pPr>
         <w:pStyle w:val="ListContents"/>
         <w:bidi w:val="0"/>
-        <w:jc w:val="start"/>
         <w:rPr/>
       </w:pPr>
       <w:r>
@@ -12261,7 +11953,6 @@
       <w:pPr>
         <w:pStyle w:val="ListHeading"/>
         <w:bidi w:val="0"/>
-        <w:jc w:val="start"/>
         <w:rPr/>
       </w:pPr>
       <w:r>
@@ -12275,7 +11966,6 @@
       <w:pPr>
         <w:pStyle w:val="ListContents"/>
         <w:bidi w:val="0"/>
-        <w:jc w:val="start"/>
         <w:rPr/>
       </w:pPr>
       <w:r>
@@ -12287,7 +11977,6 @@
       <w:pPr>
         <w:pStyle w:val="ListHeading"/>
         <w:bidi w:val="0"/>
-        <w:jc w:val="start"/>
         <w:rPr/>
       </w:pPr>
       <w:r>
@@ -12301,7 +11990,6 @@
       <w:pPr>
         <w:pStyle w:val="ListContents"/>
         <w:bidi w:val="0"/>
-        <w:jc w:val="start"/>
         <w:rPr/>
       </w:pPr>
       <w:r>
@@ -12313,7 +12001,6 @@
       <w:pPr>
         <w:pStyle w:val="ListHeading"/>
         <w:bidi w:val="0"/>
-        <w:jc w:val="start"/>
         <w:rPr/>
       </w:pPr>
       <w:r>
@@ -12327,7 +12014,6 @@
       <w:pPr>
         <w:pStyle w:val="ListContents"/>
         <w:bidi w:val="0"/>
-        <w:jc w:val="start"/>
         <w:rPr/>
       </w:pPr>
       <w:r>
@@ -12339,7 +12025,6 @@
       <w:pPr>
         <w:pStyle w:val="ListHeading"/>
         <w:bidi w:val="0"/>
-        <w:jc w:val="start"/>
         <w:rPr/>
       </w:pPr>
       <w:r>
@@ -12353,7 +12038,6 @@
       <w:pPr>
         <w:pStyle w:val="ListContents"/>
         <w:bidi w:val="0"/>
-        <w:jc w:val="start"/>
         <w:rPr/>
       </w:pPr>
       <w:r>
@@ -12365,7 +12049,6 @@
       <w:pPr>
         <w:pStyle w:val="ListHeading"/>
         <w:bidi w:val="0"/>
-        <w:jc w:val="start"/>
         <w:rPr/>
       </w:pPr>
       <w:r>
@@ -12379,7 +12062,6 @@
       <w:pPr>
         <w:pStyle w:val="ListContents"/>
         <w:bidi w:val="0"/>
-        <w:jc w:val="start"/>
         <w:rPr/>
       </w:pPr>
       <w:r>
@@ -12391,7 +12073,6 @@
       <w:pPr>
         <w:pStyle w:val="ListHeading"/>
         <w:bidi w:val="0"/>
-        <w:jc w:val="start"/>
         <w:rPr/>
       </w:pPr>
       <w:r>
@@ -12405,7 +12086,6 @@
       <w:pPr>
         <w:pStyle w:val="ListContents"/>
         <w:bidi w:val="0"/>
-        <w:jc w:val="start"/>
         <w:rPr/>
       </w:pPr>
       <w:r>
@@ -12417,7 +12097,6 @@
       <w:pPr>
         <w:pStyle w:val="ListHeading"/>
         <w:bidi w:val="0"/>
-        <w:jc w:val="start"/>
         <w:rPr/>
       </w:pPr>
       <w:r>
@@ -12432,7 +12111,6 @@
         <w:pStyle w:val="ListContents"/>
         <w:bidi w:val="0"/>
         <w:spacing w:before="0" w:after="283"/>
-        <w:jc w:val="start"/>
         <w:rPr/>
       </w:pPr>
       <w:r>
@@ -12445,7 +12123,6 @@
         <w:pStyle w:val="Heading1"/>
         <w:bidi w:val="0"/>
         <w:ind w:hanging="0" w:start="0" w:end="0"/>
-        <w:jc w:val="start"/>
         <w:rPr/>
       </w:pPr>
       <w:bookmarkStart w:id="24" w:name="formulae"/>
@@ -12459,7 +12136,6 @@
       <w:pPr>
         <w:pStyle w:val="Heading2"/>
         <w:bidi w:val="0"/>
-        <w:jc w:val="start"/>
         <w:rPr/>
       </w:pPr>
       <w:r>
@@ -12524,7 +12200,6 @@
       <w:pPr>
         <w:pStyle w:val="Heading2"/>
         <w:bidi w:val="0"/>
-        <w:jc w:val="start"/>
         <w:rPr/>
       </w:pPr>
       <w:r>
@@ -12546,7 +12221,6 @@
         <w:bidi w:val="0"/>
         <w:spacing w:before="0" w:after="0"/>
         <w:ind w:hanging="283" w:start="709"/>
-        <w:jc w:val="start"/>
         <w:rPr/>
       </w:pPr>
       <w:r>
@@ -12568,7 +12242,6 @@
         <w:bidi w:val="0"/>
         <w:spacing w:before="0" w:after="0"/>
         <w:ind w:hanging="283" w:start="709"/>
-        <w:jc w:val="start"/>
         <w:rPr/>
       </w:pPr>
       <w:r>
@@ -12590,7 +12263,6 @@
         <w:bidi w:val="0"/>
         <w:spacing w:before="0" w:after="0"/>
         <w:ind w:hanging="283" w:start="709"/>
-        <w:jc w:val="start"/>
         <w:rPr/>
       </w:pPr>
       <w:r>
@@ -12611,7 +12283,6 @@
         </w:tabs>
         <w:bidi w:val="0"/>
         <w:ind w:hanging="283" w:start="709"/>
-        <w:jc w:val="start"/>
         <w:rPr/>
       </w:pPr>
       <w:r>
@@ -12623,7 +12294,6 @@
       <w:pPr>
         <w:pStyle w:val="Heading2"/>
         <w:bidi w:val="0"/>
-        <w:jc w:val="start"/>
         <w:rPr/>
       </w:pPr>
       <w:r>
@@ -12635,7 +12305,6 @@
       <w:pPr>
         <w:pStyle w:val="BodyText"/>
         <w:bidi w:val="0"/>
-        <w:jc w:val="start"/>
         <w:rPr/>
       </w:pPr>
       <w:r>
@@ -12647,7 +12316,6 @@
       <w:pPr>
         <w:pStyle w:val="Heading2"/>
         <w:bidi w:val="0"/>
-        <w:jc w:val="start"/>
         <w:rPr/>
       </w:pPr>
       <w:r>
@@ -12732,7 +12400,6 @@
               <w:pStyle w:val="TableContents"/>
               <w:bidi w:val="0"/>
               <w:spacing w:before="0" w:after="283"/>
-              <w:jc w:val="start"/>
               <w:rPr/>
             </w:pPr>
             <w:r>
@@ -12752,7 +12419,6 @@
               <w:pStyle w:val="TableContents"/>
               <w:bidi w:val="0"/>
               <w:spacing w:before="0" w:after="283"/>
-              <w:jc w:val="start"/>
               <w:rPr/>
             </w:pPr>
             <w:r>
@@ -12775,7 +12441,6 @@
               <w:pStyle w:val="TableContents"/>
               <w:bidi w:val="0"/>
               <w:spacing w:before="0" w:after="283"/>
-              <w:jc w:val="start"/>
               <w:rPr/>
             </w:pPr>
             <w:r>
@@ -12795,7 +12460,6 @@
               <w:pStyle w:val="TableContents"/>
               <w:bidi w:val="0"/>
               <w:spacing w:before="0" w:after="283"/>
-              <w:jc w:val="start"/>
               <w:rPr/>
             </w:pPr>
             <w:r>
@@ -12818,7 +12482,6 @@
               <w:pStyle w:val="TableContents"/>
               <w:bidi w:val="0"/>
               <w:spacing w:before="0" w:after="283"/>
-              <w:jc w:val="start"/>
               <w:rPr/>
             </w:pPr>
             <w:r>
@@ -12838,7 +12501,6 @@
               <w:pStyle w:val="TableContents"/>
               <w:bidi w:val="0"/>
               <w:spacing w:before="0" w:after="283"/>
-              <w:jc w:val="start"/>
               <w:rPr/>
             </w:pPr>
             <w:r>
@@ -12861,7 +12523,6 @@
               <w:pStyle w:val="TableContents"/>
               <w:bidi w:val="0"/>
               <w:spacing w:before="0" w:after="283"/>
-              <w:jc w:val="start"/>
               <w:rPr/>
             </w:pPr>
             <w:r>
@@ -12881,7 +12542,6 @@
               <w:pStyle w:val="TableContents"/>
               <w:bidi w:val="0"/>
               <w:spacing w:before="0" w:after="283"/>
-              <w:jc w:val="start"/>
               <w:rPr/>
             </w:pPr>
             <w:r>
@@ -12897,7 +12557,6 @@
         <w:pStyle w:val="Heading1"/>
         <w:bidi w:val="0"/>
         <w:ind w:hanging="0" w:start="0" w:end="0"/>
-        <w:jc w:val="start"/>
         <w:rPr/>
       </w:pPr>
       <w:bookmarkStart w:id="25" w:name="references"/>
@@ -12911,7 +12570,6 @@
       <w:pPr>
         <w:pStyle w:val="BodyText"/>
         <w:bidi w:val="0"/>
-        <w:jc w:val="start"/>
         <w:rPr/>
       </w:pPr>
       <w:r>
@@ -12943,7 +12601,6 @@
         <w:bidi w:val="0"/>
         <w:spacing w:before="0" w:after="0"/>
         <w:ind w:hanging="283" w:start="709"/>
-        <w:jc w:val="start"/>
         <w:rPr/>
       </w:pPr>
       <w:r>
@@ -12987,7 +12644,6 @@
         <w:bidi w:val="0"/>
         <w:spacing w:before="0" w:after="0"/>
         <w:ind w:hanging="283" w:start="709"/>
-        <w:jc w:val="start"/>
         <w:rPr/>
       </w:pPr>
       <w:r>
@@ -13031,7 +12687,6 @@
         <w:bidi w:val="0"/>
         <w:spacing w:before="0" w:after="0"/>
         <w:ind w:hanging="283" w:start="709"/>
-        <w:jc w:val="start"/>
         <w:rPr/>
       </w:pPr>
       <w:r>
@@ -13075,7 +12730,6 @@
         <w:bidi w:val="0"/>
         <w:spacing w:before="0" w:after="0"/>
         <w:ind w:hanging="283" w:start="709"/>
-        <w:jc w:val="start"/>
         <w:rPr/>
       </w:pPr>
       <w:r>
@@ -13119,7 +12773,6 @@
         <w:bidi w:val="0"/>
         <w:spacing w:before="0" w:after="0"/>
         <w:ind w:hanging="283" w:start="709"/>
-        <w:jc w:val="start"/>
         <w:rPr/>
       </w:pPr>
       <w:r>
@@ -13152,7 +12805,6 @@
         </w:tabs>
         <w:bidi w:val="0"/>
         <w:ind w:hanging="283" w:start="709"/>
-        <w:jc w:val="start"/>
         <w:rPr/>
       </w:pPr>
       <w:r>
@@ -13165,7 +12817,6 @@
         <w:pStyle w:val="BodyTextsmall"/>
         <w:bidi w:val="0"/>
         <w:spacing w:before="0" w:after="283"/>
-        <w:jc w:val="start"/>
         <w:rPr/>
       </w:pPr>
       <w:r>

--- a/docs/v2/output/Celestial_Navigation_Manual_v2.docx
+++ b/docs/v2/output/Celestial_Navigation_Manual_v2.docx
@@ -292,7 +292,7 @@
     </w:p>
     <w:tbl>
       <w:tblPr>
-        <w:tblW w:w="11339" w:type="dxa"/>
+        <w:tblW w:w="13080" w:type="dxa"/>
         <w:jc w:val="start"/>
         <w:tblInd w:w="0" w:type="dxa"/>
         <w:tblLayout w:type="fixed"/>
@@ -304,14 +304,14 @@
         </w:tblCellMar>
       </w:tblPr>
       <w:tblGrid>
-        <w:gridCol w:w="1082"/>
-        <w:gridCol w:w="10257"/>
+        <w:gridCol w:w="1123"/>
+        <w:gridCol w:w="11957"/>
       </w:tblGrid>
       <w:tr>
         <w:trPr/>
         <w:tc>
           <w:tcPr>
-            <w:tcW w:w="1082" w:type="dxa"/>
+            <w:tcW w:w="1123" w:type="dxa"/>
             <w:tcBorders/>
             <w:vAlign w:val="center"/>
           </w:tcPr>
@@ -333,7 +333,7 @@
         </w:tc>
         <w:tc>
           <w:tcPr>
-            <w:tcW w:w="10257" w:type="dxa"/>
+            <w:tcW w:w="11957" w:type="dxa"/>
             <w:tcBorders/>
             <w:vAlign w:val="center"/>
           </w:tcPr>
@@ -358,7 +358,7 @@
         <w:trPr/>
         <w:tc>
           <w:tcPr>
-            <w:tcW w:w="1082" w:type="dxa"/>
+            <w:tcW w:w="1123" w:type="dxa"/>
             <w:tcBorders/>
             <w:vAlign w:val="center"/>
           </w:tcPr>
@@ -377,7 +377,7 @@
         </w:tc>
         <w:tc>
           <w:tcPr>
-            <w:tcW w:w="10257" w:type="dxa"/>
+            <w:tcW w:w="11957" w:type="dxa"/>
             <w:tcBorders/>
             <w:vAlign w:val="center"/>
           </w:tcPr>
@@ -399,7 +399,7 @@
         <w:trPr/>
         <w:tc>
           <w:tcPr>
-            <w:tcW w:w="1082" w:type="dxa"/>
+            <w:tcW w:w="1123" w:type="dxa"/>
             <w:tcBorders/>
             <w:vAlign w:val="center"/>
           </w:tcPr>
@@ -418,7 +418,7 @@
         </w:tc>
         <w:tc>
           <w:tcPr>
-            <w:tcW w:w="10257" w:type="dxa"/>
+            <w:tcW w:w="11957" w:type="dxa"/>
             <w:tcBorders/>
             <w:vAlign w:val="center"/>
           </w:tcPr>
@@ -440,7 +440,7 @@
         <w:trPr/>
         <w:tc>
           <w:tcPr>
-            <w:tcW w:w="1082" w:type="dxa"/>
+            <w:tcW w:w="1123" w:type="dxa"/>
             <w:tcBorders/>
             <w:vAlign w:val="center"/>
           </w:tcPr>
@@ -459,7 +459,7 @@
         </w:tc>
         <w:tc>
           <w:tcPr>
-            <w:tcW w:w="10257" w:type="dxa"/>
+            <w:tcW w:w="11957" w:type="dxa"/>
             <w:tcBorders/>
             <w:vAlign w:val="center"/>
           </w:tcPr>
@@ -481,7 +481,7 @@
         <w:trPr/>
         <w:tc>
           <w:tcPr>
-            <w:tcW w:w="1082" w:type="dxa"/>
+            <w:tcW w:w="1123" w:type="dxa"/>
             <w:tcBorders/>
             <w:vAlign w:val="center"/>
           </w:tcPr>
@@ -500,7 +500,7 @@
         </w:tc>
         <w:tc>
           <w:tcPr>
-            <w:tcW w:w="10257" w:type="dxa"/>
+            <w:tcW w:w="11957" w:type="dxa"/>
             <w:tcBorders/>
             <w:vAlign w:val="center"/>
           </w:tcPr>
@@ -522,7 +522,7 @@
         <w:trPr/>
         <w:tc>
           <w:tcPr>
-            <w:tcW w:w="1082" w:type="dxa"/>
+            <w:tcW w:w="1123" w:type="dxa"/>
             <w:tcBorders/>
             <w:vAlign w:val="center"/>
           </w:tcPr>
@@ -541,7 +541,7 @@
         </w:tc>
         <w:tc>
           <w:tcPr>
-            <w:tcW w:w="10257" w:type="dxa"/>
+            <w:tcW w:w="11957" w:type="dxa"/>
             <w:tcBorders/>
             <w:vAlign w:val="center"/>
           </w:tcPr>
@@ -563,7 +563,7 @@
         <w:trPr/>
         <w:tc>
           <w:tcPr>
-            <w:tcW w:w="1082" w:type="dxa"/>
+            <w:tcW w:w="1123" w:type="dxa"/>
             <w:tcBorders/>
             <w:vAlign w:val="center"/>
           </w:tcPr>
@@ -582,7 +582,7 @@
         </w:tc>
         <w:tc>
           <w:tcPr>
-            <w:tcW w:w="10257" w:type="dxa"/>
+            <w:tcW w:w="11957" w:type="dxa"/>
             <w:tcBorders/>
             <w:vAlign w:val="center"/>
           </w:tcPr>
@@ -604,7 +604,7 @@
         <w:trPr/>
         <w:tc>
           <w:tcPr>
-            <w:tcW w:w="1082" w:type="dxa"/>
+            <w:tcW w:w="1123" w:type="dxa"/>
             <w:tcBorders/>
             <w:vAlign w:val="center"/>
           </w:tcPr>
@@ -623,7 +623,7 @@
         </w:tc>
         <w:tc>
           <w:tcPr>
-            <w:tcW w:w="10257" w:type="dxa"/>
+            <w:tcW w:w="11957" w:type="dxa"/>
             <w:tcBorders/>
             <w:vAlign w:val="center"/>
           </w:tcPr>
@@ -645,7 +645,7 @@
         <w:trPr/>
         <w:tc>
           <w:tcPr>
-            <w:tcW w:w="1082" w:type="dxa"/>
+            <w:tcW w:w="1123" w:type="dxa"/>
             <w:tcBorders/>
             <w:vAlign w:val="center"/>
           </w:tcPr>
@@ -664,7 +664,7 @@
         </w:tc>
         <w:tc>
           <w:tcPr>
-            <w:tcW w:w="10257" w:type="dxa"/>
+            <w:tcW w:w="11957" w:type="dxa"/>
             <w:tcBorders/>
             <w:vAlign w:val="center"/>
           </w:tcPr>
@@ -686,7 +686,7 @@
         <w:trPr/>
         <w:tc>
           <w:tcPr>
-            <w:tcW w:w="1082" w:type="dxa"/>
+            <w:tcW w:w="1123" w:type="dxa"/>
             <w:tcBorders/>
             <w:vAlign w:val="center"/>
           </w:tcPr>
@@ -705,7 +705,7 @@
         </w:tc>
         <w:tc>
           <w:tcPr>
-            <w:tcW w:w="10257" w:type="dxa"/>
+            <w:tcW w:w="11957" w:type="dxa"/>
             <w:tcBorders/>
             <w:vAlign w:val="center"/>
           </w:tcPr>
@@ -727,7 +727,7 @@
         <w:trPr/>
         <w:tc>
           <w:tcPr>
-            <w:tcW w:w="1082" w:type="dxa"/>
+            <w:tcW w:w="1123" w:type="dxa"/>
             <w:tcBorders/>
             <w:vAlign w:val="center"/>
           </w:tcPr>
@@ -746,7 +746,7 @@
         </w:tc>
         <w:tc>
           <w:tcPr>
-            <w:tcW w:w="10257" w:type="dxa"/>
+            <w:tcW w:w="11957" w:type="dxa"/>
             <w:tcBorders/>
             <w:vAlign w:val="center"/>
           </w:tcPr>
@@ -768,7 +768,7 @@
         <w:trPr/>
         <w:tc>
           <w:tcPr>
-            <w:tcW w:w="1082" w:type="dxa"/>
+            <w:tcW w:w="1123" w:type="dxa"/>
             <w:tcBorders/>
             <w:vAlign w:val="center"/>
           </w:tcPr>
@@ -787,7 +787,7 @@
         </w:tc>
         <w:tc>
           <w:tcPr>
-            <w:tcW w:w="10257" w:type="dxa"/>
+            <w:tcW w:w="11957" w:type="dxa"/>
             <w:tcBorders/>
             <w:vAlign w:val="center"/>
           </w:tcPr>
@@ -809,7 +809,7 @@
         <w:trPr/>
         <w:tc>
           <w:tcPr>
-            <w:tcW w:w="1082" w:type="dxa"/>
+            <w:tcW w:w="1123" w:type="dxa"/>
             <w:tcBorders/>
             <w:vAlign w:val="center"/>
           </w:tcPr>
@@ -828,7 +828,7 @@
         </w:tc>
         <w:tc>
           <w:tcPr>
-            <w:tcW w:w="10257" w:type="dxa"/>
+            <w:tcW w:w="11957" w:type="dxa"/>
             <w:tcBorders/>
             <w:vAlign w:val="center"/>
           </w:tcPr>
@@ -850,7 +850,7 @@
         <w:trPr/>
         <w:tc>
           <w:tcPr>
-            <w:tcW w:w="1082" w:type="dxa"/>
+            <w:tcW w:w="1123" w:type="dxa"/>
             <w:tcBorders/>
             <w:vAlign w:val="center"/>
           </w:tcPr>
@@ -869,7 +869,7 @@
         </w:tc>
         <w:tc>
           <w:tcPr>
-            <w:tcW w:w="10257" w:type="dxa"/>
+            <w:tcW w:w="11957" w:type="dxa"/>
             <w:tcBorders/>
             <w:vAlign w:val="center"/>
           </w:tcPr>
@@ -2311,7 +2311,7 @@
     </w:p>
     <w:tbl>
       <w:tblPr>
-        <w:tblW w:w="11339" w:type="dxa"/>
+        <w:tblW w:w="13596" w:type="dxa"/>
         <w:jc w:val="start"/>
         <w:tblInd w:w="0" w:type="dxa"/>
         <w:tblLayout w:type="fixed"/>
@@ -2323,14 +2323,14 @@
         </w:tblCellMar>
       </w:tblPr>
       <w:tblGrid>
-        <w:gridCol w:w="1747"/>
-        <w:gridCol w:w="9592"/>
+        <w:gridCol w:w="1835"/>
+        <w:gridCol w:w="11761"/>
       </w:tblGrid>
       <w:tr>
         <w:trPr/>
         <w:tc>
           <w:tcPr>
-            <w:tcW w:w="1747" w:type="dxa"/>
+            <w:tcW w:w="1835" w:type="dxa"/>
             <w:tcBorders/>
             <w:vAlign w:val="center"/>
           </w:tcPr>
@@ -2352,7 +2352,7 @@
         </w:tc>
         <w:tc>
           <w:tcPr>
-            <w:tcW w:w="9592" w:type="dxa"/>
+            <w:tcW w:w="11761" w:type="dxa"/>
             <w:tcBorders/>
             <w:vAlign w:val="center"/>
           </w:tcPr>
@@ -2377,7 +2377,7 @@
         <w:trPr/>
         <w:tc>
           <w:tcPr>
-            <w:tcW w:w="1747" w:type="dxa"/>
+            <w:tcW w:w="1835" w:type="dxa"/>
             <w:tcBorders/>
             <w:vAlign w:val="center"/>
           </w:tcPr>
@@ -2396,7 +2396,7 @@
         </w:tc>
         <w:tc>
           <w:tcPr>
-            <w:tcW w:w="9592" w:type="dxa"/>
+            <w:tcW w:w="11761" w:type="dxa"/>
             <w:tcBorders/>
             <w:vAlign w:val="center"/>
           </w:tcPr>
@@ -2418,7 +2418,7 @@
         <w:trPr/>
         <w:tc>
           <w:tcPr>
-            <w:tcW w:w="1747" w:type="dxa"/>
+            <w:tcW w:w="1835" w:type="dxa"/>
             <w:tcBorders/>
             <w:vAlign w:val="center"/>
           </w:tcPr>
@@ -2437,7 +2437,7 @@
         </w:tc>
         <w:tc>
           <w:tcPr>
-            <w:tcW w:w="9592" w:type="dxa"/>
+            <w:tcW w:w="11761" w:type="dxa"/>
             <w:tcBorders/>
             <w:vAlign w:val="center"/>
           </w:tcPr>
@@ -2459,7 +2459,7 @@
         <w:trPr/>
         <w:tc>
           <w:tcPr>
-            <w:tcW w:w="1747" w:type="dxa"/>
+            <w:tcW w:w="1835" w:type="dxa"/>
             <w:tcBorders/>
             <w:vAlign w:val="center"/>
           </w:tcPr>
@@ -2478,7 +2478,7 @@
         </w:tc>
         <w:tc>
           <w:tcPr>
-            <w:tcW w:w="9592" w:type="dxa"/>
+            <w:tcW w:w="11761" w:type="dxa"/>
             <w:tcBorders/>
             <w:vAlign w:val="center"/>
           </w:tcPr>
@@ -2500,7 +2500,7 @@
         <w:trPr/>
         <w:tc>
           <w:tcPr>
-            <w:tcW w:w="1747" w:type="dxa"/>
+            <w:tcW w:w="1835" w:type="dxa"/>
             <w:tcBorders/>
             <w:vAlign w:val="center"/>
           </w:tcPr>
@@ -2519,7 +2519,7 @@
         </w:tc>
         <w:tc>
           <w:tcPr>
-            <w:tcW w:w="9592" w:type="dxa"/>
+            <w:tcW w:w="11761" w:type="dxa"/>
             <w:tcBorders/>
             <w:vAlign w:val="center"/>
           </w:tcPr>
@@ -2541,7 +2541,7 @@
         <w:trPr/>
         <w:tc>
           <w:tcPr>
-            <w:tcW w:w="1747" w:type="dxa"/>
+            <w:tcW w:w="1835" w:type="dxa"/>
             <w:tcBorders/>
             <w:vAlign w:val="center"/>
           </w:tcPr>
@@ -2560,7 +2560,7 @@
         </w:tc>
         <w:tc>
           <w:tcPr>
-            <w:tcW w:w="9592" w:type="dxa"/>
+            <w:tcW w:w="11761" w:type="dxa"/>
             <w:tcBorders/>
             <w:vAlign w:val="center"/>
           </w:tcPr>
@@ -3020,7 +3020,7 @@
     </w:p>
     <w:tbl>
       <w:tblPr>
-        <w:tblW w:w="11339" w:type="dxa"/>
+        <w:tblW w:w="16251" w:type="dxa"/>
         <w:jc w:val="start"/>
         <w:tblInd w:w="0" w:type="dxa"/>
         <w:tblLayout w:type="fixed"/>
@@ -3032,14 +3032,14 @@
         </w:tblCellMar>
       </w:tblPr>
       <w:tblGrid>
-        <w:gridCol w:w="2124"/>
-        <w:gridCol w:w="9215"/>
+        <w:gridCol w:w="2313"/>
+        <w:gridCol w:w="13938"/>
       </w:tblGrid>
       <w:tr>
         <w:trPr/>
         <w:tc>
           <w:tcPr>
-            <w:tcW w:w="2124" w:type="dxa"/>
+            <w:tcW w:w="2313" w:type="dxa"/>
             <w:tcBorders/>
             <w:vAlign w:val="center"/>
           </w:tcPr>
@@ -3061,7 +3061,7 @@
         </w:tc>
         <w:tc>
           <w:tcPr>
-            <w:tcW w:w="9215" w:type="dxa"/>
+            <w:tcW w:w="13938" w:type="dxa"/>
             <w:tcBorders/>
             <w:vAlign w:val="center"/>
           </w:tcPr>
@@ -3086,7 +3086,7 @@
         <w:trPr/>
         <w:tc>
           <w:tcPr>
-            <w:tcW w:w="2124" w:type="dxa"/>
+            <w:tcW w:w="2313" w:type="dxa"/>
             <w:tcBorders/>
             <w:vAlign w:val="center"/>
           </w:tcPr>
@@ -3105,7 +3105,7 @@
         </w:tc>
         <w:tc>
           <w:tcPr>
-            <w:tcW w:w="9215" w:type="dxa"/>
+            <w:tcW w:w="13938" w:type="dxa"/>
             <w:tcBorders/>
             <w:vAlign w:val="center"/>
           </w:tcPr>
@@ -3127,7 +3127,7 @@
         <w:trPr/>
         <w:tc>
           <w:tcPr>
-            <w:tcW w:w="2124" w:type="dxa"/>
+            <w:tcW w:w="2313" w:type="dxa"/>
             <w:tcBorders/>
             <w:vAlign w:val="center"/>
           </w:tcPr>
@@ -3146,7 +3146,7 @@
         </w:tc>
         <w:tc>
           <w:tcPr>
-            <w:tcW w:w="9215" w:type="dxa"/>
+            <w:tcW w:w="13938" w:type="dxa"/>
             <w:tcBorders/>
             <w:vAlign w:val="center"/>
           </w:tcPr>
@@ -3168,7 +3168,7 @@
         <w:trPr/>
         <w:tc>
           <w:tcPr>
-            <w:tcW w:w="2124" w:type="dxa"/>
+            <w:tcW w:w="2313" w:type="dxa"/>
             <w:tcBorders/>
             <w:vAlign w:val="center"/>
           </w:tcPr>
@@ -3187,7 +3187,7 @@
         </w:tc>
         <w:tc>
           <w:tcPr>
-            <w:tcW w:w="9215" w:type="dxa"/>
+            <w:tcW w:w="13938" w:type="dxa"/>
             <w:tcBorders/>
             <w:vAlign w:val="center"/>
           </w:tcPr>
@@ -3209,7 +3209,7 @@
         <w:trPr/>
         <w:tc>
           <w:tcPr>
-            <w:tcW w:w="2124" w:type="dxa"/>
+            <w:tcW w:w="2313" w:type="dxa"/>
             <w:tcBorders/>
             <w:vAlign w:val="center"/>
           </w:tcPr>
@@ -3228,7 +3228,7 @@
         </w:tc>
         <w:tc>
           <w:tcPr>
-            <w:tcW w:w="9215" w:type="dxa"/>
+            <w:tcW w:w="13938" w:type="dxa"/>
             <w:tcBorders/>
             <w:vAlign w:val="center"/>
           </w:tcPr>
@@ -3250,7 +3250,7 @@
         <w:trPr/>
         <w:tc>
           <w:tcPr>
-            <w:tcW w:w="2124" w:type="dxa"/>
+            <w:tcW w:w="2313" w:type="dxa"/>
             <w:tcBorders/>
             <w:vAlign w:val="center"/>
           </w:tcPr>
@@ -3269,7 +3269,7 @@
         </w:tc>
         <w:tc>
           <w:tcPr>
-            <w:tcW w:w="9215" w:type="dxa"/>
+            <w:tcW w:w="13938" w:type="dxa"/>
             <w:tcBorders/>
             <w:vAlign w:val="center"/>
           </w:tcPr>
@@ -3291,7 +3291,7 @@
         <w:trPr/>
         <w:tc>
           <w:tcPr>
-            <w:tcW w:w="2124" w:type="dxa"/>
+            <w:tcW w:w="2313" w:type="dxa"/>
             <w:tcBorders/>
             <w:vAlign w:val="center"/>
           </w:tcPr>
@@ -3310,7 +3310,7 @@
         </w:tc>
         <w:tc>
           <w:tcPr>
-            <w:tcW w:w="9215" w:type="dxa"/>
+            <w:tcW w:w="13938" w:type="dxa"/>
             <w:tcBorders/>
             <w:vAlign w:val="center"/>
           </w:tcPr>
@@ -3332,7 +3332,7 @@
         <w:trPr/>
         <w:tc>
           <w:tcPr>
-            <w:tcW w:w="2124" w:type="dxa"/>
+            <w:tcW w:w="2313" w:type="dxa"/>
             <w:tcBorders/>
             <w:vAlign w:val="center"/>
           </w:tcPr>
@@ -3351,7 +3351,7 @@
         </w:tc>
         <w:tc>
           <w:tcPr>
-            <w:tcW w:w="9215" w:type="dxa"/>
+            <w:tcW w:w="13938" w:type="dxa"/>
             <w:tcBorders/>
             <w:vAlign w:val="center"/>
           </w:tcPr>
@@ -3373,7 +3373,7 @@
         <w:trPr/>
         <w:tc>
           <w:tcPr>
-            <w:tcW w:w="2124" w:type="dxa"/>
+            <w:tcW w:w="2313" w:type="dxa"/>
             <w:tcBorders/>
             <w:vAlign w:val="center"/>
           </w:tcPr>
@@ -3392,7 +3392,7 @@
         </w:tc>
         <w:tc>
           <w:tcPr>
-            <w:tcW w:w="9215" w:type="dxa"/>
+            <w:tcW w:w="13938" w:type="dxa"/>
             <w:tcBorders/>
             <w:vAlign w:val="center"/>
           </w:tcPr>
@@ -3414,7 +3414,7 @@
         <w:trPr/>
         <w:tc>
           <w:tcPr>
-            <w:tcW w:w="2124" w:type="dxa"/>
+            <w:tcW w:w="2313" w:type="dxa"/>
             <w:tcBorders/>
             <w:vAlign w:val="center"/>
           </w:tcPr>
@@ -3433,7 +3433,7 @@
         </w:tc>
         <w:tc>
           <w:tcPr>
-            <w:tcW w:w="9215" w:type="dxa"/>
+            <w:tcW w:w="13938" w:type="dxa"/>
             <w:tcBorders/>
             <w:vAlign w:val="center"/>
           </w:tcPr>
@@ -3455,7 +3455,7 @@
         <w:trPr/>
         <w:tc>
           <w:tcPr>
-            <w:tcW w:w="2124" w:type="dxa"/>
+            <w:tcW w:w="2313" w:type="dxa"/>
             <w:tcBorders/>
             <w:vAlign w:val="center"/>
           </w:tcPr>
@@ -3474,7 +3474,7 @@
         </w:tc>
         <w:tc>
           <w:tcPr>
-            <w:tcW w:w="9215" w:type="dxa"/>
+            <w:tcW w:w="13938" w:type="dxa"/>
             <w:tcBorders/>
             <w:vAlign w:val="center"/>
           </w:tcPr>
@@ -3496,7 +3496,7 @@
         <w:trPr/>
         <w:tc>
           <w:tcPr>
-            <w:tcW w:w="2124" w:type="dxa"/>
+            <w:tcW w:w="2313" w:type="dxa"/>
             <w:tcBorders/>
             <w:vAlign w:val="center"/>
           </w:tcPr>
@@ -3515,7 +3515,7 @@
         </w:tc>
         <w:tc>
           <w:tcPr>
-            <w:tcW w:w="9215" w:type="dxa"/>
+            <w:tcW w:w="13938" w:type="dxa"/>
             <w:tcBorders/>
             <w:vAlign w:val="center"/>
           </w:tcPr>
@@ -3537,7 +3537,7 @@
         <w:trPr/>
         <w:tc>
           <w:tcPr>
-            <w:tcW w:w="2124" w:type="dxa"/>
+            <w:tcW w:w="2313" w:type="dxa"/>
             <w:tcBorders/>
             <w:vAlign w:val="center"/>
           </w:tcPr>
@@ -3556,7 +3556,7 @@
         </w:tc>
         <w:tc>
           <w:tcPr>
-            <w:tcW w:w="9215" w:type="dxa"/>
+            <w:tcW w:w="13938" w:type="dxa"/>
             <w:tcBorders/>
             <w:vAlign w:val="center"/>
           </w:tcPr>
@@ -3578,7 +3578,7 @@
         <w:trPr/>
         <w:tc>
           <w:tcPr>
-            <w:tcW w:w="2124" w:type="dxa"/>
+            <w:tcW w:w="2313" w:type="dxa"/>
             <w:tcBorders/>
             <w:vAlign w:val="center"/>
           </w:tcPr>
@@ -3597,20 +3597,61 @@
         </w:tc>
         <w:tc>
           <w:tcPr>
-            <w:tcW w:w="9215" w:type="dxa"/>
-            <w:tcBorders/>
-            <w:vAlign w:val="center"/>
-          </w:tcPr>
-          <w:p>
-            <w:pPr>
-              <w:pStyle w:val="TableContents"/>
-              <w:bidi w:val="0"/>
-              <w:spacing w:before="0" w:after="283"/>
-              <w:rPr/>
-            </w:pPr>
-            <w:r>
-              <w:rPr/>
-              <w:t>Open this completely offline manual.</w:t>
+            <w:tcW w:w="13938" w:type="dxa"/>
+            <w:tcBorders/>
+            <w:vAlign w:val="center"/>
+          </w:tcPr>
+          <w:p>
+            <w:pPr>
+              <w:pStyle w:val="TableContents"/>
+              <w:bidi w:val="0"/>
+              <w:spacing w:before="0" w:after="283"/>
+              <w:rPr/>
+            </w:pPr>
+            <w:r>
+              <w:rPr/>
+              <w:t>Open this completely offline manual in the plugin's internal viewer.</w:t>
+            </w:r>
+          </w:p>
+        </w:tc>
+      </w:tr>
+      <w:tr>
+        <w:trPr/>
+        <w:tc>
+          <w:tcPr>
+            <w:tcW w:w="2313" w:type="dxa"/>
+            <w:tcBorders/>
+            <w:vAlign w:val="center"/>
+          </w:tcPr>
+          <w:p>
+            <w:pPr>
+              <w:pStyle w:val="TableContents"/>
+              <w:bidi w:val="0"/>
+              <w:spacing w:before="0" w:after="283"/>
+              <w:rPr/>
+            </w:pPr>
+            <w:r>
+              <w:rPr/>
+              <w:t>PDF Documentation</w:t>
+            </w:r>
+          </w:p>
+        </w:tc>
+        <w:tc>
+          <w:tcPr>
+            <w:tcW w:w="13938" w:type="dxa"/>
+            <w:tcBorders/>
+            <w:vAlign w:val="center"/>
+          </w:tcPr>
+          <w:p>
+            <w:pPr>
+              <w:pStyle w:val="TableContents"/>
+              <w:bidi w:val="0"/>
+              <w:spacing w:before="0" w:after="283"/>
+              <w:rPr/>
+            </w:pPr>
+            <w:r>
+              <w:rPr/>
+              <w:t>Open the fixed-layout manual in the system PDF viewer. If no external viewer is available, the plugin safely opens the internal HTML manual instead.</w:t>
             </w:r>
           </w:p>
         </w:tc>
@@ -7855,7 +7896,7 @@
     </w:p>
     <w:tbl>
       <w:tblPr>
-        <w:tblW w:w="11339" w:type="dxa"/>
+        <w:tblW w:w="12160" w:type="dxa"/>
         <w:jc w:val="start"/>
         <w:tblInd w:w="0" w:type="dxa"/>
         <w:tblLayout w:type="fixed"/>
@@ -7867,14 +7908,14 @@
         </w:tblCellMar>
       </w:tblPr>
       <w:tblGrid>
-        <w:gridCol w:w="1657"/>
-        <w:gridCol w:w="9682"/>
+        <w:gridCol w:w="1684"/>
+        <w:gridCol w:w="10476"/>
       </w:tblGrid>
       <w:tr>
         <w:trPr/>
         <w:tc>
           <w:tcPr>
-            <w:tcW w:w="1657" w:type="dxa"/>
+            <w:tcW w:w="1684" w:type="dxa"/>
             <w:tcBorders/>
             <w:vAlign w:val="center"/>
           </w:tcPr>
@@ -7896,7 +7937,7 @@
         </w:tc>
         <w:tc>
           <w:tcPr>
-            <w:tcW w:w="9682" w:type="dxa"/>
+            <w:tcW w:w="10476" w:type="dxa"/>
             <w:tcBorders/>
             <w:vAlign w:val="center"/>
           </w:tcPr>
@@ -7921,7 +7962,7 @@
         <w:trPr/>
         <w:tc>
           <w:tcPr>
-            <w:tcW w:w="1657" w:type="dxa"/>
+            <w:tcW w:w="1684" w:type="dxa"/>
             <w:tcBorders/>
             <w:vAlign w:val="center"/>
           </w:tcPr>
@@ -7940,7 +7981,7 @@
         </w:tc>
         <w:tc>
           <w:tcPr>
-            <w:tcW w:w="9682" w:type="dxa"/>
+            <w:tcW w:w="10476" w:type="dxa"/>
             <w:tcBorders/>
             <w:vAlign w:val="center"/>
           </w:tcPr>
@@ -7962,7 +8003,7 @@
         <w:trPr/>
         <w:tc>
           <w:tcPr>
-            <w:tcW w:w="1657" w:type="dxa"/>
+            <w:tcW w:w="1684" w:type="dxa"/>
             <w:tcBorders/>
             <w:vAlign w:val="center"/>
           </w:tcPr>
@@ -7981,7 +8022,7 @@
         </w:tc>
         <w:tc>
           <w:tcPr>
-            <w:tcW w:w="9682" w:type="dxa"/>
+            <w:tcW w:w="10476" w:type="dxa"/>
             <w:tcBorders/>
             <w:vAlign w:val="center"/>
           </w:tcPr>
@@ -8003,7 +8044,7 @@
         <w:trPr/>
         <w:tc>
           <w:tcPr>
-            <w:tcW w:w="1657" w:type="dxa"/>
+            <w:tcW w:w="1684" w:type="dxa"/>
             <w:tcBorders/>
             <w:vAlign w:val="center"/>
           </w:tcPr>
@@ -8022,7 +8063,7 @@
         </w:tc>
         <w:tc>
           <w:tcPr>
-            <w:tcW w:w="9682" w:type="dxa"/>
+            <w:tcW w:w="10476" w:type="dxa"/>
             <w:tcBorders/>
             <w:vAlign w:val="center"/>
           </w:tcPr>
@@ -8044,7 +8085,7 @@
         <w:trPr/>
         <w:tc>
           <w:tcPr>
-            <w:tcW w:w="1657" w:type="dxa"/>
+            <w:tcW w:w="1684" w:type="dxa"/>
             <w:tcBorders/>
             <w:vAlign w:val="center"/>
           </w:tcPr>
@@ -8063,7 +8104,7 @@
         </w:tc>
         <w:tc>
           <w:tcPr>
-            <w:tcW w:w="9682" w:type="dxa"/>
+            <w:tcW w:w="10476" w:type="dxa"/>
             <w:tcBorders/>
             <w:vAlign w:val="center"/>
           </w:tcPr>
@@ -8085,7 +8126,7 @@
         <w:trPr/>
         <w:tc>
           <w:tcPr>
-            <w:tcW w:w="1657" w:type="dxa"/>
+            <w:tcW w:w="1684" w:type="dxa"/>
             <w:tcBorders/>
             <w:vAlign w:val="center"/>
           </w:tcPr>
@@ -8104,7 +8145,7 @@
         </w:tc>
         <w:tc>
           <w:tcPr>
-            <w:tcW w:w="9682" w:type="dxa"/>
+            <w:tcW w:w="10476" w:type="dxa"/>
             <w:tcBorders/>
             <w:vAlign w:val="center"/>
           </w:tcPr>
@@ -8126,7 +8167,7 @@
         <w:trPr/>
         <w:tc>
           <w:tcPr>
-            <w:tcW w:w="1657" w:type="dxa"/>
+            <w:tcW w:w="1684" w:type="dxa"/>
             <w:tcBorders/>
             <w:vAlign w:val="center"/>
           </w:tcPr>
@@ -8145,7 +8186,7 @@
         </w:tc>
         <w:tc>
           <w:tcPr>
-            <w:tcW w:w="9682" w:type="dxa"/>
+            <w:tcW w:w="10476" w:type="dxa"/>
             <w:tcBorders/>
             <w:vAlign w:val="center"/>
           </w:tcPr>
@@ -8167,7 +8208,7 @@
         <w:trPr/>
         <w:tc>
           <w:tcPr>
-            <w:tcW w:w="1657" w:type="dxa"/>
+            <w:tcW w:w="1684" w:type="dxa"/>
             <w:tcBorders/>
             <w:vAlign w:val="center"/>
           </w:tcPr>
@@ -8186,7 +8227,7 @@
         </w:tc>
         <w:tc>
           <w:tcPr>
-            <w:tcW w:w="9682" w:type="dxa"/>
+            <w:tcW w:w="10476" w:type="dxa"/>
             <w:tcBorders/>
             <w:vAlign w:val="center"/>
           </w:tcPr>
@@ -8208,7 +8249,7 @@
         <w:trPr/>
         <w:tc>
           <w:tcPr>
-            <w:tcW w:w="1657" w:type="dxa"/>
+            <w:tcW w:w="1684" w:type="dxa"/>
             <w:tcBorders/>
             <w:vAlign w:val="center"/>
           </w:tcPr>
@@ -8227,7 +8268,7 @@
         </w:tc>
         <w:tc>
           <w:tcPr>
-            <w:tcW w:w="9682" w:type="dxa"/>
+            <w:tcW w:w="10476" w:type="dxa"/>
             <w:tcBorders/>
             <w:vAlign w:val="center"/>
           </w:tcPr>
@@ -8249,7 +8290,7 @@
         <w:trPr/>
         <w:tc>
           <w:tcPr>
-            <w:tcW w:w="1657" w:type="dxa"/>
+            <w:tcW w:w="1684" w:type="dxa"/>
             <w:tcBorders/>
             <w:vAlign w:val="center"/>
           </w:tcPr>
@@ -8268,7 +8309,7 @@
         </w:tc>
         <w:tc>
           <w:tcPr>
-            <w:tcW w:w="9682" w:type="dxa"/>
+            <w:tcW w:w="10476" w:type="dxa"/>
             <w:tcBorders/>
             <w:vAlign w:val="center"/>
           </w:tcPr>
@@ -8290,7 +8331,7 @@
         <w:trPr/>
         <w:tc>
           <w:tcPr>
-            <w:tcW w:w="1657" w:type="dxa"/>
+            <w:tcW w:w="1684" w:type="dxa"/>
             <w:tcBorders/>
             <w:vAlign w:val="center"/>
           </w:tcPr>
@@ -8309,7 +8350,7 @@
         </w:tc>
         <w:tc>
           <w:tcPr>
-            <w:tcW w:w="9682" w:type="dxa"/>
+            <w:tcW w:w="10476" w:type="dxa"/>
             <w:tcBorders/>
             <w:vAlign w:val="center"/>
           </w:tcPr>
@@ -8331,7 +8372,7 @@
         <w:trPr/>
         <w:tc>
           <w:tcPr>
-            <w:tcW w:w="1657" w:type="dxa"/>
+            <w:tcW w:w="1684" w:type="dxa"/>
             <w:tcBorders/>
             <w:vAlign w:val="center"/>
           </w:tcPr>
@@ -8350,7 +8391,7 @@
         </w:tc>
         <w:tc>
           <w:tcPr>
-            <w:tcW w:w="9682" w:type="dxa"/>
+            <w:tcW w:w="10476" w:type="dxa"/>
             <w:tcBorders/>
             <w:vAlign w:val="center"/>
           </w:tcPr>
@@ -8372,7 +8413,7 @@
         <w:trPr/>
         <w:tc>
           <w:tcPr>
-            <w:tcW w:w="1657" w:type="dxa"/>
+            <w:tcW w:w="1684" w:type="dxa"/>
             <w:tcBorders/>
             <w:vAlign w:val="center"/>
           </w:tcPr>
@@ -8391,7 +8432,7 @@
         </w:tc>
         <w:tc>
           <w:tcPr>
-            <w:tcW w:w="9682" w:type="dxa"/>
+            <w:tcW w:w="10476" w:type="dxa"/>
             <w:tcBorders/>
             <w:vAlign w:val="center"/>
           </w:tcPr>
@@ -8413,7 +8454,7 @@
         <w:trPr/>
         <w:tc>
           <w:tcPr>
-            <w:tcW w:w="1657" w:type="dxa"/>
+            <w:tcW w:w="1684" w:type="dxa"/>
             <w:tcBorders/>
             <w:vAlign w:val="center"/>
           </w:tcPr>
@@ -8432,7 +8473,7 @@
         </w:tc>
         <w:tc>
           <w:tcPr>
-            <w:tcW w:w="9682" w:type="dxa"/>
+            <w:tcW w:w="10476" w:type="dxa"/>
             <w:tcBorders/>
             <w:vAlign w:val="center"/>
           </w:tcPr>
@@ -8454,7 +8495,7 @@
         <w:trPr/>
         <w:tc>
           <w:tcPr>
-            <w:tcW w:w="1657" w:type="dxa"/>
+            <w:tcW w:w="1684" w:type="dxa"/>
             <w:tcBorders/>
             <w:vAlign w:val="center"/>
           </w:tcPr>
@@ -8473,7 +8514,7 @@
         </w:tc>
         <w:tc>
           <w:tcPr>
-            <w:tcW w:w="9682" w:type="dxa"/>
+            <w:tcW w:w="10476" w:type="dxa"/>
             <w:tcBorders/>
             <w:vAlign w:val="center"/>
           </w:tcPr>
@@ -8495,7 +8536,7 @@
         <w:trPr/>
         <w:tc>
           <w:tcPr>
-            <w:tcW w:w="1657" w:type="dxa"/>
+            <w:tcW w:w="1684" w:type="dxa"/>
             <w:tcBorders/>
             <w:vAlign w:val="center"/>
           </w:tcPr>
@@ -8514,7 +8555,7 @@
         </w:tc>
         <w:tc>
           <w:tcPr>
-            <w:tcW w:w="9682" w:type="dxa"/>
+            <w:tcW w:w="10476" w:type="dxa"/>
             <w:tcBorders/>
             <w:vAlign w:val="center"/>
           </w:tcPr>
@@ -8536,7 +8577,7 @@
         <w:trPr/>
         <w:tc>
           <w:tcPr>
-            <w:tcW w:w="1657" w:type="dxa"/>
+            <w:tcW w:w="1684" w:type="dxa"/>
             <w:tcBorders/>
             <w:vAlign w:val="center"/>
           </w:tcPr>
@@ -8555,7 +8596,7 @@
         </w:tc>
         <w:tc>
           <w:tcPr>
-            <w:tcW w:w="9682" w:type="dxa"/>
+            <w:tcW w:w="10476" w:type="dxa"/>
             <w:tcBorders/>
             <w:vAlign w:val="center"/>
           </w:tcPr>
@@ -8577,7 +8618,7 @@
         <w:trPr/>
         <w:tc>
           <w:tcPr>
-            <w:tcW w:w="1657" w:type="dxa"/>
+            <w:tcW w:w="1684" w:type="dxa"/>
             <w:tcBorders/>
             <w:vAlign w:val="center"/>
           </w:tcPr>
@@ -8596,7 +8637,7 @@
         </w:tc>
         <w:tc>
           <w:tcPr>
-            <w:tcW w:w="9682" w:type="dxa"/>
+            <w:tcW w:w="10476" w:type="dxa"/>
             <w:tcBorders/>
             <w:vAlign w:val="center"/>
           </w:tcPr>
@@ -8618,7 +8659,7 @@
         <w:trPr/>
         <w:tc>
           <w:tcPr>
-            <w:tcW w:w="1657" w:type="dxa"/>
+            <w:tcW w:w="1684" w:type="dxa"/>
             <w:tcBorders/>
             <w:vAlign w:val="center"/>
           </w:tcPr>
@@ -8637,7 +8678,7 @@
         </w:tc>
         <w:tc>
           <w:tcPr>
-            <w:tcW w:w="9682" w:type="dxa"/>
+            <w:tcW w:w="10476" w:type="dxa"/>
             <w:tcBorders/>
             <w:vAlign w:val="center"/>
           </w:tcPr>
@@ -8659,7 +8700,7 @@
         <w:trPr/>
         <w:tc>
           <w:tcPr>
-            <w:tcW w:w="1657" w:type="dxa"/>
+            <w:tcW w:w="1684" w:type="dxa"/>
             <w:tcBorders/>
             <w:vAlign w:val="center"/>
           </w:tcPr>
@@ -8678,7 +8719,7 @@
         </w:tc>
         <w:tc>
           <w:tcPr>
-            <w:tcW w:w="9682" w:type="dxa"/>
+            <w:tcW w:w="10476" w:type="dxa"/>
             <w:tcBorders/>
             <w:vAlign w:val="center"/>
           </w:tcPr>
@@ -8700,7 +8741,7 @@
         <w:trPr/>
         <w:tc>
           <w:tcPr>
-            <w:tcW w:w="1657" w:type="dxa"/>
+            <w:tcW w:w="1684" w:type="dxa"/>
             <w:tcBorders/>
             <w:vAlign w:val="center"/>
           </w:tcPr>
@@ -8719,7 +8760,7 @@
         </w:tc>
         <w:tc>
           <w:tcPr>
-            <w:tcW w:w="9682" w:type="dxa"/>
+            <w:tcW w:w="10476" w:type="dxa"/>
             <w:tcBorders/>
             <w:vAlign w:val="center"/>
           </w:tcPr>
@@ -8741,7 +8782,7 @@
         <w:trPr/>
         <w:tc>
           <w:tcPr>
-            <w:tcW w:w="1657" w:type="dxa"/>
+            <w:tcW w:w="1684" w:type="dxa"/>
             <w:tcBorders/>
             <w:vAlign w:val="center"/>
           </w:tcPr>
@@ -8760,7 +8801,7 @@
         </w:tc>
         <w:tc>
           <w:tcPr>
-            <w:tcW w:w="9682" w:type="dxa"/>
+            <w:tcW w:w="10476" w:type="dxa"/>
             <w:tcBorders/>
             <w:vAlign w:val="center"/>
           </w:tcPr>
@@ -8782,7 +8823,7 @@
         <w:trPr/>
         <w:tc>
           <w:tcPr>
-            <w:tcW w:w="1657" w:type="dxa"/>
+            <w:tcW w:w="1684" w:type="dxa"/>
             <w:tcBorders/>
             <w:vAlign w:val="center"/>
           </w:tcPr>
@@ -8801,7 +8842,7 @@
         </w:tc>
         <w:tc>
           <w:tcPr>
-            <w:tcW w:w="9682" w:type="dxa"/>
+            <w:tcW w:w="10476" w:type="dxa"/>
             <w:tcBorders/>
             <w:vAlign w:val="center"/>
           </w:tcPr>
@@ -8823,7 +8864,7 @@
         <w:trPr/>
         <w:tc>
           <w:tcPr>
-            <w:tcW w:w="1657" w:type="dxa"/>
+            <w:tcW w:w="1684" w:type="dxa"/>
             <w:tcBorders/>
             <w:vAlign w:val="center"/>
           </w:tcPr>
@@ -8842,7 +8883,7 @@
         </w:tc>
         <w:tc>
           <w:tcPr>
-            <w:tcW w:w="9682" w:type="dxa"/>
+            <w:tcW w:w="10476" w:type="dxa"/>
             <w:tcBorders/>
             <w:vAlign w:val="center"/>
           </w:tcPr>
@@ -8864,7 +8905,7 @@
         <w:trPr/>
         <w:tc>
           <w:tcPr>
-            <w:tcW w:w="1657" w:type="dxa"/>
+            <w:tcW w:w="1684" w:type="dxa"/>
             <w:tcBorders/>
             <w:vAlign w:val="center"/>
           </w:tcPr>
@@ -8883,7 +8924,7 @@
         </w:tc>
         <w:tc>
           <w:tcPr>
-            <w:tcW w:w="9682" w:type="dxa"/>
+            <w:tcW w:w="10476" w:type="dxa"/>
             <w:tcBorders/>
             <w:vAlign w:val="center"/>
           </w:tcPr>
@@ -8905,7 +8946,7 @@
         <w:trPr/>
         <w:tc>
           <w:tcPr>
-            <w:tcW w:w="1657" w:type="dxa"/>
+            <w:tcW w:w="1684" w:type="dxa"/>
             <w:tcBorders/>
             <w:vAlign w:val="center"/>
           </w:tcPr>
@@ -8924,7 +8965,7 @@
         </w:tc>
         <w:tc>
           <w:tcPr>
-            <w:tcW w:w="9682" w:type="dxa"/>
+            <w:tcW w:w="10476" w:type="dxa"/>
             <w:tcBorders/>
             <w:vAlign w:val="center"/>
           </w:tcPr>
@@ -8946,7 +8987,7 @@
         <w:trPr/>
         <w:tc>
           <w:tcPr>
-            <w:tcW w:w="1657" w:type="dxa"/>
+            <w:tcW w:w="1684" w:type="dxa"/>
             <w:tcBorders/>
             <w:vAlign w:val="center"/>
           </w:tcPr>
@@ -8965,7 +9006,7 @@
         </w:tc>
         <w:tc>
           <w:tcPr>
-            <w:tcW w:w="9682" w:type="dxa"/>
+            <w:tcW w:w="10476" w:type="dxa"/>
             <w:tcBorders/>
             <w:vAlign w:val="center"/>
           </w:tcPr>
@@ -8987,7 +9028,7 @@
         <w:trPr/>
         <w:tc>
           <w:tcPr>
-            <w:tcW w:w="1657" w:type="dxa"/>
+            <w:tcW w:w="1684" w:type="dxa"/>
             <w:tcBorders/>
             <w:vAlign w:val="center"/>
           </w:tcPr>
@@ -9006,7 +9047,7 @@
         </w:tc>
         <w:tc>
           <w:tcPr>
-            <w:tcW w:w="9682" w:type="dxa"/>
+            <w:tcW w:w="10476" w:type="dxa"/>
             <w:tcBorders/>
             <w:vAlign w:val="center"/>
           </w:tcPr>
@@ -9028,7 +9069,7 @@
         <w:trPr/>
         <w:tc>
           <w:tcPr>
-            <w:tcW w:w="1657" w:type="dxa"/>
+            <w:tcW w:w="1684" w:type="dxa"/>
             <w:tcBorders/>
             <w:vAlign w:val="center"/>
           </w:tcPr>
@@ -9047,7 +9088,7 @@
         </w:tc>
         <w:tc>
           <w:tcPr>
-            <w:tcW w:w="9682" w:type="dxa"/>
+            <w:tcW w:w="10476" w:type="dxa"/>
             <w:tcBorders/>
             <w:vAlign w:val="center"/>
           </w:tcPr>
@@ -9069,7 +9110,7 @@
         <w:trPr/>
         <w:tc>
           <w:tcPr>
-            <w:tcW w:w="1657" w:type="dxa"/>
+            <w:tcW w:w="1684" w:type="dxa"/>
             <w:tcBorders/>
             <w:vAlign w:val="center"/>
           </w:tcPr>
@@ -9088,7 +9129,7 @@
         </w:tc>
         <w:tc>
           <w:tcPr>
-            <w:tcW w:w="9682" w:type="dxa"/>
+            <w:tcW w:w="10476" w:type="dxa"/>
             <w:tcBorders/>
             <w:vAlign w:val="center"/>
           </w:tcPr>
@@ -9110,7 +9151,7 @@
         <w:trPr/>
         <w:tc>
           <w:tcPr>
-            <w:tcW w:w="1657" w:type="dxa"/>
+            <w:tcW w:w="1684" w:type="dxa"/>
             <w:tcBorders/>
             <w:vAlign w:val="center"/>
           </w:tcPr>
@@ -9129,7 +9170,7 @@
         </w:tc>
         <w:tc>
           <w:tcPr>
-            <w:tcW w:w="9682" w:type="dxa"/>
+            <w:tcW w:w="10476" w:type="dxa"/>
             <w:tcBorders/>
             <w:vAlign w:val="center"/>
           </w:tcPr>
@@ -9151,7 +9192,7 @@
         <w:trPr/>
         <w:tc>
           <w:tcPr>
-            <w:tcW w:w="1657" w:type="dxa"/>
+            <w:tcW w:w="1684" w:type="dxa"/>
             <w:tcBorders/>
             <w:vAlign w:val="center"/>
           </w:tcPr>
@@ -9170,7 +9211,7 @@
         </w:tc>
         <w:tc>
           <w:tcPr>
-            <w:tcW w:w="9682" w:type="dxa"/>
+            <w:tcW w:w="10476" w:type="dxa"/>
             <w:tcBorders/>
             <w:vAlign w:val="center"/>
           </w:tcPr>
@@ -9192,7 +9233,7 @@
         <w:trPr/>
         <w:tc>
           <w:tcPr>
-            <w:tcW w:w="1657" w:type="dxa"/>
+            <w:tcW w:w="1684" w:type="dxa"/>
             <w:tcBorders/>
             <w:vAlign w:val="center"/>
           </w:tcPr>
@@ -9211,7 +9252,7 @@
         </w:tc>
         <w:tc>
           <w:tcPr>
-            <w:tcW w:w="9682" w:type="dxa"/>
+            <w:tcW w:w="10476" w:type="dxa"/>
             <w:tcBorders/>
             <w:vAlign w:val="center"/>
           </w:tcPr>
@@ -9233,7 +9274,7 @@
         <w:trPr/>
         <w:tc>
           <w:tcPr>
-            <w:tcW w:w="1657" w:type="dxa"/>
+            <w:tcW w:w="1684" w:type="dxa"/>
             <w:tcBorders/>
             <w:vAlign w:val="center"/>
           </w:tcPr>
@@ -9252,7 +9293,7 @@
         </w:tc>
         <w:tc>
           <w:tcPr>
-            <w:tcW w:w="9682" w:type="dxa"/>
+            <w:tcW w:w="10476" w:type="dxa"/>
             <w:tcBorders/>
             <w:vAlign w:val="center"/>
           </w:tcPr>
@@ -9274,7 +9315,7 @@
         <w:trPr/>
         <w:tc>
           <w:tcPr>
-            <w:tcW w:w="1657" w:type="dxa"/>
+            <w:tcW w:w="1684" w:type="dxa"/>
             <w:tcBorders/>
             <w:vAlign w:val="center"/>
           </w:tcPr>
@@ -9293,7 +9334,7 @@
         </w:tc>
         <w:tc>
           <w:tcPr>
-            <w:tcW w:w="9682" w:type="dxa"/>
+            <w:tcW w:w="10476" w:type="dxa"/>
             <w:tcBorders/>
             <w:vAlign w:val="center"/>
           </w:tcPr>
@@ -9315,7 +9356,7 @@
         <w:trPr/>
         <w:tc>
           <w:tcPr>
-            <w:tcW w:w="1657" w:type="dxa"/>
+            <w:tcW w:w="1684" w:type="dxa"/>
             <w:tcBorders/>
             <w:vAlign w:val="center"/>
           </w:tcPr>
@@ -9334,7 +9375,7 @@
         </w:tc>
         <w:tc>
           <w:tcPr>
-            <w:tcW w:w="9682" w:type="dxa"/>
+            <w:tcW w:w="10476" w:type="dxa"/>
             <w:tcBorders/>
             <w:vAlign w:val="center"/>
           </w:tcPr>
@@ -9356,7 +9397,7 @@
         <w:trPr/>
         <w:tc>
           <w:tcPr>
-            <w:tcW w:w="1657" w:type="dxa"/>
+            <w:tcW w:w="1684" w:type="dxa"/>
             <w:tcBorders/>
             <w:vAlign w:val="center"/>
           </w:tcPr>
@@ -9375,7 +9416,7 @@
         </w:tc>
         <w:tc>
           <w:tcPr>
-            <w:tcW w:w="9682" w:type="dxa"/>
+            <w:tcW w:w="10476" w:type="dxa"/>
             <w:tcBorders/>
             <w:vAlign w:val="center"/>
           </w:tcPr>
@@ -9397,7 +9438,7 @@
         <w:trPr/>
         <w:tc>
           <w:tcPr>
-            <w:tcW w:w="1657" w:type="dxa"/>
+            <w:tcW w:w="1684" w:type="dxa"/>
             <w:tcBorders/>
             <w:vAlign w:val="center"/>
           </w:tcPr>
@@ -9416,7 +9457,7 @@
         </w:tc>
         <w:tc>
           <w:tcPr>
-            <w:tcW w:w="9682" w:type="dxa"/>
+            <w:tcW w:w="10476" w:type="dxa"/>
             <w:tcBorders/>
             <w:vAlign w:val="center"/>
           </w:tcPr>
@@ -9438,7 +9479,7 @@
         <w:trPr/>
         <w:tc>
           <w:tcPr>
-            <w:tcW w:w="1657" w:type="dxa"/>
+            <w:tcW w:w="1684" w:type="dxa"/>
             <w:tcBorders/>
             <w:vAlign w:val="center"/>
           </w:tcPr>
@@ -9457,7 +9498,7 @@
         </w:tc>
         <w:tc>
           <w:tcPr>
-            <w:tcW w:w="9682" w:type="dxa"/>
+            <w:tcW w:w="10476" w:type="dxa"/>
             <w:tcBorders/>
             <w:vAlign w:val="center"/>
           </w:tcPr>
@@ -9479,7 +9520,7 @@
         <w:trPr/>
         <w:tc>
           <w:tcPr>
-            <w:tcW w:w="1657" w:type="dxa"/>
+            <w:tcW w:w="1684" w:type="dxa"/>
             <w:tcBorders/>
             <w:vAlign w:val="center"/>
           </w:tcPr>
@@ -9498,7 +9539,7 @@
         </w:tc>
         <w:tc>
           <w:tcPr>
-            <w:tcW w:w="9682" w:type="dxa"/>
+            <w:tcW w:w="10476" w:type="dxa"/>
             <w:tcBorders/>
             <w:vAlign w:val="center"/>
           </w:tcPr>
@@ -9520,7 +9561,7 @@
         <w:trPr/>
         <w:tc>
           <w:tcPr>
-            <w:tcW w:w="1657" w:type="dxa"/>
+            <w:tcW w:w="1684" w:type="dxa"/>
             <w:tcBorders/>
             <w:vAlign w:val="center"/>
           </w:tcPr>
@@ -9539,7 +9580,7 @@
         </w:tc>
         <w:tc>
           <w:tcPr>
-            <w:tcW w:w="9682" w:type="dxa"/>
+            <w:tcW w:w="10476" w:type="dxa"/>
             <w:tcBorders/>
             <w:vAlign w:val="center"/>
           </w:tcPr>
@@ -9561,7 +9602,7 @@
         <w:trPr/>
         <w:tc>
           <w:tcPr>
-            <w:tcW w:w="1657" w:type="dxa"/>
+            <w:tcW w:w="1684" w:type="dxa"/>
             <w:tcBorders/>
             <w:vAlign w:val="center"/>
           </w:tcPr>
@@ -9580,7 +9621,7 @@
         </w:tc>
         <w:tc>
           <w:tcPr>
-            <w:tcW w:w="9682" w:type="dxa"/>
+            <w:tcW w:w="10476" w:type="dxa"/>
             <w:tcBorders/>
             <w:vAlign w:val="center"/>
           </w:tcPr>
@@ -9602,7 +9643,7 @@
         <w:trPr/>
         <w:tc>
           <w:tcPr>
-            <w:tcW w:w="1657" w:type="dxa"/>
+            <w:tcW w:w="1684" w:type="dxa"/>
             <w:tcBorders/>
             <w:vAlign w:val="center"/>
           </w:tcPr>
@@ -9621,7 +9662,7 @@
         </w:tc>
         <w:tc>
           <w:tcPr>
-            <w:tcW w:w="9682" w:type="dxa"/>
+            <w:tcW w:w="10476" w:type="dxa"/>
             <w:tcBorders/>
             <w:vAlign w:val="center"/>
           </w:tcPr>
@@ -9643,7 +9684,7 @@
         <w:trPr/>
         <w:tc>
           <w:tcPr>
-            <w:tcW w:w="1657" w:type="dxa"/>
+            <w:tcW w:w="1684" w:type="dxa"/>
             <w:tcBorders/>
             <w:vAlign w:val="center"/>
           </w:tcPr>
@@ -9662,7 +9703,7 @@
         </w:tc>
         <w:tc>
           <w:tcPr>
-            <w:tcW w:w="9682" w:type="dxa"/>
+            <w:tcW w:w="10476" w:type="dxa"/>
             <w:tcBorders/>
             <w:vAlign w:val="center"/>
           </w:tcPr>
@@ -9684,7 +9725,7 @@
         <w:trPr/>
         <w:tc>
           <w:tcPr>
-            <w:tcW w:w="1657" w:type="dxa"/>
+            <w:tcW w:w="1684" w:type="dxa"/>
             <w:tcBorders/>
             <w:vAlign w:val="center"/>
           </w:tcPr>
@@ -9703,7 +9744,7 @@
         </w:tc>
         <w:tc>
           <w:tcPr>
-            <w:tcW w:w="9682" w:type="dxa"/>
+            <w:tcW w:w="10476" w:type="dxa"/>
             <w:tcBorders/>
             <w:vAlign w:val="center"/>
           </w:tcPr>
@@ -9725,7 +9766,7 @@
         <w:trPr/>
         <w:tc>
           <w:tcPr>
-            <w:tcW w:w="1657" w:type="dxa"/>
+            <w:tcW w:w="1684" w:type="dxa"/>
             <w:tcBorders/>
             <w:vAlign w:val="center"/>
           </w:tcPr>
@@ -9744,7 +9785,7 @@
         </w:tc>
         <w:tc>
           <w:tcPr>
-            <w:tcW w:w="9682" w:type="dxa"/>
+            <w:tcW w:w="10476" w:type="dxa"/>
             <w:tcBorders/>
             <w:vAlign w:val="center"/>
           </w:tcPr>
@@ -9766,7 +9807,7 @@
         <w:trPr/>
         <w:tc>
           <w:tcPr>
-            <w:tcW w:w="1657" w:type="dxa"/>
+            <w:tcW w:w="1684" w:type="dxa"/>
             <w:tcBorders/>
             <w:vAlign w:val="center"/>
           </w:tcPr>
@@ -9785,7 +9826,7 @@
         </w:tc>
         <w:tc>
           <w:tcPr>
-            <w:tcW w:w="9682" w:type="dxa"/>
+            <w:tcW w:w="10476" w:type="dxa"/>
             <w:tcBorders/>
             <w:vAlign w:val="center"/>
           </w:tcPr>
@@ -9807,7 +9848,7 @@
         <w:trPr/>
         <w:tc>
           <w:tcPr>
-            <w:tcW w:w="1657" w:type="dxa"/>
+            <w:tcW w:w="1684" w:type="dxa"/>
             <w:tcBorders/>
             <w:vAlign w:val="center"/>
           </w:tcPr>
@@ -9826,7 +9867,7 @@
         </w:tc>
         <w:tc>
           <w:tcPr>
-            <w:tcW w:w="9682" w:type="dxa"/>
+            <w:tcW w:w="10476" w:type="dxa"/>
             <w:tcBorders/>
             <w:vAlign w:val="center"/>
           </w:tcPr>
@@ -9848,7 +9889,7 @@
         <w:trPr/>
         <w:tc>
           <w:tcPr>
-            <w:tcW w:w="1657" w:type="dxa"/>
+            <w:tcW w:w="1684" w:type="dxa"/>
             <w:tcBorders/>
             <w:vAlign w:val="center"/>
           </w:tcPr>
@@ -9867,7 +9908,7 @@
         </w:tc>
         <w:tc>
           <w:tcPr>
-            <w:tcW w:w="9682" w:type="dxa"/>
+            <w:tcW w:w="10476" w:type="dxa"/>
             <w:tcBorders/>
             <w:vAlign w:val="center"/>
           </w:tcPr>
@@ -9889,7 +9930,7 @@
         <w:trPr/>
         <w:tc>
           <w:tcPr>
-            <w:tcW w:w="1657" w:type="dxa"/>
+            <w:tcW w:w="1684" w:type="dxa"/>
             <w:tcBorders/>
             <w:vAlign w:val="center"/>
           </w:tcPr>
@@ -9908,7 +9949,7 @@
         </w:tc>
         <w:tc>
           <w:tcPr>
-            <w:tcW w:w="9682" w:type="dxa"/>
+            <w:tcW w:w="10476" w:type="dxa"/>
             <w:tcBorders/>
             <w:vAlign w:val="center"/>
           </w:tcPr>
@@ -9930,7 +9971,7 @@
         <w:trPr/>
         <w:tc>
           <w:tcPr>
-            <w:tcW w:w="1657" w:type="dxa"/>
+            <w:tcW w:w="1684" w:type="dxa"/>
             <w:tcBorders/>
             <w:vAlign w:val="center"/>
           </w:tcPr>
@@ -9949,7 +9990,7 @@
         </w:tc>
         <w:tc>
           <w:tcPr>
-            <w:tcW w:w="9682" w:type="dxa"/>
+            <w:tcW w:w="10476" w:type="dxa"/>
             <w:tcBorders/>
             <w:vAlign w:val="center"/>
           </w:tcPr>
@@ -9971,7 +10012,7 @@
         <w:trPr/>
         <w:tc>
           <w:tcPr>
-            <w:tcW w:w="1657" w:type="dxa"/>
+            <w:tcW w:w="1684" w:type="dxa"/>
             <w:tcBorders/>
             <w:vAlign w:val="center"/>
           </w:tcPr>
@@ -9990,7 +10031,7 @@
         </w:tc>
         <w:tc>
           <w:tcPr>
-            <w:tcW w:w="9682" w:type="dxa"/>
+            <w:tcW w:w="10476" w:type="dxa"/>
             <w:tcBorders/>
             <w:vAlign w:val="center"/>
           </w:tcPr>
@@ -10012,7 +10053,7 @@
         <w:trPr/>
         <w:tc>
           <w:tcPr>
-            <w:tcW w:w="1657" w:type="dxa"/>
+            <w:tcW w:w="1684" w:type="dxa"/>
             <w:tcBorders/>
             <w:vAlign w:val="center"/>
           </w:tcPr>
@@ -10031,7 +10072,7 @@
         </w:tc>
         <w:tc>
           <w:tcPr>
-            <w:tcW w:w="9682" w:type="dxa"/>
+            <w:tcW w:w="10476" w:type="dxa"/>
             <w:tcBorders/>
             <w:vAlign w:val="center"/>
           </w:tcPr>
@@ -10053,7 +10094,7 @@
         <w:trPr/>
         <w:tc>
           <w:tcPr>
-            <w:tcW w:w="1657" w:type="dxa"/>
+            <w:tcW w:w="1684" w:type="dxa"/>
             <w:tcBorders/>
             <w:vAlign w:val="center"/>
           </w:tcPr>
@@ -10072,7 +10113,7 @@
         </w:tc>
         <w:tc>
           <w:tcPr>
-            <w:tcW w:w="9682" w:type="dxa"/>
+            <w:tcW w:w="10476" w:type="dxa"/>
             <w:tcBorders/>
             <w:vAlign w:val="center"/>
           </w:tcPr>
@@ -10094,7 +10135,7 @@
         <w:trPr/>
         <w:tc>
           <w:tcPr>
-            <w:tcW w:w="1657" w:type="dxa"/>
+            <w:tcW w:w="1684" w:type="dxa"/>
             <w:tcBorders/>
             <w:vAlign w:val="center"/>
           </w:tcPr>
@@ -10113,7 +10154,7 @@
         </w:tc>
         <w:tc>
           <w:tcPr>
-            <w:tcW w:w="9682" w:type="dxa"/>
+            <w:tcW w:w="10476" w:type="dxa"/>
             <w:tcBorders/>
             <w:vAlign w:val="center"/>
           </w:tcPr>
@@ -10135,7 +10176,7 @@
         <w:trPr/>
         <w:tc>
           <w:tcPr>
-            <w:tcW w:w="1657" w:type="dxa"/>
+            <w:tcW w:w="1684" w:type="dxa"/>
             <w:tcBorders/>
             <w:vAlign w:val="center"/>
           </w:tcPr>
@@ -10154,7 +10195,7 @@
         </w:tc>
         <w:tc>
           <w:tcPr>
-            <w:tcW w:w="9682" w:type="dxa"/>
+            <w:tcW w:w="10476" w:type="dxa"/>
             <w:tcBorders/>
             <w:vAlign w:val="center"/>
           </w:tcPr>
@@ -10176,7 +10217,7 @@
         <w:trPr/>
         <w:tc>
           <w:tcPr>
-            <w:tcW w:w="1657" w:type="dxa"/>
+            <w:tcW w:w="1684" w:type="dxa"/>
             <w:tcBorders/>
             <w:vAlign w:val="center"/>
           </w:tcPr>
@@ -10195,7 +10236,7 @@
         </w:tc>
         <w:tc>
           <w:tcPr>
-            <w:tcW w:w="9682" w:type="dxa"/>
+            <w:tcW w:w="10476" w:type="dxa"/>
             <w:tcBorders/>
             <w:vAlign w:val="center"/>
           </w:tcPr>
@@ -10217,7 +10258,7 @@
         <w:trPr/>
         <w:tc>
           <w:tcPr>
-            <w:tcW w:w="1657" w:type="dxa"/>
+            <w:tcW w:w="1684" w:type="dxa"/>
             <w:tcBorders/>
             <w:vAlign w:val="center"/>
           </w:tcPr>
@@ -10236,7 +10277,7 @@
         </w:tc>
         <w:tc>
           <w:tcPr>
-            <w:tcW w:w="9682" w:type="dxa"/>
+            <w:tcW w:w="10476" w:type="dxa"/>
             <w:tcBorders/>
             <w:vAlign w:val="center"/>
           </w:tcPr>

--- a/docs/v2/output/Celestial_Navigation_Manual_v2.docx
+++ b/docs/v2/output/Celestial_Navigation_Manual_v2.docx
@@ -54,7 +54,7 @@
       </w:pPr>
       <w:r>
         <w:rPr/>
-        <w:t>Celestial Navigation plugin 2.7.9 development fork</w:t>
+        <w:t>Celestial Navigation plugin 2.8.0 development fork</w:t>
         <w:br/>
         <w:t>Documentation revision 2 September 2026</w:t>
       </w:r>
@@ -2807,7 +2807,7 @@
         <w:rPr/>
         <w:drawing>
           <wp:inline distT="0" distB="0" distL="0" distR="0">
-            <wp:extent cx="5850000" cy="2991302"/>
+            <wp:extent cx="5850000" cy="2992880"/>
             <wp:effectExtent l="0" t="0" r="0" b="0"/>
             <wp:docPr id="6" name="Image6" title="Two globes comparing the predicted geographic position with correct UTC and a watch twenty minutes slow."/>
             <wp:cNvGraphicFramePr>
@@ -2831,7 +2831,7 @@
                   <pic:spPr bwMode="auto">
                     <a:xfrm>
                       <a:off x="0" y="0"/>
-                      <a:ext cx="5850000" cy="2991302"/>
+                      <a:ext cx="5850000" cy="2992880"/>
                     </a:xfrm>
                     <a:prstGeom prst="rect">
                       <a:avLst/>

--- a/docs/v2/output/Celestial_Navigation_Manual_v2.docx
+++ b/docs/v2/output/Celestial_Navigation_Manual_v2.docx
@@ -2807,7 +2807,7 @@
         <w:rPr/>
         <w:drawing>
           <wp:inline distT="0" distB="0" distL="0" distR="0">
-            <wp:extent cx="5850000" cy="2992880"/>
+            <wp:extent cx="5850000" cy="2991302"/>
             <wp:effectExtent l="0" t="0" r="0" b="0"/>
             <wp:docPr id="6" name="Image6" title="Two globes comparing the predicted geographic position with correct UTC and a watch twenty minutes slow."/>
             <wp:cNvGraphicFramePr>
@@ -2831,7 +2831,7 @@
                   <pic:spPr bwMode="auto">
                     <a:xfrm>
                       <a:off x="0" y="0"/>
-                      <a:ext cx="5850000" cy="2992880"/>
+                      <a:ext cx="5850000" cy="2991302"/>
                     </a:xfrm>
                     <a:prstGeom prst="rect">
                       <a:avLst/>
@@ -6688,7 +6688,7 @@
       </w:pPr>
       <w:r>
         <w:rPr/>
-        <w:t>The eclipse planner is a separate specialist module within the plugin. It uses a locally imported JPL DE440s ephemeris to search events and calculate geometry without network access.</w:t>
+        <w:t>The eclipse planner is a separate specialist module within the plugin. It uses a locally installed JPL DE440s ephemeris to search events and calculate geometry without network access. The data can be downloaded on an explicit user request or imported from a local copy.</w:t>
       </w:r>
     </w:p>
     <w:p>
@@ -6780,6 +6780,54 @@
       <w:r>
         <w:rPr/>
         <w:t xml:space="preserve"> optional lunar-topography refinement of contact timing; not required for ordinary eclipse use. </w:t>
+      </w:r>
+    </w:p>
+    <w:p>
+      <w:pPr>
+        <w:pStyle w:val="BodyText"/>
+        <w:bidi w:val="0"/>
+        <w:rPr/>
+      </w:pPr>
+      <w:r>
+        <w:rPr/>
+        <w:t xml:space="preserve">Select </w:t>
+      </w:r>
+      <w:r>
+        <w:rPr>
+          <w:rStyle w:val="Strong"/>
+        </w:rPr>
+        <w:t>Download and install DE440s… (31.2 MiB)</w:t>
+      </w:r>
+      <w:r>
+        <w:rPr/>
+        <w:t xml:space="preserve"> for the base eclipse data. The download is staged, checked for its exact size and SHA-256 digest, inspected for the expected SPK structure and then installed atomically. If a source fails, the plugin tries another trusted project or NASA/JPL source. </w:t>
+      </w:r>
+      <w:r>
+        <w:rPr>
+          <w:rStyle w:val="Strong"/>
+        </w:rPr>
+        <w:t>Import DE440s…</w:t>
+      </w:r>
+      <w:r>
+        <w:rPr/>
+        <w:t xml:space="preserve"> applies the same verification and safe-installation process to a local file.</w:t>
+      </w:r>
+    </w:p>
+    <w:p>
+      <w:pPr>
+        <w:pStyle w:val="BodyText"/>
+        <w:bidi w:val="0"/>
+        <w:rPr/>
+      </w:pPr>
+      <w:r>
+        <w:rPr>
+          <w:rStyle w:val="Strong"/>
+        </w:rPr>
+        <w:t>Optional lunar data…</w:t>
+      </w:r>
+      <w:r>
+        <w:rPr/>
+        <w:t xml:space="preserve"> opens a separate explanation and separate download/import controls for the 12.3 MiB lunar-orientation kernel and the 506 MiB LOLA terrain pack. Neither is downloaded when DE440s is installed. If LOLA is selected without lunar orientation already installed, the plugin shows the combined download and temporary disk-space requirement and asks for confirmation before downloading either file. Downloads can be cancelled; a partial or unverified file is never installed.</w:t>
       </w:r>
     </w:p>
     <w:p>
@@ -7759,7 +7807,17 @@
             </w:pPr>
             <w:r>
               <w:rPr/>
-              <w:t>Import DE440s and recheck data status. LOLA is optional and should not block ordinary eclipse plotting.</w:t>
+              <w:t xml:space="preserve">Select </w:t>
+            </w:r>
+            <w:r>
+              <w:rPr>
+                <w:rStyle w:val="Strong"/>
+              </w:rPr>
+              <w:t>Download and install DE440s…</w:t>
+            </w:r>
+            <w:r>
+              <w:rPr/>
+              <w:t>, or import a local DE440s copy, and wait for verification to complete. LOLA and lunar orientation are optional and should not block ordinary eclipse plotting.</w:t>
             </w:r>
           </w:p>
         </w:tc>

--- a/docs/v2/output/Celestial_Navigation_Manual_v2.docx
+++ b/docs/v2/output/Celestial_Navigation_Manual_v2.docx
@@ -54,9 +54,9 @@
       </w:pPr>
       <w:r>
         <w:rPr/>
-        <w:t>Celestial Navigation plugin 2.8.0 development fork</w:t>
+        <w:t>Celestial Navigation plugin 2.8.1</w:t>
         <w:br/>
-        <w:t>Documentation revision 2 September 2026</w:t>
+        <w:t>Documentation revision 3 September 2026</w:t>
       </w:r>
     </w:p>
     <w:p>
@@ -5455,6 +5455,17 @@
     </w:p>
     <w:p>
       <w:pPr>
+        <w:pStyle w:val="BodyText"/>
+        <w:bidi w:val="0"/>
+        <w:rPr/>
+      </w:pPr>
+      <w:r>
+        <w:rPr/>
+        <w:t>In stationary mode each sight retains its own saved DR position. In moving observer mode one COG/SOG track is fitted across the selected observations. The analyzer warns when that constant-motion model spans more than 24 hours; split unrelated sessions rather than treating months of observations as one continuous vessel track.</w:t>
+      </w:r>
+    </w:p>
+    <w:p>
+      <w:pPr>
         <w:pStyle w:val="Heading2"/>
         <w:bidi w:val="0"/>
         <w:rPr/>
@@ -5916,6 +5927,17 @@
       <w:pPr>
         <w:pStyle w:val="BodyText"/>
         <w:bidi w:val="0"/>
+        <w:rPr/>
+      </w:pPr>
+      <w:r>
+        <w:rPr/>
+        <w:t>The simultaneous solver uses the direct spherical-triangle clearing method. Its calculation detail shows the instrument, horizon and limb reductions; refraction and parallax in altitude; the two spherical-cosine steps; and the ephemeris matching. Entered one-sigma angle uncertainties are shown separately: they are propagated through the clearing geometry and local lunar-distance rate to estimate UTC uncertainty, not applied as additional corrections.</w:t>
+      </w:r>
+    </w:p>
+    <w:p>
+      <w:pPr>
+        <w:pStyle w:val="BodyText"/>
+        <w:bidi w:val="0"/>
         <w:ind w:hanging="0" w:start="0" w:end="0"/>
         <w:rPr/>
       </w:pPr>
@@ -6230,6 +6252,37 @@
       </w:pPr>
       <w:r>
         <w:rPr/>
+        <w:t xml:space="preserve">Lunar Tools defaults to </w:t>
+      </w:r>
+      <w:r>
+        <w:rPr>
+          <w:rStyle w:val="Strong"/>
+        </w:rPr>
+        <w:t>Nautical: YYYY-MM-DD, 24-hour</w:t>
+      </w:r>
+      <w:r>
+        <w:rPr/>
+        <w:t xml:space="preserve"> UTC entry for an unambiguous cross-platform display. Select </w:t>
+      </w:r>
+      <w:r>
+        <w:rPr>
+          <w:rStyle w:val="Strong"/>
+        </w:rPr>
+        <w:t>OpenCPN / platform format</w:t>
+      </w:r>
+      <w:r>
+        <w:rPr/>
+        <w:t xml:space="preserve"> when the native operating-system date/time controls are preferred. Changing presentation preserves the entered instant.</w:t>
+      </w:r>
+    </w:p>
+    <w:p>
+      <w:pPr>
+        <w:pStyle w:val="BodyText"/>
+        <w:bidi w:val="0"/>
+        <w:rPr/>
+      </w:pPr>
+      <w:r>
+        <w:rPr/>
         <w:t>The ranking is a planning aid, not a visibility guarantee. Cloud, Moon phase/glare, twilight, haze, telescope field, the chosen limb/contact and the observer's ability remain decisive. Recalculate at candidate times and choose a pair you can identify unambiguously.</w:t>
       </w:r>
     </w:p>
@@ -6343,6 +6396,17 @@
       <w:r>
         <w:rPr/>
         <w:t>The Horizon Event workflow records first upper-limb appearance at sunrise or final upper-limb disappearance at sunset. Timing gives an approximate altitude constraint. An optional bearing adds a rough directional constraint.</w:t>
+      </w:r>
+    </w:p>
+    <w:p>
+      <w:pPr>
+        <w:pStyle w:val="BodyText"/>
+        <w:bidi w:val="0"/>
+        <w:rPr/>
+      </w:pPr>
+      <w:r>
+        <w:rPr/>
+        <w:t>The UTC observation schedule remains fixed at the top of the dialog. On a short display, scroll only the lower bearing, horizon-condition and result section, so the event date and 24-hour UTC time remain visible.</w:t>
       </w:r>
     </w:p>
     <w:p>
@@ -6622,7 +6686,7 @@
       </w:r>
       <w:r>
         <w:rPr/>
-        <w:t xml:space="preserve">. Enter three charted objects in left–centre–right visual order and the included left-centre and centre-right angles. Enter uncertainty and an approximate vessel position to choose among ambiguous solutions. Select </w:t>
+        <w:t xml:space="preserve">. Enter three charted objects in left–centre–right visual order and the included left-centre and centre-right measurements. Landmark coordinates start at 0° N, 0° E so stale vessel coordinates cannot be mistaken for targets. The central sextant index-error default is applied to both angle measurements and remains editable. Enter uncertainty and an approximate vessel position to choose among ambiguous solutions. Select </w:t>
       </w:r>
       <w:r>
         <w:rPr>
@@ -7286,7 +7350,7 @@
             </w:pPr>
             <w:r>
               <w:rPr/>
-              <w:t>Planner date appears in an unexpected order or uses AM/PM</w:t>
+              <w:t>Planner or Lunar Tools date appears in an unexpected order or uses AM/PM</w:t>
             </w:r>
           </w:p>
         </w:tc>

--- a/docs/v2/output/Celestial_Navigation_Manual_v2.docx
+++ b/docs/v2/output/Celestial_Navigation_Manual_v2.docx
@@ -5900,7 +5900,27 @@
       </w:r>
       <w:r>
         <w:rPr/>
-        <w:t xml:space="preserve">. Review all matching time candidates, clock correction, uncertainty and position candidates. </w:t>
+        <w:t xml:space="preserve">. Use </w:t>
+      </w:r>
+      <w:r>
+        <w:rPr>
+          <w:rStyle w:val="Strong"/>
+        </w:rPr>
+        <w:t>Results</w:t>
+      </w:r>
+      <w:r>
+        <w:rPr/>
+        <w:t xml:space="preserve"> for the operational candidates and </w:t>
+      </w:r>
+      <w:r>
+        <w:rPr>
+          <w:rStyle w:val="Strong"/>
+        </w:rPr>
+        <w:t>Calculations</w:t>
+      </w:r>
+      <w:r>
+        <w:rPr/>
+        <w:t xml:space="preserve"> for the complete auditable working. </w:t>
       </w:r>
     </w:p>
     <w:p>
@@ -5931,7 +5951,38 @@
       </w:pPr>
       <w:r>
         <w:rPr/>
-        <w:t>The simultaneous solver uses the direct spherical-triangle clearing method. Its calculation detail shows the instrument, horizon and limb reductions; refraction and parallax in altitude; the two spherical-cosine steps; and the ephemeris matching. Entered one-sigma angle uncertainties are shown separately: they are propagated through the clearing geometry and local lunar-distance rate to estimate UTC uncertainty, not applied as additional corrections.</w:t>
+        <w:t xml:space="preserve">The lunar result window deliberately has two pages. </w:t>
+      </w:r>
+      <w:r>
+        <w:rPr>
+          <w:rStyle w:val="Strong"/>
+        </w:rPr>
+        <w:t>Results</w:t>
+      </w:r>
+      <w:r>
+        <w:rPr/>
+        <w:t xml:space="preserve"> is the concise operational view: possible UTC values, watch correction, lunar-distance rate, estimated UTC uncertainty, position candidates and warnings. </w:t>
+      </w:r>
+      <w:r>
+        <w:rPr>
+          <w:rStyle w:val="Strong"/>
+        </w:rPr>
+        <w:t>Calculations</w:t>
+      </w:r>
+      <w:r>
+        <w:rPr/>
+        <w:t xml:space="preserve"> preserves the educational and auditable working. In simultaneous mode it shows the raw observations and conventions; index and dip arithmetic; every limb/contact and semidiameter correction; refraction, parallax and corrected altitudes; both direct spherical-triangle formulae with their numerical substitutions; every coarse UTC scan point; every bisection refinement; converged roots; uncertainty components; altitude- circle construction, position candidates and warnings. It records the calculations actually used by the modern solver rather than the former two-endpoint interpolation.</w:t>
+      </w:r>
+    </w:p>
+    <w:p>
+      <w:pPr>
+        <w:pStyle w:val="BodyText"/>
+        <w:bidi w:val="0"/>
+        <w:rPr/>
+      </w:pPr>
+      <w:r>
+        <w:rPr/>
+        <w:t>Entered one-sigma angle uncertainties are shown separately: they are propagated through the clearing geometry and local lunar-distance rate to estimate UTC uncertainty, not applied as additional corrections.</w:t>
       </w:r>
     </w:p>
     <w:p>

--- a/docs/v2/output/Celestial_Navigation_Manual_v2.docx
+++ b/docs/v2/output/Celestial_Navigation_Manual_v2.docx
@@ -54,9 +54,9 @@
       </w:pPr>
       <w:r>
         <w:rPr/>
-        <w:t>Celestial Navigation plugin 2.8.2</w:t>
+        <w:t>Celestial Navigation plugin 2.8.3</w:t>
         <w:br/>
-        <w:t>Documentation revision 3 September 2026</w:t>
+        <w:t>Documentation revision 4 September 2026</w:t>
       </w:r>
     </w:p>
     <w:p>
@@ -2807,7 +2807,7 @@
         <w:rPr/>
         <w:drawing>
           <wp:inline distT="0" distB="0" distL="0" distR="0">
-            <wp:extent cx="5850000" cy="2991302"/>
+            <wp:extent cx="5850000" cy="2992880"/>
             <wp:effectExtent l="0" t="0" r="0" b="0"/>
             <wp:docPr id="6" name="Image6" title="Two globes comparing the predicted geographic position with correct UTC and a watch twenty minutes slow."/>
             <wp:cNvGraphicFramePr>
@@ -2831,7 +2831,7 @@
                   <pic:spPr bwMode="auto">
                     <a:xfrm>
                       <a:off x="0" y="0"/>
-                      <a:ext cx="5850000" cy="2991302"/>
+                      <a:ext cx="5850000" cy="2992880"/>
                     </a:xfrm>
                     <a:prstGeom prst="rect">
                       <a:avLst/>
@@ -4438,18 +4438,39 @@
       </w:pPr>
       <w:r>
         <w:rPr/>
-        <w:t>The body list shows bodies between 10° and 75° geometric Hc with catalogue magnitude 3 or brighter. Click any column heading to sort the table; click it again to reverse the order. The individual score gives 65% weight to altitude near 40° and 35% to brightness, with a daylight/twilight penalty for stars. Planets currently receive no equivalent twilight penalty, so the score is not by itself a guarantee that Mercury or another planet is practically observable. Suggested pairs additionally favour a crossing angle near 90°; triads rank their two-dimensional bearing geometry separately.</w:t>
-      </w:r>
-    </w:p>
-    <w:p>
-      <w:pPr>
-        <w:pStyle w:val="BodyText"/>
-        <w:bidi w:val="0"/>
-        <w:rPr/>
-      </w:pPr>
-      <w:r>
-        <w:rPr/>
-        <w:t>The polar sky plot has independent magnitude limits of 1, 2 or 3 and can optionally show bodies below the horizon. Sun symbols are yellow, the Moon is blue, planets are red, stars rendered during daylight are grey, and below-horizon bodies are hollow. Labels are attempted only for the first 14 score-ranked bodies and are suppressed when they would overlap; an unlabeled dot does not mean the body is absent from the catalogue.</w:t>
+        <w:t xml:space="preserve">The body list shows every catalogued body whose geometric Hc is at or above the horizon. Click any column heading to sort the table; click it again to reverse the order. </w:t>
+      </w:r>
+      <w:r>
+        <w:rPr>
+          <w:rStyle w:val="Strong"/>
+        </w:rPr>
+        <w:t>Limit recommendations by Hc</w:t>
+      </w:r>
+      <w:r>
+        <w:rPr/>
+        <w:t xml:space="preserve"> optionally applies the adjacent, editable minimum and maximum only to suggested pairs and triads. The initial preferred range is 10°–75°. Bodies outside it remain in the table and are marked below or above the preferred Hc; disabling the option makes every listed body eligible for recommendations.</w:t>
+      </w:r>
+    </w:p>
+    <w:p>
+      <w:pPr>
+        <w:pStyle w:val="BodyText"/>
+        <w:bidi w:val="0"/>
+        <w:rPr/>
+      </w:pPr>
+      <w:r>
+        <w:rPr/>
+        <w:t>The individual score gives 65% weight to altitude near 40° and 35% to brightness, with a daylight/twilight penalty for stars. Planets currently receive no equivalent twilight penalty, so the score is not by itself a guarantee that Mercury or another planet is practically observable. Suggested pairs additionally favour a crossing angle near 90°; triads rank their two-dimensional bearing geometry separately.</w:t>
+      </w:r>
+    </w:p>
+    <w:p>
+      <w:pPr>
+        <w:pStyle w:val="BodyText"/>
+        <w:bidi w:val="0"/>
+        <w:rPr/>
+      </w:pPr>
+      <w:r>
+        <w:rPr/>
+        <w:t>The polar sky plot has independent magnitude limits of 1, 2 or 3 and can optionally show bodies below the horizon. Sun symbols are yellow, the Moon is blue, planets are red, stars rendered during daylight are grey, and below-horizon bodies are hollow. Labels favour the brightest bodies and share the available label allowance across the four compass quadrants. The allowance adapts to the plot size, and labels are still suppressed when they would overlap; an unlabeled dot does not mean the body is absent from the catalogue.</w:t>
       </w:r>
     </w:p>
     <w:p>
@@ -7285,14 +7306,14 @@
         </w:tblCellMar>
       </w:tblPr>
       <w:tblGrid>
-        <w:gridCol w:w="2969"/>
-        <w:gridCol w:w="6781"/>
+        <w:gridCol w:w="2970"/>
+        <w:gridCol w:w="6780"/>
       </w:tblGrid>
       <w:tr>
         <w:trPr/>
         <w:tc>
           <w:tcPr>
-            <w:tcW w:w="2969" w:type="dxa"/>
+            <w:tcW w:w="2970" w:type="dxa"/>
             <w:tcBorders/>
             <w:vAlign w:val="center"/>
           </w:tcPr>
@@ -7314,7 +7335,7 @@
         </w:tc>
         <w:tc>
           <w:tcPr>
-            <w:tcW w:w="6781" w:type="dxa"/>
+            <w:tcW w:w="6780" w:type="dxa"/>
             <w:tcBorders/>
             <w:vAlign w:val="center"/>
           </w:tcPr>
@@ -7339,7 +7360,7 @@
         <w:trPr/>
         <w:tc>
           <w:tcPr>
-            <w:tcW w:w="2969" w:type="dxa"/>
+            <w:tcW w:w="2970" w:type="dxa"/>
             <w:tcBorders/>
             <w:vAlign w:val="center"/>
           </w:tcPr>
@@ -7358,7 +7379,7 @@
         </w:tc>
         <w:tc>
           <w:tcPr>
-            <w:tcW w:w="6781" w:type="dxa"/>
+            <w:tcW w:w="6780" w:type="dxa"/>
             <w:tcBorders/>
             <w:vAlign w:val="center"/>
           </w:tcPr>
@@ -7380,7 +7401,7 @@
         <w:trPr/>
         <w:tc>
           <w:tcPr>
-            <w:tcW w:w="2969" w:type="dxa"/>
+            <w:tcW w:w="2970" w:type="dxa"/>
             <w:tcBorders/>
             <w:vAlign w:val="center"/>
           </w:tcPr>
@@ -7399,7 +7420,7 @@
         </w:tc>
         <w:tc>
           <w:tcPr>
-            <w:tcW w:w="6781" w:type="dxa"/>
+            <w:tcW w:w="6780" w:type="dxa"/>
             <w:tcBorders/>
             <w:vAlign w:val="center"/>
           </w:tcPr>
@@ -7421,7 +7442,7 @@
         <w:trPr/>
         <w:tc>
           <w:tcPr>
-            <w:tcW w:w="2969" w:type="dxa"/>
+            <w:tcW w:w="2970" w:type="dxa"/>
             <w:tcBorders/>
             <w:vAlign w:val="center"/>
           </w:tcPr>
@@ -7440,7 +7461,7 @@
         </w:tc>
         <w:tc>
           <w:tcPr>
-            <w:tcW w:w="6781" w:type="dxa"/>
+            <w:tcW w:w="6780" w:type="dxa"/>
             <w:tcBorders/>
             <w:vAlign w:val="center"/>
           </w:tcPr>
@@ -7462,7 +7483,7 @@
         <w:trPr/>
         <w:tc>
           <w:tcPr>
-            <w:tcW w:w="2969" w:type="dxa"/>
+            <w:tcW w:w="2970" w:type="dxa"/>
             <w:tcBorders/>
             <w:vAlign w:val="center"/>
           </w:tcPr>
@@ -7481,7 +7502,7 @@
         </w:tc>
         <w:tc>
           <w:tcPr>
-            <w:tcW w:w="6781" w:type="dxa"/>
+            <w:tcW w:w="6780" w:type="dxa"/>
             <w:tcBorders/>
             <w:vAlign w:val="center"/>
           </w:tcPr>
@@ -7503,7 +7524,7 @@
         <w:trPr/>
         <w:tc>
           <w:tcPr>
-            <w:tcW w:w="2969" w:type="dxa"/>
+            <w:tcW w:w="2970" w:type="dxa"/>
             <w:tcBorders/>
             <w:vAlign w:val="center"/>
           </w:tcPr>
@@ -7522,7 +7543,7 @@
         </w:tc>
         <w:tc>
           <w:tcPr>
-            <w:tcW w:w="6781" w:type="dxa"/>
+            <w:tcW w:w="6780" w:type="dxa"/>
             <w:tcBorders/>
             <w:vAlign w:val="center"/>
           </w:tcPr>
@@ -7554,7 +7575,7 @@
         <w:trPr/>
         <w:tc>
           <w:tcPr>
-            <w:tcW w:w="2969" w:type="dxa"/>
+            <w:tcW w:w="2970" w:type="dxa"/>
             <w:tcBorders/>
             <w:vAlign w:val="center"/>
           </w:tcPr>
@@ -7573,7 +7594,7 @@
         </w:tc>
         <w:tc>
           <w:tcPr>
-            <w:tcW w:w="6781" w:type="dxa"/>
+            <w:tcW w:w="6780" w:type="dxa"/>
             <w:tcBorders/>
             <w:vAlign w:val="center"/>
           </w:tcPr>
@@ -7595,7 +7616,7 @@
         <w:trPr/>
         <w:tc>
           <w:tcPr>
-            <w:tcW w:w="2969" w:type="dxa"/>
+            <w:tcW w:w="2970" w:type="dxa"/>
             <w:tcBorders/>
             <w:vAlign w:val="center"/>
           </w:tcPr>
@@ -7614,20 +7635,20 @@
         </w:tc>
         <w:tc>
           <w:tcPr>
-            <w:tcW w:w="6781" w:type="dxa"/>
-            <w:tcBorders/>
-            <w:vAlign w:val="center"/>
-          </w:tcPr>
-          <w:p>
-            <w:pPr>
-              <w:pStyle w:val="TableContents"/>
-              <w:bidi w:val="0"/>
-              <w:spacing w:before="0" w:after="283"/>
-              <w:rPr/>
-            </w:pPr>
-            <w:r>
-              <w:rPr/>
-              <w:t>Only the first 14 score-ranked bodies are considered for labels, and overlapping labels are suppressed. Use the sortable body table to identify and inspect all listed bodies.</w:t>
+            <w:tcW w:w="6780" w:type="dxa"/>
+            <w:tcBorders/>
+            <w:vAlign w:val="center"/>
+          </w:tcPr>
+          <w:p>
+            <w:pPr>
+              <w:pStyle w:val="TableContents"/>
+              <w:bidi w:val="0"/>
+              <w:spacing w:before="0" w:after="283"/>
+              <w:rPr/>
+            </w:pPr>
+            <w:r>
+              <w:rPr/>
+              <w:t>Labels favour bright bodies, are shared across compass quadrants and are suppressed when they would overlap. Enlarge the planner or use the sortable body table to identify and inspect every listed body.</w:t>
             </w:r>
           </w:p>
         </w:tc>
@@ -7636,39 +7657,49 @@
         <w:trPr/>
         <w:tc>
           <w:tcPr>
-            <w:tcW w:w="2969" w:type="dxa"/>
-            <w:tcBorders/>
-            <w:vAlign w:val="center"/>
-          </w:tcPr>
-          <w:p>
-            <w:pPr>
-              <w:pStyle w:val="TableContents"/>
-              <w:bidi w:val="0"/>
-              <w:spacing w:before="0" w:after="283"/>
-              <w:rPr/>
-            </w:pPr>
-            <w:r>
-              <w:rPr/>
-              <w:t>GNSS UTC unavailable</w:t>
-            </w:r>
-          </w:p>
-        </w:tc>
-        <w:tc>
-          <w:tcPr>
-            <w:tcW w:w="6781" w:type="dxa"/>
-            <w:tcBorders/>
-            <w:vAlign w:val="center"/>
-          </w:tcPr>
-          <w:p>
-            <w:pPr>
-              <w:pStyle w:val="TableContents"/>
-              <w:bidi w:val="0"/>
-              <w:spacing w:before="0" w:after="283"/>
-              <w:rPr/>
-            </w:pPr>
-            <w:r>
-              <w:rPr/>
-              <w:t>Confirm a valid NMEA RMC or ZDA sentence is reaching OpenCPN. The plugin does not infer GNSS time from position alone.</w:t>
+            <w:tcW w:w="2970" w:type="dxa"/>
+            <w:tcBorders/>
+            <w:vAlign w:val="center"/>
+          </w:tcPr>
+          <w:p>
+            <w:pPr>
+              <w:pStyle w:val="TableContents"/>
+              <w:bidi w:val="0"/>
+              <w:spacing w:before="0" w:after="283"/>
+              <w:rPr/>
+            </w:pPr>
+            <w:r>
+              <w:rPr/>
+              <w:t>A body is listed but absent from the recommended pairs or triads</w:t>
+            </w:r>
+          </w:p>
+        </w:tc>
+        <w:tc>
+          <w:tcPr>
+            <w:tcW w:w="6780" w:type="dxa"/>
+            <w:tcBorders/>
+            <w:vAlign w:val="center"/>
+          </w:tcPr>
+          <w:p>
+            <w:pPr>
+              <w:pStyle w:val="TableContents"/>
+              <w:bidi w:val="0"/>
+              <w:spacing w:before="0" w:after="283"/>
+              <w:rPr/>
+            </w:pPr>
+            <w:r>
+              <w:rPr/>
+              <w:t xml:space="preserve">Check </w:t>
+            </w:r>
+            <w:r>
+              <w:rPr>
+                <w:rStyle w:val="Strong"/>
+              </w:rPr>
+              <w:t>Limit recommendations by Hc</w:t>
+            </w:r>
+            <w:r>
+              <w:rPr/>
+              <w:t xml:space="preserve"> and its preferred minimum and maximum. Bodies outside the range remain available in the table but are deliberately excluded from recommendations while the limit is enabled.</w:t>
             </w:r>
           </w:p>
         </w:tc>
@@ -7677,39 +7708,39 @@
         <w:trPr/>
         <w:tc>
           <w:tcPr>
-            <w:tcW w:w="2969" w:type="dxa"/>
-            <w:tcBorders/>
-            <w:vAlign w:val="center"/>
-          </w:tcPr>
-          <w:p>
-            <w:pPr>
-              <w:pStyle w:val="TableContents"/>
-              <w:bidi w:val="0"/>
-              <w:spacing w:before="0" w:after="283"/>
-              <w:rPr/>
-            </w:pPr>
-            <w:r>
-              <w:rPr/>
-              <w:t>Chrony status unavailable</w:t>
-            </w:r>
-          </w:p>
-        </w:tc>
-        <w:tc>
-          <w:tcPr>
-            <w:tcW w:w="6781" w:type="dxa"/>
-            <w:tcBorders/>
-            <w:vAlign w:val="center"/>
-          </w:tcPr>
-          <w:p>
-            <w:pPr>
-              <w:pStyle w:val="TableContents"/>
-              <w:bidi w:val="0"/>
-              <w:spacing w:before="0" w:after="283"/>
-              <w:rPr/>
-            </w:pPr>
-            <w:r>
-              <w:rPr/>
-              <w:t>The computer may use another synchronisation service, chrony may not be installed, or its query interface may be unavailable. UTC display still uses the system clock.</w:t>
+            <w:tcW w:w="2970" w:type="dxa"/>
+            <w:tcBorders/>
+            <w:vAlign w:val="center"/>
+          </w:tcPr>
+          <w:p>
+            <w:pPr>
+              <w:pStyle w:val="TableContents"/>
+              <w:bidi w:val="0"/>
+              <w:spacing w:before="0" w:after="283"/>
+              <w:rPr/>
+            </w:pPr>
+            <w:r>
+              <w:rPr/>
+              <w:t>An invalid planner date or time leaves no results</w:t>
+            </w:r>
+          </w:p>
+        </w:tc>
+        <w:tc>
+          <w:tcPr>
+            <w:tcW w:w="6780" w:type="dxa"/>
+            <w:tcBorders/>
+            <w:vAlign w:val="center"/>
+          </w:tcPr>
+          <w:p>
+            <w:pPr>
+              <w:pStyle w:val="TableContents"/>
+              <w:bidi w:val="0"/>
+              <w:spacing w:before="0" w:after="283"/>
+              <w:rPr/>
+            </w:pPr>
+            <w:r>
+              <w:rPr/>
+              <w:t>This is intentional: the plugin clears previously calculated events, bodies, almanac and helper results so stale output cannot be mistaken for the invalid planning context. Correct the entry using YYYY-MM-DD and HH:MM:SS.</w:t>
             </w:r>
           </w:p>
         </w:tc>
@@ -7718,39 +7749,39 @@
         <w:trPr/>
         <w:tc>
           <w:tcPr>
-            <w:tcW w:w="2969" w:type="dxa"/>
-            <w:tcBorders/>
-            <w:vAlign w:val="center"/>
-          </w:tcPr>
-          <w:p>
-            <w:pPr>
-              <w:pStyle w:val="TableContents"/>
-              <w:bidi w:val="0"/>
-              <w:spacing w:before="0" w:after="283"/>
-              <w:rPr/>
-            </w:pPr>
-            <w:r>
-              <w:rPr/>
-              <w:t>Lunar solver finds several times</w:t>
-            </w:r>
-          </w:p>
-        </w:tc>
-        <w:tc>
-          <w:tcPr>
-            <w:tcW w:w="6781" w:type="dxa"/>
-            <w:tcBorders/>
-            <w:vAlign w:val="center"/>
-          </w:tcPr>
-          <w:p>
-            <w:pPr>
-              <w:pStyle w:val="TableContents"/>
-              <w:bidi w:val="0"/>
-              <w:spacing w:before="0" w:after="283"/>
-              <w:rPr/>
-            </w:pPr>
-            <w:r>
-              <w:rPr/>
-              <w:t>Narrow the search only when justified; check contact/limbs and altitudes; use DR/hemisphere or another sight to resolve candidates.</w:t>
+            <w:tcW w:w="2970" w:type="dxa"/>
+            <w:tcBorders/>
+            <w:vAlign w:val="center"/>
+          </w:tcPr>
+          <w:p>
+            <w:pPr>
+              <w:pStyle w:val="TableContents"/>
+              <w:bidi w:val="0"/>
+              <w:spacing w:before="0" w:after="283"/>
+              <w:rPr/>
+            </w:pPr>
+            <w:r>
+              <w:rPr/>
+              <w:t>GNSS UTC unavailable</w:t>
+            </w:r>
+          </w:p>
+        </w:tc>
+        <w:tc>
+          <w:tcPr>
+            <w:tcW w:w="6780" w:type="dxa"/>
+            <w:tcBorders/>
+            <w:vAlign w:val="center"/>
+          </w:tcPr>
+          <w:p>
+            <w:pPr>
+              <w:pStyle w:val="TableContents"/>
+              <w:bidi w:val="0"/>
+              <w:spacing w:before="0" w:after="283"/>
+              <w:rPr/>
+            </w:pPr>
+            <w:r>
+              <w:rPr/>
+              <w:t>Confirm a valid NMEA RMC or ZDA sentence is reaching OpenCPN. The plugin does not infer GNSS time from position alone.</w:t>
             </w:r>
           </w:p>
         </w:tc>
@@ -7759,39 +7790,39 @@
         <w:trPr/>
         <w:tc>
           <w:tcPr>
-            <w:tcW w:w="2969" w:type="dxa"/>
-            <w:tcBorders/>
-            <w:vAlign w:val="center"/>
-          </w:tcPr>
-          <w:p>
-            <w:pPr>
-              <w:pStyle w:val="TableContents"/>
-              <w:bidi w:val="0"/>
-              <w:spacing w:before="0" w:after="283"/>
-              <w:rPr/>
-            </w:pPr>
-            <w:r>
-              <w:rPr/>
-              <w:t>Lunar solution is unstable</w:t>
-            </w:r>
-          </w:p>
-        </w:tc>
-        <w:tc>
-          <w:tcPr>
-            <w:tcW w:w="6781" w:type="dxa"/>
-            <w:tcBorders/>
-            <w:vAlign w:val="center"/>
-          </w:tcPr>
-          <w:p>
-            <w:pPr>
-              <w:pStyle w:val="TableContents"/>
-              <w:bidi w:val="0"/>
-              <w:spacing w:before="0" w:after="283"/>
-              <w:rPr/>
-            </w:pPr>
-            <w:r>
-              <w:rPr/>
-              <w:t>Review distance and altitude uncertainties, sextant side/index error, body geometry, separate timestamps and vessel motion.</w:t>
+            <w:tcW w:w="2970" w:type="dxa"/>
+            <w:tcBorders/>
+            <w:vAlign w:val="center"/>
+          </w:tcPr>
+          <w:p>
+            <w:pPr>
+              <w:pStyle w:val="TableContents"/>
+              <w:bidi w:val="0"/>
+              <w:spacing w:before="0" w:after="283"/>
+              <w:rPr/>
+            </w:pPr>
+            <w:r>
+              <w:rPr/>
+              <w:t>Chrony status unavailable</w:t>
+            </w:r>
+          </w:p>
+        </w:tc>
+        <w:tc>
+          <w:tcPr>
+            <w:tcW w:w="6780" w:type="dxa"/>
+            <w:tcBorders/>
+            <w:vAlign w:val="center"/>
+          </w:tcPr>
+          <w:p>
+            <w:pPr>
+              <w:pStyle w:val="TableContents"/>
+              <w:bidi w:val="0"/>
+              <w:spacing w:before="0" w:after="283"/>
+              <w:rPr/>
+            </w:pPr>
+            <w:r>
+              <w:rPr/>
+              <w:t>The computer may use another synchronisation service, chrony may not be installed, or its query interface may be unavailable. UTC display still uses the system clock.</w:t>
             </w:r>
           </w:p>
         </w:tc>
@@ -7800,39 +7831,39 @@
         <w:trPr/>
         <w:tc>
           <w:tcPr>
-            <w:tcW w:w="2969" w:type="dxa"/>
-            <w:tcBorders/>
-            <w:vAlign w:val="center"/>
-          </w:tcPr>
-          <w:p>
-            <w:pPr>
-              <w:pStyle w:val="TableContents"/>
-              <w:bidi w:val="0"/>
-              <w:spacing w:before="0" w:after="283"/>
-              <w:rPr/>
-            </w:pPr>
-            <w:r>
-              <w:rPr/>
-              <w:t>Joint lunar solution has alternates</w:t>
-            </w:r>
-          </w:p>
-        </w:tc>
-        <w:tc>
-          <w:tcPr>
-            <w:tcW w:w="6781" w:type="dxa"/>
-            <w:tcBorders/>
-            <w:vAlign w:val="center"/>
-          </w:tcPr>
-          <w:p>
-            <w:pPr>
-              <w:pStyle w:val="TableContents"/>
-              <w:bidi w:val="0"/>
-              <w:spacing w:before="0" w:after="283"/>
-              <w:rPr/>
-            </w:pPr>
-            <w:r>
-              <w:rPr/>
-              <w:t>Do not choose by RMS alone. Add observations with different bodies/geometry, narrow the time range only from independent evidence, and compare the candidate positions with DR or known hemisphere.</w:t>
+            <w:tcW w:w="2970" w:type="dxa"/>
+            <w:tcBorders/>
+            <w:vAlign w:val="center"/>
+          </w:tcPr>
+          <w:p>
+            <w:pPr>
+              <w:pStyle w:val="TableContents"/>
+              <w:bidi w:val="0"/>
+              <w:spacing w:before="0" w:after="283"/>
+              <w:rPr/>
+            </w:pPr>
+            <w:r>
+              <w:rPr/>
+              <w:t>Lunar solver finds several times</w:t>
+            </w:r>
+          </w:p>
+        </w:tc>
+        <w:tc>
+          <w:tcPr>
+            <w:tcW w:w="6780" w:type="dxa"/>
+            <w:tcBorders/>
+            <w:vAlign w:val="center"/>
+          </w:tcPr>
+          <w:p>
+            <w:pPr>
+              <w:pStyle w:val="TableContents"/>
+              <w:bidi w:val="0"/>
+              <w:spacing w:before="0" w:after="283"/>
+              <w:rPr/>
+            </w:pPr>
+            <w:r>
+              <w:rPr/>
+              <w:t>Narrow the search only when justified; check contact/limbs and altitudes; use DR/hemisphere or another sight to resolve candidates.</w:t>
             </w:r>
           </w:p>
         </w:tc>
@@ -7841,39 +7872,39 @@
         <w:trPr/>
         <w:tc>
           <w:tcPr>
-            <w:tcW w:w="2969" w:type="dxa"/>
-            <w:tcBorders/>
-            <w:vAlign w:val="center"/>
-          </w:tcPr>
-          <w:p>
-            <w:pPr>
-              <w:pStyle w:val="TableContents"/>
-              <w:bidi w:val="0"/>
-              <w:spacing w:before="0" w:after="283"/>
-              <w:rPr/>
-            </w:pPr>
-            <w:r>
-              <w:rPr/>
-              <w:t>Joint lunar residual is flagged</w:t>
-            </w:r>
-          </w:p>
-        </w:tc>
-        <w:tc>
-          <w:tcPr>
-            <w:tcW w:w="6781" w:type="dxa"/>
-            <w:tcBorders/>
-            <w:vAlign w:val="center"/>
-          </w:tcPr>
-          <w:p>
-            <w:pPr>
-              <w:pStyle w:val="TableContents"/>
-              <w:bidi w:val="0"/>
-              <w:spacing w:before="0" w:after="283"/>
-              <w:rPr/>
-            </w:pPr>
-            <w:r>
-              <w:rPr/>
-              <w:t>Check transcription, contact/limb, individual timestamps, uncertainty and conditions. Robust mode retains the reading; investigate before excluding it from a new solution.</w:t>
+            <w:tcW w:w="2970" w:type="dxa"/>
+            <w:tcBorders/>
+            <w:vAlign w:val="center"/>
+          </w:tcPr>
+          <w:p>
+            <w:pPr>
+              <w:pStyle w:val="TableContents"/>
+              <w:bidi w:val="0"/>
+              <w:spacing w:before="0" w:after="283"/>
+              <w:rPr/>
+            </w:pPr>
+            <w:r>
+              <w:rPr/>
+              <w:t>Lunar solution is unstable</w:t>
+            </w:r>
+          </w:p>
+        </w:tc>
+        <w:tc>
+          <w:tcPr>
+            <w:tcW w:w="6780" w:type="dxa"/>
+            <w:tcBorders/>
+            <w:vAlign w:val="center"/>
+          </w:tcPr>
+          <w:p>
+            <w:pPr>
+              <w:pStyle w:val="TableContents"/>
+              <w:bidi w:val="0"/>
+              <w:spacing w:before="0" w:after="283"/>
+              <w:rPr/>
+            </w:pPr>
+            <w:r>
+              <w:rPr/>
+              <w:t>Review distance and altitude uncertainties, sextant side/index error, body geometry, separate timestamps and vessel motion.</w:t>
             </w:r>
           </w:p>
         </w:tc>
@@ -7882,39 +7913,39 @@
         <w:trPr/>
         <w:tc>
           <w:tcPr>
-            <w:tcW w:w="2969" w:type="dxa"/>
-            <w:tcBorders/>
-            <w:vAlign w:val="center"/>
-          </w:tcPr>
-          <w:p>
-            <w:pPr>
-              <w:pStyle w:val="TableContents"/>
-              <w:bidi w:val="0"/>
-              <w:spacing w:before="0" w:after="283"/>
-              <w:rPr/>
-            </w:pPr>
-            <w:r>
-              <w:rPr/>
-              <w:t>Sextant check predicts “unavailable”</w:t>
-            </w:r>
-          </w:p>
-        </w:tc>
-        <w:tc>
-          <w:tcPr>
-            <w:tcW w:w="6781" w:type="dxa"/>
-            <w:tcBorders/>
-            <w:vAlign w:val="center"/>
-          </w:tcPr>
-          <w:p>
-            <w:pPr>
-              <w:pStyle w:val="TableContents"/>
-              <w:bidi w:val="0"/>
-              <w:spacing w:before="0" w:after="283"/>
-              <w:rPr/>
-            </w:pPr>
-            <w:r>
-              <w:rPr/>
-              <w:t>One body is below the usable horizon, the bodies are identical, or the entered UTC/position is wrong. Select another pair/time and check UTC rather than local civil time.</w:t>
+            <w:tcW w:w="2970" w:type="dxa"/>
+            <w:tcBorders/>
+            <w:vAlign w:val="center"/>
+          </w:tcPr>
+          <w:p>
+            <w:pPr>
+              <w:pStyle w:val="TableContents"/>
+              <w:bidi w:val="0"/>
+              <w:spacing w:before="0" w:after="283"/>
+              <w:rPr/>
+            </w:pPr>
+            <w:r>
+              <w:rPr/>
+              <w:t>Joint lunar solution has alternates</w:t>
+            </w:r>
+          </w:p>
+        </w:tc>
+        <w:tc>
+          <w:tcPr>
+            <w:tcW w:w="6780" w:type="dxa"/>
+            <w:tcBorders/>
+            <w:vAlign w:val="center"/>
+          </w:tcPr>
+          <w:p>
+            <w:pPr>
+              <w:pStyle w:val="TableContents"/>
+              <w:bidi w:val="0"/>
+              <w:spacing w:before="0" w:after="283"/>
+              <w:rPr/>
+            </w:pPr>
+            <w:r>
+              <w:rPr/>
+              <w:t>Do not choose by RMS alone. Add observations with different bodies/geometry, narrow the time range only from independent evidence, and compare the candidate positions with DR or known hemisphere.</w:t>
             </w:r>
           </w:p>
         </w:tc>
@@ -7923,39 +7954,39 @@
         <w:trPr/>
         <w:tc>
           <w:tcPr>
-            <w:tcW w:w="2969" w:type="dxa"/>
-            <w:tcBorders/>
-            <w:vAlign w:val="center"/>
-          </w:tcPr>
-          <w:p>
-            <w:pPr>
-              <w:pStyle w:val="TableContents"/>
-              <w:bidi w:val="0"/>
-              <w:spacing w:before="0" w:after="283"/>
-              <w:rPr/>
-            </w:pPr>
-            <w:r>
-              <w:rPr/>
-              <w:t>Correction profile varies unexpectedly</w:t>
-            </w:r>
-          </w:p>
-        </w:tc>
-        <w:tc>
-          <w:tcPr>
-            <w:tcW w:w="6781" w:type="dxa"/>
-            <w:tcBorders/>
-            <w:vAlign w:val="center"/>
-          </w:tcPr>
-          <w:p>
-            <w:pPr>
-              <w:pStyle w:val="TableContents"/>
-              <w:bidi w:val="0"/>
-              <w:spacing w:before="0" w:after="283"/>
-              <w:rPr/>
-            </w:pPr>
-            <w:r>
-              <w:rPr/>
-              <w:t>Repeat the check, use similar-altitude star pairs, keep shades/technique identified, verify mechanical adjustment and compare only within the measured angular range.</w:t>
+            <w:tcW w:w="2970" w:type="dxa"/>
+            <w:tcBorders/>
+            <w:vAlign w:val="center"/>
+          </w:tcPr>
+          <w:p>
+            <w:pPr>
+              <w:pStyle w:val="TableContents"/>
+              <w:bidi w:val="0"/>
+              <w:spacing w:before="0" w:after="283"/>
+              <w:rPr/>
+            </w:pPr>
+            <w:r>
+              <w:rPr/>
+              <w:t>Joint lunar residual is flagged</w:t>
+            </w:r>
+          </w:p>
+        </w:tc>
+        <w:tc>
+          <w:tcPr>
+            <w:tcW w:w="6780" w:type="dxa"/>
+            <w:tcBorders/>
+            <w:vAlign w:val="center"/>
+          </w:tcPr>
+          <w:p>
+            <w:pPr>
+              <w:pStyle w:val="TableContents"/>
+              <w:bidi w:val="0"/>
+              <w:spacing w:before="0" w:after="283"/>
+              <w:rPr/>
+            </w:pPr>
+            <w:r>
+              <w:rPr/>
+              <w:t>Check transcription, contact/limb, individual timestamps, uncertainty and conditions. Robust mode retains the reading; investigate before excluding it from a new solution.</w:t>
             </w:r>
           </w:p>
         </w:tc>
@@ -7964,39 +7995,39 @@
         <w:trPr/>
         <w:tc>
           <w:tcPr>
-            <w:tcW w:w="2969" w:type="dxa"/>
-            <w:tcBorders/>
-            <w:vAlign w:val="center"/>
-          </w:tcPr>
-          <w:p>
-            <w:pPr>
-              <w:pStyle w:val="TableContents"/>
-              <w:bidi w:val="0"/>
-              <w:spacing w:before="0" w:after="283"/>
-              <w:rPr/>
-            </w:pPr>
-            <w:r>
-              <w:rPr/>
-              <w:t>Running fix is poor</w:t>
-            </w:r>
-          </w:p>
-        </w:tc>
-        <w:tc>
-          <w:tcPr>
-            <w:tcW w:w="6781" w:type="dxa"/>
-            <w:tcBorders/>
-            <w:vAlign w:val="center"/>
-          </w:tcPr>
-          <w:p>
-            <w:pPr>
-              <w:pStyle w:val="TableContents"/>
-              <w:bidi w:val="0"/>
-              <w:spacing w:before="0" w:after="283"/>
-              <w:rPr/>
-            </w:pPr>
-            <w:r>
-              <w:rPr/>
-              <w:t>Check the reference epoch, COG/SOG, set and drift, leeway, course alterations and observation geometry.</w:t>
+            <w:tcW w:w="2970" w:type="dxa"/>
+            <w:tcBorders/>
+            <w:vAlign w:val="center"/>
+          </w:tcPr>
+          <w:p>
+            <w:pPr>
+              <w:pStyle w:val="TableContents"/>
+              <w:bidi w:val="0"/>
+              <w:spacing w:before="0" w:after="283"/>
+              <w:rPr/>
+            </w:pPr>
+            <w:r>
+              <w:rPr/>
+              <w:t>Sextant check predicts “unavailable”</w:t>
+            </w:r>
+          </w:p>
+        </w:tc>
+        <w:tc>
+          <w:tcPr>
+            <w:tcW w:w="6780" w:type="dxa"/>
+            <w:tcBorders/>
+            <w:vAlign w:val="center"/>
+          </w:tcPr>
+          <w:p>
+            <w:pPr>
+              <w:pStyle w:val="TableContents"/>
+              <w:bidi w:val="0"/>
+              <w:spacing w:before="0" w:after="283"/>
+              <w:rPr/>
+            </w:pPr>
+            <w:r>
+              <w:rPr/>
+              <w:t>One body is below the usable horizon, the bodies are identical, or the entered UTC/position is wrong. Select another pair/time and check UTC rather than local civil time.</w:t>
             </w:r>
           </w:p>
         </w:tc>
@@ -8005,7 +8036,89 @@
         <w:trPr/>
         <w:tc>
           <w:tcPr>
-            <w:tcW w:w="2969" w:type="dxa"/>
+            <w:tcW w:w="2970" w:type="dxa"/>
+            <w:tcBorders/>
+            <w:vAlign w:val="center"/>
+          </w:tcPr>
+          <w:p>
+            <w:pPr>
+              <w:pStyle w:val="TableContents"/>
+              <w:bidi w:val="0"/>
+              <w:spacing w:before="0" w:after="283"/>
+              <w:rPr/>
+            </w:pPr>
+            <w:r>
+              <w:rPr/>
+              <w:t>Correction profile varies unexpectedly</w:t>
+            </w:r>
+          </w:p>
+        </w:tc>
+        <w:tc>
+          <w:tcPr>
+            <w:tcW w:w="6780" w:type="dxa"/>
+            <w:tcBorders/>
+            <w:vAlign w:val="center"/>
+          </w:tcPr>
+          <w:p>
+            <w:pPr>
+              <w:pStyle w:val="TableContents"/>
+              <w:bidi w:val="0"/>
+              <w:spacing w:before="0" w:after="283"/>
+              <w:rPr/>
+            </w:pPr>
+            <w:r>
+              <w:rPr/>
+              <w:t>Repeat the check, use similar-altitude star pairs, keep shades/technique identified, verify mechanical adjustment and compare only within the measured angular range.</w:t>
+            </w:r>
+          </w:p>
+        </w:tc>
+      </w:tr>
+      <w:tr>
+        <w:trPr/>
+        <w:tc>
+          <w:tcPr>
+            <w:tcW w:w="2970" w:type="dxa"/>
+            <w:tcBorders/>
+            <w:vAlign w:val="center"/>
+          </w:tcPr>
+          <w:p>
+            <w:pPr>
+              <w:pStyle w:val="TableContents"/>
+              <w:bidi w:val="0"/>
+              <w:spacing w:before="0" w:after="283"/>
+              <w:rPr/>
+            </w:pPr>
+            <w:r>
+              <w:rPr/>
+              <w:t>Running fix is poor</w:t>
+            </w:r>
+          </w:p>
+        </w:tc>
+        <w:tc>
+          <w:tcPr>
+            <w:tcW w:w="6780" w:type="dxa"/>
+            <w:tcBorders/>
+            <w:vAlign w:val="center"/>
+          </w:tcPr>
+          <w:p>
+            <w:pPr>
+              <w:pStyle w:val="TableContents"/>
+              <w:bidi w:val="0"/>
+              <w:spacing w:before="0" w:after="283"/>
+              <w:rPr/>
+            </w:pPr>
+            <w:r>
+              <w:rPr/>
+              <w:t>Check the reference epoch, COG/SOG, set and drift, leeway, course alterations and observation geometry.</w:t>
+            </w:r>
+          </w:p>
+        </w:tc>
+      </w:tr>
+      <w:tr>
+        <w:trPr/>
+        <w:tc>
+          <w:tcPr>
+            <w:tcW w:w="2970" w:type="dxa"/>
             <w:tcBorders/>
             <w:vAlign w:val="center"/>
           </w:tcPr>
@@ -8024,7 +8137,7 @@
         </w:tc>
         <w:tc>
           <w:tcPr>
-            <w:tcW w:w="6781" w:type="dxa"/>
+            <w:tcW w:w="6780" w:type="dxa"/>
             <w:tcBorders/>
             <w:vAlign w:val="center"/>
           </w:tcPr>

--- a/docs/v2/output/Celestial_Navigation_Manual_v2.docx
+++ b/docs/v2/output/Celestial_Navigation_Manual_v2.docx
@@ -54,9 +54,9 @@
       </w:pPr>
       <w:r>
         <w:rPr/>
-        <w:t>Celestial Navigation plugin 2.8.3</w:t>
+        <w:t>Celestial Navigation plugin 2.8.4</w:t>
         <w:br/>
-        <w:t>Documentation revision 4 September 2026</w:t>
+        <w:t>Documentation revision 7 September 2026</w:t>
       </w:r>
     </w:p>
     <w:p>
@@ -2807,7 +2807,7 @@
         <w:rPr/>
         <w:drawing>
           <wp:inline distT="0" distB="0" distL="0" distR="0">
-            <wp:extent cx="5850000" cy="2992880"/>
+            <wp:extent cx="5850000" cy="2991302"/>
             <wp:effectExtent l="0" t="0" r="0" b="0"/>
             <wp:docPr id="6" name="Image6" title="Two globes comparing the predicted geographic position with correct UTC and a watch twenty minutes slow."/>
             <wp:cNvGraphicFramePr>
@@ -2831,7 +2831,7 @@
                   <pic:spPr bwMode="auto">
                     <a:xfrm>
                       <a:off x="0" y="0"/>
-                      <a:ext cx="5850000" cy="2992880"/>
+                      <a:ext cx="5850000" cy="2991302"/>
                     </a:xfrm>
                     <a:prstGeom prst="rect">
                       <a:avLst/>
@@ -4291,7 +4291,7 @@
       </w:r>
       <w:r>
         <w:rPr/>
-        <w:t xml:space="preserve"> to select a manual offset in half-hour increments. East offsets are positive, west offsets negative. Conversion across midnight changes the UTC date correctly.</w:t>
+        <w:t xml:space="preserve"> to select a manual offset in half-hour increments. East offsets are positive, west offsets negative. Conversion across midnight changes the UTC date correctly. The zone controls are enabled only when ship-zone input or fixed-offset display uses them. A temporarily blank or invalid offset retains the last valid value rather than silently becoming the western limit.</w:t>
       </w:r>
     </w:p>
     <w:p>
@@ -4332,7 +4332,17 @@
       </w:r>
       <w:r>
         <w:rPr/>
-        <w:t xml:space="preserve"> to use the operating system's native date and time controls instead. This changes presentation only, not the instant. Displayed event times may independently be UTC, computer local time, local mean time, or a fixed offset. The calculation itself is normalized to UTC.</w:t>
+        <w:t xml:space="preserve"> to use the operating system's native date and time controls instead. This changes presentation only, not the instant. Displayed event times may independently be UTC, computer local time, local mean time, or a fixed offset. The calculation itself is normalized to UTC. The bold </w:t>
+      </w:r>
+      <w:r>
+        <w:rPr>
+          <w:rStyle w:val="Strong"/>
+        </w:rPr>
+        <w:t>Resolved UTC</w:t>
+      </w:r>
+      <w:r>
+        <w:rPr/>
+        <w:t xml:space="preserve"> line is the authoritative instant shared by every planner tab, independent of entry or display format.</w:t>
       </w:r>
     </w:p>
     <w:p>
@@ -4416,7 +4426,7 @@
       </w:pPr>
       <w:r>
         <w:rPr/>
-        <w:t>Lists astronomical, nautical and civil dawn/dusk, sunrise, sunset, Moonrise, Moonset, local apparent noon and lunar transit when they occur. It reports UTC, selected display time, true bearing and observer position. High-latitude days may legitimately omit an event because the body does not cross the chosen altitude threshold.</w:t>
+        <w:t>Lists astronomical, nautical and civil dawn/dusk, sunrise, sunset, Moonrise, Moonset, local apparent noon and lunar transit when they occur. It reports UTC, selected display time, true bearing and observer position. High-latitude days may legitimately omit an event because the body does not cross the chosen altitude threshold. The schedule always covers the UTC civil day containing the resolved planning instant; local display dates may therefore differ near the date line.</w:t>
       </w:r>
     </w:p>
     <w:p>
@@ -4513,7 +4523,17 @@
       </w:pPr>
       <w:r>
         <w:rPr/>
-        <w:t xml:space="preserve">Provides hourly GHA, SHA, declination, Hc and true Zn for the selected position/time context. </w:t>
+        <w:t xml:space="preserve">Provides hourly body GHA, SHA, declination, GHA Aries, local hour angle of Aries, Hc and true Zn for the selected position/time context. Longitude is signed east-positive, so local hour angle is </w:t>
+      </w:r>
+      <w:r>
+        <w:rPr>
+          <w:rStyle w:val="SourceText"/>
+        </w:rPr>
+        <w:t>GHA + longitude</w:t>
+      </w:r>
+      <w:r>
+        <w:rPr/>
+        <w:t xml:space="preserve">, wrapped to 0–360°. </w:t>
       </w:r>
       <w:r>
         <w:rPr>
@@ -4523,7 +4543,7 @@
       </w:r>
       <w:r>
         <w:rPr/>
-        <w:t xml:space="preserve"> creates a portable table for independent checking or a paper working sheet.</w:t>
+        <w:t xml:space="preserve"> creates the same columns in a portable table for independent checking or a paper working sheet.</w:t>
       </w:r>
     </w:p>
     <w:p>
@@ -5504,7 +5524,7 @@
       </w:pPr>
       <w:r>
         <w:rPr/>
-        <w:t xml:space="preserve">The planner predicts meridian passage. Around that time, observe a series of Sun altitudes and identify the maximum or fit the sequence. Enter the corrected Ho in </w:t>
+        <w:t xml:space="preserve">The planner predicts meridian passage by solving for solar local hour angle zero at the time-dependent observer position; it does not merely sample for the highest displayed altitude. Around that time, observe a series of Sun altitudes and identify the maximum or fit the sequence. Enter the corrected Ho in </w:t>
       </w:r>
       <w:r>
         <w:rPr>
@@ -5546,7 +5566,7 @@
       </w:r>
       <w:r>
         <w:rPr/>
-        <w:t>, use a corrected Ho and the applicable time/position context. The helper applies the ephemeris rather than assuming that Ho equals latitude exactly. Polaris is a northern-hemisphere workflow.</w:t>
+        <w:t>, use a corrected Ho and the applicable time/position context. The helper applies the ephemeris rather than assuming that Ho equals latitude exactly. It displays the predicted Hc and does not offer a solution when Polaris is below the geometric horizon. Polaris is a northern-hemisphere workflow.</w:t>
       </w:r>
     </w:p>
     <w:p>

--- a/docs/v2/output/Celestial_Navigation_Manual_v2.docx
+++ b/docs/v2/output/Celestial_Navigation_Manual_v2.docx
@@ -54,7 +54,7 @@
       </w:pPr>
       <w:r>
         <w:rPr/>
-        <w:t>Celestial Navigation plugin 2.8.4</w:t>
+        <w:t>Celestial Navigation plugin 2.8.5</w:t>
         <w:br/>
         <w:t>Documentation revision 7 September 2026</w:t>
       </w:r>
@@ -3020,7 +3020,7 @@
     </w:p>
     <w:tbl>
       <w:tblPr>
-        <w:tblW w:w="16251" w:type="dxa"/>
+        <w:tblW w:w="16471" w:type="dxa"/>
         <w:jc w:val="start"/>
         <w:tblInd w:w="0" w:type="dxa"/>
         <w:tblLayout w:type="fixed"/>
@@ -3032,14 +3032,14 @@
         </w:tblCellMar>
       </w:tblPr>
       <w:tblGrid>
-        <w:gridCol w:w="2313"/>
+        <w:gridCol w:w="2533"/>
         <w:gridCol w:w="13938"/>
       </w:tblGrid>
       <w:tr>
         <w:trPr/>
         <w:tc>
           <w:tcPr>
-            <w:tcW w:w="2313" w:type="dxa"/>
+            <w:tcW w:w="2533" w:type="dxa"/>
             <w:tcBorders/>
             <w:vAlign w:val="center"/>
           </w:tcPr>
@@ -3086,7 +3086,7 @@
         <w:trPr/>
         <w:tc>
           <w:tcPr>
-            <w:tcW w:w="2313" w:type="dxa"/>
+            <w:tcW w:w="2533" w:type="dxa"/>
             <w:tcBorders/>
             <w:vAlign w:val="center"/>
           </w:tcPr>
@@ -3127,7 +3127,7 @@
         <w:trPr/>
         <w:tc>
           <w:tcPr>
-            <w:tcW w:w="2313" w:type="dxa"/>
+            <w:tcW w:w="2533" w:type="dxa"/>
             <w:tcBorders/>
             <w:vAlign w:val="center"/>
           </w:tcPr>
@@ -3168,7 +3168,7 @@
         <w:trPr/>
         <w:tc>
           <w:tcPr>
-            <w:tcW w:w="2313" w:type="dxa"/>
+            <w:tcW w:w="2533" w:type="dxa"/>
             <w:tcBorders/>
             <w:vAlign w:val="center"/>
           </w:tcPr>
@@ -3209,7 +3209,7 @@
         <w:trPr/>
         <w:tc>
           <w:tcPr>
-            <w:tcW w:w="2313" w:type="dxa"/>
+            <w:tcW w:w="2533" w:type="dxa"/>
             <w:tcBorders/>
             <w:vAlign w:val="center"/>
           </w:tcPr>
@@ -3250,7 +3250,7 @@
         <w:trPr/>
         <w:tc>
           <w:tcPr>
-            <w:tcW w:w="2313" w:type="dxa"/>
+            <w:tcW w:w="2533" w:type="dxa"/>
             <w:tcBorders/>
             <w:vAlign w:val="center"/>
           </w:tcPr>
@@ -3291,7 +3291,7 @@
         <w:trPr/>
         <w:tc>
           <w:tcPr>
-            <w:tcW w:w="2313" w:type="dxa"/>
+            <w:tcW w:w="2533" w:type="dxa"/>
             <w:tcBorders/>
             <w:vAlign w:val="center"/>
           </w:tcPr>
@@ -3332,7 +3332,7 @@
         <w:trPr/>
         <w:tc>
           <w:tcPr>
-            <w:tcW w:w="2313" w:type="dxa"/>
+            <w:tcW w:w="2533" w:type="dxa"/>
             <w:tcBorders/>
             <w:vAlign w:val="center"/>
           </w:tcPr>
@@ -3373,7 +3373,7 @@
         <w:trPr/>
         <w:tc>
           <w:tcPr>
-            <w:tcW w:w="2313" w:type="dxa"/>
+            <w:tcW w:w="2533" w:type="dxa"/>
             <w:tcBorders/>
             <w:vAlign w:val="center"/>
           </w:tcPr>
@@ -3414,7 +3414,7 @@
         <w:trPr/>
         <w:tc>
           <w:tcPr>
-            <w:tcW w:w="2313" w:type="dxa"/>
+            <w:tcW w:w="2533" w:type="dxa"/>
             <w:tcBorders/>
             <w:vAlign w:val="center"/>
           </w:tcPr>
@@ -3455,7 +3455,7 @@
         <w:trPr/>
         <w:tc>
           <w:tcPr>
-            <w:tcW w:w="2313" w:type="dxa"/>
+            <w:tcW w:w="2533" w:type="dxa"/>
             <w:tcBorders/>
             <w:vAlign w:val="center"/>
           </w:tcPr>
@@ -3496,7 +3496,7 @@
         <w:trPr/>
         <w:tc>
           <w:tcPr>
-            <w:tcW w:w="2313" w:type="dxa"/>
+            <w:tcW w:w="2533" w:type="dxa"/>
             <w:tcBorders/>
             <w:vAlign w:val="center"/>
           </w:tcPr>
@@ -3537,20 +3537,20 @@
         <w:trPr/>
         <w:tc>
           <w:tcPr>
-            <w:tcW w:w="2313" w:type="dxa"/>
-            <w:tcBorders/>
-            <w:vAlign w:val="center"/>
-          </w:tcPr>
-          <w:p>
-            <w:pPr>
-              <w:pStyle w:val="TableContents"/>
-              <w:bidi w:val="0"/>
-              <w:spacing w:before="0" w:after="283"/>
-              <w:rPr/>
-            </w:pPr>
-            <w:r>
-              <w:rPr/>
-              <w:t>Hide</w:t>
+            <w:tcW w:w="2533" w:type="dxa"/>
+            <w:tcBorders/>
+            <w:vAlign w:val="center"/>
+          </w:tcPr>
+          <w:p>
+            <w:pPr>
+              <w:pStyle w:val="TableContents"/>
+              <w:bidi w:val="0"/>
+              <w:spacing w:before="0" w:after="283"/>
+              <w:rPr/>
+            </w:pPr>
+            <w:r>
+              <w:rPr/>
+              <w:t>Hide Sights / Show Sights</w:t>
             </w:r>
           </w:p>
         </w:tc>
@@ -3578,7 +3578,7 @@
         <w:trPr/>
         <w:tc>
           <w:tcPr>
-            <w:tcW w:w="2313" w:type="dxa"/>
+            <w:tcW w:w="2533" w:type="dxa"/>
             <w:tcBorders/>
             <w:vAlign w:val="center"/>
           </w:tcPr>
@@ -3619,7 +3619,7 @@
         <w:trPr/>
         <w:tc>
           <w:tcPr>
-            <w:tcW w:w="2313" w:type="dxa"/>
+            <w:tcW w:w="2533" w:type="dxa"/>
             <w:tcBorders/>
             <w:vAlign w:val="center"/>
           </w:tcPr>
@@ -3657,6 +3657,67 @@
         </w:tc>
       </w:tr>
     </w:tbl>
+    <w:p>
+      <w:pPr>
+        <w:pStyle w:val="BodyText"/>
+        <w:bidi w:val="0"/>
+        <w:rPr/>
+      </w:pPr>
+      <w:r>
+        <w:rPr/>
+        <w:t xml:space="preserve">Editors use task-specific actions: </w:t>
+      </w:r>
+      <w:r>
+        <w:rPr>
+          <w:rStyle w:val="Strong"/>
+        </w:rPr>
+        <w:t>Create Sight</w:t>
+      </w:r>
+      <w:r>
+        <w:rPr/>
+        <w:t xml:space="preserve"> or </w:t>
+      </w:r>
+      <w:r>
+        <w:rPr>
+          <w:rStyle w:val="Strong"/>
+        </w:rPr>
+        <w:t>Create Event</w:t>
+      </w:r>
+      <w:r>
+        <w:rPr/>
+        <w:t xml:space="preserve"> for new records, and </w:t>
+      </w:r>
+      <w:r>
+        <w:rPr>
+          <w:rStyle w:val="Strong"/>
+        </w:rPr>
+        <w:t>Save Changes</w:t>
+      </w:r>
+      <w:r>
+        <w:rPr/>
+        <w:t xml:space="preserve"> when editing an existing record. </w:t>
+      </w:r>
+      <w:r>
+        <w:rPr>
+          <w:rStyle w:val="Strong"/>
+        </w:rPr>
+        <w:t>Cancel</w:t>
+      </w:r>
+      <w:r>
+        <w:rPr/>
+        <w:t xml:space="preserve"> discards edits. If an editor contains unsaved changes, closing it with the window close button asks for confirmation before discarding them. Read-only and workbench windows use </w:t>
+      </w:r>
+      <w:r>
+        <w:rPr>
+          <w:rStyle w:val="Strong"/>
+        </w:rPr>
+        <w:t>Close</w:t>
+      </w:r>
+      <w:r>
+        <w:rPr/>
+        <w:t>. Substantial resizable tool windows remember their size and position, and are brought back onto a visible display if the monitor layout later changes.</w:t>
+      </w:r>
+    </w:p>
     <w:p>
       <w:pPr>
         <w:pStyle w:val="BodyText"/>

--- a/docs/v2/output/Celestial_Navigation_Manual_v2.docx
+++ b/docs/v2/output/Celestial_Navigation_Manual_v2.docx
@@ -54,9 +54,9 @@
       </w:pPr>
       <w:r>
         <w:rPr/>
-        <w:t>Celestial Navigation plugin 2.8.5</w:t>
+        <w:t>Celestial Navigation plugin 2.8.5.3</w:t>
         <w:br/>
-        <w:t>Documentation revision 7 September 2026</w:t>
+        <w:t>Documentation revision 10 September 2026</w:t>
       </w:r>
     </w:p>
     <w:p>
@@ -5883,6 +5883,84 @@
     <w:p>
       <w:pPr>
         <w:pStyle w:val="BodyText"/>
+        <w:bidi w:val="0"/>
+        <w:rPr/>
+      </w:pPr>
+      <w:r>
+        <w:rPr>
+          <w:rStyle w:val="Strong"/>
+        </w:rPr>
+        <w:t>2.8.5.2 precision update:</w:t>
+      </w:r>
+      <w:r>
+        <w:rPr/>
+        <w:t xml:space="preserve"> the DE440 Sun–Moon solver now uses observer-specific light time and annual/diurnal aberration. Bundled IERS Earth-rotation data (DUT1, the difference between UT1 and UTC) already supports high-accuracy offline calculations. Under </w:t>
+      </w:r>
+      <w:r>
+        <w:rPr>
+          <w:rStyle w:val="Strong"/>
+        </w:rPr>
+        <w:t>Lunar Tools → Advanced</w:t>
+      </w:r>
+      <w:r>
+        <w:rPr/>
+        <w:t xml:space="preserve">, </w:t>
+      </w:r>
+      <w:r>
+        <w:rPr>
+          <w:rStyle w:val="Strong"/>
+        </w:rPr>
+        <w:t>Check / download update…</w:t>
+      </w:r>
+      <w:r>
+        <w:rPr/>
+        <w:t xml:space="preserve"> optionally retrieves and validates the latest official table; </w:t>
+      </w:r>
+      <w:r>
+        <w:rPr>
+          <w:rStyle w:val="Strong"/>
+        </w:rPr>
+        <w:t>Import local file…</w:t>
+      </w:r>
+      <w:r>
+        <w:rPr/>
+        <w:t xml:space="preserve"> accepts the same </w:t>
+      </w:r>
+      <w:r>
+        <w:rPr>
+          <w:rStyle w:val="SourceText"/>
+        </w:rPr>
+        <w:t>finals2000A.all</w:t>
+      </w:r>
+      <w:r>
+        <w:rPr/>
+        <w:t xml:space="preserve"> file transferred from another computer. No compiler or restart is required. Startup and solving never download data.</w:t>
+      </w:r>
+    </w:p>
+    <w:p>
+      <w:pPr>
+        <w:pStyle w:val="BodyText"/>
+        <w:bidi w:val="0"/>
+        <w:rPr/>
+      </w:pPr>
+      <w:r>
+        <w:rPr/>
+        <w:t xml:space="preserve">The Advanced tab shows coverage. Each sight uses its own date. Beyond all available data, calculations continue using UT1 = UTC with a reduced-accuracy warning: </w:t>
+      </w:r>
+      <w:r>
+        <w:rPr>
+          <w:rStyle w:val="Strong"/>
+        </w:rPr>
+        <w:t>there is no expiry lockout</w:t>
+      </w:r>
+      <w:r>
+        <w:rPr/>
+        <w:t>. Failed updates retain existing data. The bundled September 2027 endpoint is not a plugin end date. Recorded observations remain unchanged.</w:t>
+      </w:r>
+    </w:p>
+    <w:p>
+      <w:pPr>
+        <w:pStyle w:val="BodyText"/>
         <w:numPr>
           <w:ilvl w:val="0"/>
           <w:numId w:val="13"/>
@@ -6890,6 +6968,51 @@
         <w:rPr/>
       </w:pPr>
       <w:r>
+        <w:rPr>
+          <w:rStyle w:val="Strong"/>
+        </w:rPr>
+        <w:t>2.8.5.3:</w:t>
+      </w:r>
+      <w:r>
+        <w:rPr/>
+        <w:t xml:space="preserve"> sea-horizon mode accepts zero or negative dip-corrected angles, while requiring the index-corrected observed top to be on or above the visible horizon. Waterline mode still requires a positive angle. Choose the baseline actually measured; modes and raw readings are never changed automatically. Both range methods require the target top above the observer; waterline mode also requires positive eye height. Lower targets with potentially ambiguous ranges are not supported.</w:t>
+      </w:r>
+    </w:p>
+    <w:p>
+      <w:pPr>
+        <w:pStyle w:val="BodyText"/>
+        <w:bidi w:val="0"/>
+        <w:rPr/>
+      </w:pPr>
+      <w:r>
+        <w:rPr/>
+        <w:t>The visibility guide estimates the observer's horizon, the target's geographic range, and the waterline-to-top angle at the waterline horizon. These standard-refraction estimates are not a guarantee of visibility or a light's luminous range. A zero dip-corrected angle is not the maximum visibility distance. Use the height of the feature actually sighted (for example, focal height rather than tower height), and express water level relative to the same height datum. Negative water levels are allowed.</w:t>
+      </w:r>
+    </w:p>
+    <w:p>
+      <w:pPr>
+        <w:pStyle w:val="BodyText"/>
+        <w:bidi w:val="0"/>
+        <w:rPr/>
+      </w:pPr>
+      <w:r>
+        <w:rPr>
+          <w:rStyle w:val="Strong"/>
+        </w:rPr>
+        <w:t>Select target waypoint...</w:t>
+      </w:r>
+      <w:r>
+        <w:rPr/>
+        <w:t xml:space="preserve"> copies coordinates from the searchable OpenCPN waypoint/mark list. They remain editable; target height must be checked separately. Cancelling leaves the observation unchanged.</w:t>
+      </w:r>
+    </w:p>
+    <w:p>
+      <w:pPr>
+        <w:pStyle w:val="BodyText"/>
+        <w:bidi w:val="0"/>
+        <w:rPr/>
+      </w:pPr>
+      <w:r>
         <w:rPr/>
         <w:t xml:space="preserve">Observation coordinates and measured angles start blank. Closing the window temporarily retains an unfinished observation; the window says so. Select </w:t>
       </w:r>
@@ -6965,6 +7088,27 @@
       <w:r>
         <w:rPr/>
         <w:t>.</w:t>
+      </w:r>
+    </w:p>
+    <w:p>
+      <w:pPr>
+        <w:pStyle w:val="BodyText"/>
+        <w:bidi w:val="0"/>
+        <w:rPr/>
+      </w:pPr>
+      <w:r>
+        <w:rPr/>
+        <w:t xml:space="preserve">The left, centre and right waypoint buttons fill the corresponding coordinates. Check coordinates when names repeat. Angular uncertainty is entered in </w:t>
+      </w:r>
+      <w:r>
+        <w:rPr>
+          <w:rStyle w:val="Strong"/>
+        </w:rPr>
+        <w:t>arcminutes</w:t>
+      </w:r>
+      <w:r>
+        <w:rPr/>
+        <w:t xml:space="preserve"> (60 arcminutes = 1 degree). The result is formal angular-input uncertainty, not total fix accuracy: it excludes landmark-coordinate errors, misidentification, shared instrument errors and unmodelled motion. Increasing this uncertainty changes the estimate, not the best-fit position. Dedicated radar-bearing/range entry is not implemented; a radar range is not a vertical-angle observation.</w:t>
       </w:r>
     </w:p>
     <w:p>

--- a/docs/v2/output/Celestial_Navigation_Manual_v2.docx
+++ b/docs/v2/output/Celestial_Navigation_Manual_v2.docx
@@ -56,7 +56,7 @@
         <w:rPr/>
         <w:t>Celestial Navigation plugin 2.8.5.3</w:t>
         <w:br/>
-        <w:t>Documentation revision 10 September 2026</w:t>
+        <w:t>Documentation revision 11 September 2026</w:t>
       </w:r>
     </w:p>
     <w:p>
@@ -156,6 +156,47 @@
       <w:r>
         <w:rPr/>
         <w:t>The plugin performs its ordinary celestial calculations offline. The eclipse planner also works offline once its separate DE440 data has been imported. Optional LOLA lunar-limb data is not required for navigation or for ordinary eclipse plotting.</w:t>
+      </w:r>
+    </w:p>
+    <w:p>
+      <w:pPr>
+        <w:pStyle w:val="BodyText"/>
+        <w:bidi w:val="0"/>
+        <w:rPr/>
+      </w:pPr>
+      <w:r>
+        <w:rPr>
+          <w:rStyle w:val="Strong"/>
+        </w:rPr>
+        <w:t>11 September numerical-audit update:</w:t>
+      </w:r>
+      <w:r>
+        <w:rPr/>
+        <w:t xml:space="preserve"> corrected UTC handling in generated almanacs (including daylight-saving transitions), ordinary sight azimuths, sextant-calibration longitude geometry, planetary parallax in the planner, and running-fix formal uncertainty. Find Body now uses the sight's effective corrected time, and estimated Hs is checked through the actual forward reduction. Iterative solvers reject unconverged results. Recorded observations are not rewritten. Formal uncertainty is not a guarantee of real-world accuracy.</w:t>
+      </w:r>
+    </w:p>
+    <w:p>
+      <w:pPr>
+        <w:pStyle w:val="BodyText"/>
+        <w:bidi w:val="0"/>
+        <w:ind w:hanging="0" w:start="0" w:end="0"/>
+        <w:rPr>
+          <w:shd w:fill="FFF0F0" w:val="clear"/>
+        </w:rPr>
+      </w:pPr>
+      <w:r>
+        <w:rPr>
+          <w:b/>
+          <w:color w:val="17365D"/>
+          <w:shd w:fill="FFF0F0" w:val="clear"/>
+        </w:rPr>
+        <w:t>Previously generated almanacs:</w:t>
+      </w:r>
+      <w:r>
+        <w:rPr>
+          <w:shd w:fill="FFF0F0" w:val="clear"/>
+        </w:rPr>
+        <w:t xml:space="preserve"> regenerate almanacs produced by earlier builds on computers using a non-UTC timezone. Their UTC-labelled astronomical tables and curves could use an incorrect epoch. Saved sightings themselves are unaffected.</w:t>
       </w:r>
     </w:p>
     <w:p>
@@ -2807,7 +2848,7 @@
         <w:rPr/>
         <w:drawing>
           <wp:inline distT="0" distB="0" distL="0" distR="0">
-            <wp:extent cx="5850000" cy="2991302"/>
+            <wp:extent cx="5850000" cy="2992880"/>
             <wp:effectExtent l="0" t="0" r="0" b="0"/>
             <wp:docPr id="6" name="Image6" title="Two globes comparing the predicted geographic position with correct UTC and a watch twenty minutes slow."/>
             <wp:cNvGraphicFramePr>
@@ -2831,7 +2872,7 @@
                   <pic:spPr bwMode="auto">
                     <a:xfrm>
                       <a:off x="0" y="0"/>
-                      <a:ext cx="5850000" cy="2991302"/>
+                      <a:ext cx="5850000" cy="2992880"/>
                     </a:xfrm>
                     <a:prstGeom prst="rect">
                       <a:avLst/>

--- a/docs/v2/output/Celestial_Navigation_Manual_v2.docx
+++ b/docs/v2/output/Celestial_Navigation_Manual_v2.docx
@@ -54,7 +54,7 @@
       </w:pPr>
       <w:r>
         <w:rPr/>
-        <w:t>Celestial Navigation plugin 2.8.5.3</w:t>
+        <w:t>Celestial Navigation plugin 2.8.5.4</w:t>
         <w:br/>
         <w:t>Documentation revision 11 September 2026</w:t>
       </w:r>
@@ -211,6 +211,84 @@
       <w:r>
         <w:rPr/>
         <w:t>How to use the manual</w:t>
+      </w:r>
+    </w:p>
+    <w:p>
+      <w:pPr>
+        <w:pStyle w:val="BodyText"/>
+        <w:bidi w:val="0"/>
+        <w:rPr/>
+      </w:pPr>
+      <w:r>
+        <w:rPr>
+          <w:rStyle w:val="Strong"/>
+        </w:rPr>
+        <w:t>2.8.5.4 Find popup:</w:t>
+      </w:r>
+      <w:r>
+        <w:rPr/>
+        <w:t xml:space="preserve"> </w:t>
+      </w:r>
+      <w:r>
+        <w:rPr>
+          <w:rStyle w:val="Strong"/>
+        </w:rPr>
+        <w:t>Close</w:t>
+      </w:r>
+      <w:r>
+        <w:rPr/>
+        <w:t xml:space="preserve"> keeps the edited DR position and returns to Sight Properties without changing the measured altitude. </w:t>
+      </w:r>
+      <w:r>
+        <w:rPr>
+          <w:rStyle w:val="Strong"/>
+        </w:rPr>
+        <w:t>Copy estimated Hs</w:t>
+      </w:r>
+      <w:r>
+        <w:rPr/>
+        <w:t xml:space="preserve"> deliberately replaces the appropriate altitude field and leaves Find open. </w:t>
+      </w:r>
+      <w:r>
+        <w:rPr>
+          <w:rStyle w:val="Strong"/>
+        </w:rPr>
+        <w:t>Reset position</w:t>
+      </w:r>
+      <w:r>
+        <w:rPr/>
+        <w:t xml:space="preserve"> restores the position and live-position setting shown when Find opened; it does not undo an explicit Hs copy. The window close control and Escape behave like Close, and Enter never implicitly copies Hs. Close remains available when no estimate can be calculated. Use </w:t>
+      </w:r>
+      <w:r>
+        <w:rPr>
+          <w:rStyle w:val="Strong"/>
+        </w:rPr>
+        <w:t>Save Changes</w:t>
+      </w:r>
+      <w:r>
+        <w:rPr/>
+        <w:t xml:space="preserve"> in Sight Properties to retain the edit, or its </w:t>
+      </w:r>
+      <w:r>
+        <w:rPr>
+          <w:rStyle w:val="Strong"/>
+        </w:rPr>
+        <w:t>Cancel</w:t>
+      </w:r>
+      <w:r>
+        <w:rPr/>
+        <w:t xml:space="preserve"> to discard it. A computed estimate is not a new observation: do not replace a real sextant reading unintentionally.</w:t>
+      </w:r>
+    </w:p>
+    <w:p>
+      <w:pPr>
+        <w:pStyle w:val="BodyText"/>
+        <w:bidi w:val="0"/>
+        <w:rPr/>
+      </w:pPr>
+      <w:r>
+        <w:rPr/>
+        <w:t>For a bearing sight, Copy estimated Hs is disabled: an altitude must not replace the measured bearing. Position editing and Close still work.</w:t>
       </w:r>
     </w:p>
     <w:p>

--- a/docs/v2/output/Celestial_Navigation_Manual_v2.docx
+++ b/docs/v2/output/Celestial_Navigation_Manual_v2.docx
@@ -257,7 +257,17 @@
       </w:r>
       <w:r>
         <w:rPr/>
-        <w:t xml:space="preserve"> restores the position and live-position setting shown when Find opened; it does not undo an explicit Hs copy. The window close control and Escape behave like Close, and Enter never implicitly copies Hs. Close remains available when no estimate can be calculated. Use </w:t>
+        <w:t xml:space="preserve"> restores the position and live-position setting shown when Find opened; it does not undo an explicit Hs copy and leaves Find open. </w:t>
+      </w:r>
+      <w:r>
+        <w:rPr>
+          <w:rStyle w:val="Strong"/>
+        </w:rPr>
+        <w:t>Cancel</w:t>
+      </w:r>
+      <w:r>
+        <w:rPr/>
+        <w:t xml:space="preserve"> restores the opening position and closes Find, without undoing an explicitly copied Hs. The window close control and Escape behave like Cancel, and Enter never implicitly copies Hs. Close remains available when no estimate can be calculated. Use </w:t>
       </w:r>
       <w:r>
         <w:rPr>
@@ -289,6 +299,23 @@
       <w:r>
         <w:rPr/>
         <w:t>For a bearing sight, Copy estimated Hs is disabled: an altitude must not replace the measured bearing. Position editing and Close still work.</w:t>
+      </w:r>
+    </w:p>
+    <w:p>
+      <w:pPr>
+        <w:pStyle w:val="BodyText"/>
+        <w:bidi w:val="0"/>
+        <w:rPr/>
+      </w:pPr>
+      <w:r>
+        <w:rPr>
+          <w:rStyle w:val="Strong"/>
+        </w:rPr>
+        <w:t>Altitude (Ho)</w:t>
+      </w:r>
+      <w:r>
+        <w:rPr/>
+        <w:t>, below Hc, shows the reduced observed altitude in the same angle format as Hc. In a lunar Moon/body Find popup it is that body's reduced altitude, not the lunar distance. Copy estimated Hs is beside its estimate; Reset position is beside the coordinate controls. Neither Find Cancel nor Close writes the sights XML file directly.</w:t>
       </w:r>
     </w:p>
     <w:p>
@@ -3899,7 +3926,27 @@
       </w:pPr>
       <w:r>
         <w:rPr/>
-        <w:t>Use the panel to decide how much confidence to place in a captured time and to synchronise a deck watch. Hide the panel when screen space is limited.</w:t>
+        <w:t xml:space="preserve">Use the panel to decide how much confidence to place in a captured time and to synchronise a deck watch. Use </w:t>
+      </w:r>
+      <w:r>
+        <w:rPr>
+          <w:rStyle w:val="Strong"/>
+        </w:rPr>
+        <w:t>Hide Time</w:t>
+      </w:r>
+      <w:r>
+        <w:rPr/>
+        <w:t xml:space="preserve"> and </w:t>
+      </w:r>
+      <w:r>
+        <w:rPr>
+          <w:rStyle w:val="Strong"/>
+        </w:rPr>
+        <w:t>Show Time</w:t>
+      </w:r>
+      <w:r>
+        <w:rPr/>
+        <w:t xml:space="preserve"> to hide or restore the Time integrity panel when screen space is limited; this does not change the solver's time corrections.</w:t>
       </w:r>
     </w:p>
     <w:p>
